--- a/3year/5semester/DBMS/РГР/РГР.docx
+++ b/3year/5semester/DBMS/РГР/РГР.docx
@@ -1,6 +1,6 @@
 
 <file path=word/document.xml><?xml version="1.0" encoding="utf-8"?>
-<w:document xmlns:wpc="http://schemas.microsoft.com/office/word/2010/wordprocessingCanvas" xmlns:cx="http://schemas.microsoft.com/office/drawing/2014/chartex" xmlns:mc="http://schemas.openxmlformats.org/markup-compatibility/2006" xmlns:o="urn:schemas-microsoft-com:office:office" xmlns:r="http://schemas.openxmlformats.org/officeDocument/2006/relationships" xmlns:m="http://schemas.openxmlformats.org/officeDocument/2006/math" xmlns:v="urn:schemas-microsoft-com:vml" xmlns:wp14="http://schemas.microsoft.com/office/word/2010/wordprocessingDrawing" xmlns:wp="http://schemas.openxmlformats.org/drawingml/2006/wordprocessingDrawing" xmlns:w10="urn:schemas-microsoft-com:office:word" xmlns:w="http://schemas.openxmlformats.org/wordprocessingml/2006/main" xmlns:w14="http://schemas.microsoft.com/office/word/2010/wordml" xmlns:w15="http://schemas.microsoft.com/office/word/2012/wordml" xmlns:w16se="http://schemas.microsoft.com/office/word/2015/wordml/symex" xmlns:wpg="http://schemas.microsoft.com/office/word/2010/wordprocessingGroup" xmlns:wpi="http://schemas.microsoft.com/office/word/2010/wordprocessingInk" xmlns:wne="http://schemas.microsoft.com/office/word/2006/wordml" xmlns:wps="http://schemas.microsoft.com/office/word/2010/wordprocessingShape" mc:Ignorable="w14 w15 w16se wp14">
+<w:document xmlns:wpc="http://schemas.microsoft.com/office/word/2010/wordprocessingCanvas" xmlns:cx="http://schemas.microsoft.com/office/drawing/2014/chartex" xmlns:cx1="http://schemas.microsoft.com/office/drawing/2015/9/8/chartex" xmlns:cx2="http://schemas.microsoft.com/office/drawing/2015/10/21/chartex" xmlns:cx3="http://schemas.microsoft.com/office/drawing/2016/5/9/chartex" xmlns:cx4="http://schemas.microsoft.com/office/drawing/2016/5/10/chartex" xmlns:cx5="http://schemas.microsoft.com/office/drawing/2016/5/11/chartex" xmlns:cx6="http://schemas.microsoft.com/office/drawing/2016/5/12/chartex" xmlns:cx7="http://schemas.microsoft.com/office/drawing/2016/5/13/chartex" xmlns:cx8="http://schemas.microsoft.com/office/drawing/2016/5/14/chartex" xmlns:mc="http://schemas.openxmlformats.org/markup-compatibility/2006" xmlns:aink="http://schemas.microsoft.com/office/drawing/2016/ink" xmlns:am3d="http://schemas.microsoft.com/office/drawing/2017/model3d" xmlns:o="urn:schemas-microsoft-com:office:office" xmlns:oel="http://schemas.microsoft.com/office/2019/extlst" xmlns:r="http://schemas.openxmlformats.org/officeDocument/2006/relationships" xmlns:m="http://schemas.openxmlformats.org/officeDocument/2006/math" xmlns:v="urn:schemas-microsoft-com:vml" xmlns:wp14="http://schemas.microsoft.com/office/word/2010/wordprocessingDrawing" xmlns:wp="http://schemas.openxmlformats.org/drawingml/2006/wordprocessingDrawing" xmlns:w10="urn:schemas-microsoft-com:office:word" xmlns:w="http://schemas.openxmlformats.org/wordprocessingml/2006/main" xmlns:w14="http://schemas.microsoft.com/office/word/2010/wordml" xmlns:w15="http://schemas.microsoft.com/office/word/2012/wordml" xmlns:w16cex="http://schemas.microsoft.com/office/word/2018/wordml/cex" xmlns:w16cid="http://schemas.microsoft.com/office/word/2016/wordml/cid" xmlns:w16="http://schemas.microsoft.com/office/word/2018/wordml" xmlns:w16du="http://schemas.microsoft.com/office/word/2023/wordml/word16du" xmlns:w16sdtdh="http://schemas.microsoft.com/office/word/2020/wordml/sdtdatahash" xmlns:w16sdtfl="http://schemas.microsoft.com/office/word/2024/wordml/sdtformatlock" xmlns:w16se="http://schemas.microsoft.com/office/word/2015/wordml/symex" xmlns:wpg="http://schemas.microsoft.com/office/word/2010/wordprocessingGroup" xmlns:wpi="http://schemas.microsoft.com/office/word/2010/wordprocessingInk" xmlns:wne="http://schemas.microsoft.com/office/word/2006/wordml" xmlns:wps="http://schemas.microsoft.com/office/word/2010/wordprocessingShape" mc:Ignorable="w14 w15 w16se w16cid w16 w16cex w16sdtdh w16sdtfl w16du wp14">
   <w:body>
     <w:p>
       <w:pPr>
@@ -77,7 +77,6 @@
       <w:r>
         <w:t>Фиксация периодических показаний счётчиков с контролем корректности (</w:t>
       </w:r>
-      <w:proofErr w:type="gramStart"/>
       <w:r>
         <w:t>текущие</w:t>
       </w:r>
@@ -87,7 +86,6 @@
       <w:r>
         <w:t>&gt;</w:t>
       </w:r>
-      <w:proofErr w:type="gramEnd"/>
       <w:r>
         <w:t xml:space="preserve"> предыдущие).</w:t>
       </w:r>
@@ -562,15 +560,7 @@
         <w:ind w:left="1434" w:hanging="357"/>
       </w:pPr>
       <w:r>
-        <w:t xml:space="preserve">Единица измерения (м³, </w:t>
-      </w:r>
-      <w:proofErr w:type="spellStart"/>
-      <w:r>
-        <w:t>кВт·ч</w:t>
-      </w:r>
-      <w:proofErr w:type="spellEnd"/>
-      <w:r>
-        <w:t>)</w:t>
+        <w:t>Единица измерения (м³, кВт·ч)</w:t>
       </w:r>
     </w:p>
     <w:p>
@@ -686,13 +676,8 @@
         <w:ind w:left="1434" w:hanging="357"/>
       </w:pPr>
       <w:r>
-        <w:t xml:space="preserve">Статус </w:t>
-      </w:r>
-      <w:proofErr w:type="gramStart"/>
-      <w:r>
-        <w:t>договора(</w:t>
-      </w:r>
-      <w:proofErr w:type="gramEnd"/>
+        <w:t>Статус договора(</w:t>
+      </w:r>
       <w:r>
         <w:t>активен, расторгнут</w:t>
       </w:r>
@@ -1301,15 +1286,7 @@
         <w:ind w:left="1066" w:hanging="357"/>
       </w:pPr>
       <w:r>
-        <w:t xml:space="preserve">Клиент — Договор: </w:t>
-      </w:r>
-      <w:proofErr w:type="gramStart"/>
-      <w:r>
-        <w:t>1:M.</w:t>
-      </w:r>
-      <w:proofErr w:type="gramEnd"/>
-      <w:r>
-        <w:t xml:space="preserve"> Один клиент может иметь несколько договоров.</w:t>
+        <w:t>Клиент — Договор: 1:M. Один клиент может иметь несколько договоров.</w:t>
       </w:r>
     </w:p>
     <w:p>
@@ -1322,15 +1299,7 @@
         <w:ind w:left="1066" w:hanging="357"/>
       </w:pPr>
       <w:r>
-        <w:t xml:space="preserve">Услуга — Договор: </w:t>
-      </w:r>
-      <w:proofErr w:type="gramStart"/>
-      <w:r>
-        <w:t>1:M.</w:t>
-      </w:r>
-      <w:proofErr w:type="gramEnd"/>
-      <w:r>
-        <w:t xml:space="preserve"> На одну услугу может быть заключено множество договоров.</w:t>
+        <w:t>Услуга — Договор: 1:M. На одну услугу может быть заключено множество договоров.</w:t>
       </w:r>
     </w:p>
     <w:p>
@@ -1343,15 +1312,7 @@
         <w:ind w:left="1066" w:hanging="357"/>
       </w:pPr>
       <w:r>
-        <w:t xml:space="preserve">Договор — Счётчик: </w:t>
-      </w:r>
-      <w:proofErr w:type="gramStart"/>
-      <w:r>
-        <w:t>1:M.</w:t>
-      </w:r>
-      <w:proofErr w:type="gramEnd"/>
-      <w:r>
-        <w:t xml:space="preserve"> По одному договору может быть установлено несколько счётчиков (например, отдельно на горячую и холодную воду).</w:t>
+        <w:t>Договор — Счётчик: 1:M. По одному договору может быть установлено несколько счётчиков (например, отдельно на горячую и холодную воду).</w:t>
       </w:r>
     </w:p>
     <w:p>
@@ -1364,15 +1325,7 @@
         <w:ind w:left="1066" w:hanging="357"/>
       </w:pPr>
       <w:r>
-        <w:t xml:space="preserve">Счётчик — Показание: </w:t>
-      </w:r>
-      <w:proofErr w:type="gramStart"/>
-      <w:r>
-        <w:t>1:M.</w:t>
-      </w:r>
-      <w:proofErr w:type="gramEnd"/>
-      <w:r>
-        <w:t xml:space="preserve"> С каждого счётчика снимаются показания ежемесячно.</w:t>
+        <w:t>Счётчик — Показание: 1:M. С каждого счётчика снимаются показания ежемесячно.</w:t>
       </w:r>
     </w:p>
     <w:p>
@@ -1385,15 +1338,7 @@
         <w:ind w:left="1066" w:hanging="357"/>
       </w:pPr>
       <w:r>
-        <w:t xml:space="preserve">Услуга — Тариф: </w:t>
-      </w:r>
-      <w:proofErr w:type="gramStart"/>
-      <w:r>
-        <w:t>1:M.</w:t>
-      </w:r>
-      <w:proofErr w:type="gramEnd"/>
-      <w:r>
-        <w:t xml:space="preserve"> Для каждой услуги тарифы меняются с течением времени.</w:t>
+        <w:t>Услуга — Тариф: 1:M. Для каждой услуги тарифы меняются с течением времени.</w:t>
       </w:r>
     </w:p>
     <w:p>
@@ -1406,15 +1351,7 @@
         <w:ind w:left="1066" w:hanging="357"/>
       </w:pPr>
       <w:r>
-        <w:t xml:space="preserve">Договор — Начисление: </w:t>
-      </w:r>
-      <w:proofErr w:type="gramStart"/>
-      <w:r>
-        <w:t>1:M.</w:t>
-      </w:r>
-      <w:proofErr w:type="gramEnd"/>
-      <w:r>
-        <w:t xml:space="preserve"> По каждому договору формируются ежемесячные начисления.</w:t>
+        <w:t>Договор — Начисление: 1:M. По каждому договору формируются ежемесячные начисления.</w:t>
       </w:r>
     </w:p>
     <w:p>
@@ -1428,15 +1365,7 @@
       </w:pPr>
       <w:r>
         <w:lastRenderedPageBreak/>
-        <w:t xml:space="preserve">Клиент — Платёж: </w:t>
-      </w:r>
-      <w:proofErr w:type="gramStart"/>
-      <w:r>
-        <w:t>1:M.</w:t>
-      </w:r>
-      <w:proofErr w:type="gramEnd"/>
-      <w:r>
-        <w:t xml:space="preserve"> Один клиент может совершать множество платежей.</w:t>
+        <w:t>Клиент — Платёж: 1:M. Один клиент может совершать множество платежей.</w:t>
       </w:r>
     </w:p>
     <w:p>
@@ -1449,15 +1378,7 @@
         <w:ind w:left="1066" w:hanging="357"/>
       </w:pPr>
       <w:r>
-        <w:t xml:space="preserve">Начисление — Распределение платежа: </w:t>
-      </w:r>
-      <w:proofErr w:type="gramStart"/>
-      <w:r>
-        <w:t>1:M.</w:t>
-      </w:r>
-      <w:proofErr w:type="gramEnd"/>
-      <w:r>
-        <w:t xml:space="preserve"> Одно начисление может быть оплачено частями (связующая сущность).</w:t>
+        <w:t>Начисление — Распределение платежа: 1:M. Одно начисление может быть оплачено частями (связующая сущность).</w:t>
       </w:r>
     </w:p>
     <w:p>
@@ -1470,15 +1391,7 @@
         <w:ind w:left="1066" w:hanging="357"/>
       </w:pPr>
       <w:r>
-        <w:t xml:space="preserve">Платёж — Распределение платежа: </w:t>
-      </w:r>
-      <w:proofErr w:type="gramStart"/>
-      <w:r>
-        <w:t>1:M.</w:t>
-      </w:r>
-      <w:proofErr w:type="gramEnd"/>
-      <w:r>
-        <w:t xml:space="preserve"> Один платёж может распределяться на несколько начислений (связующая сущность).</w:t>
+        <w:t>Платёж — Распределение платежа: 1:M. Один платёж может распределяться на несколько начислений (связующая сущность).</w:t>
       </w:r>
     </w:p>
     <w:p>
@@ -1491,7 +1404,7 @@
         <w:pStyle w:val="a5"/>
       </w:pPr>
       <w:r>
-        <w:pict>
+        <w:pict w14:anchorId="5C27FAC7">
           <v:shapetype id="_x0000_t75" coordsize="21600,21600" o:spt="75" o:preferrelative="t" path="m@4@5l@4@11@9@11@9@5xe" filled="f" stroked="f">
             <v:stroke joinstyle="miter"/>
             <v:formulas>
@@ -1511,7 +1424,7 @@
             <v:path o:extrusionok="f" gradientshapeok="t" o:connecttype="rect"/>
             <o:lock v:ext="edit" aspectratio="t"/>
           </v:shapetype>
-          <v:shape id="_x0000_i1037" type="#_x0000_t75" style="width:467.25pt;height:244.5pt">
+          <v:shape id="_x0000_i1025" type="#_x0000_t75" style="width:467.25pt;height:244.6pt">
             <v:imagedata r:id="rId5" o:title="logl"/>
           </v:shape>
         </w:pict>
@@ -1548,15 +1461,7 @@
         <w:ind w:left="1066" w:hanging="357"/>
       </w:pPr>
       <w:r>
-        <w:t xml:space="preserve">1НФ: Все атрибуты </w:t>
-      </w:r>
-      <w:proofErr w:type="spellStart"/>
-      <w:r>
-        <w:t>атомарны</w:t>
-      </w:r>
-      <w:proofErr w:type="spellEnd"/>
-      <w:r>
-        <w:t>, нет повторяющихся групп.</w:t>
+        <w:t>1НФ: Все атрибуты атомарны, нет повторяющихся групп.</w:t>
       </w:r>
     </w:p>
     <w:p>
@@ -1569,15 +1474,7 @@
         <w:ind w:left="1066" w:hanging="357"/>
       </w:pPr>
       <w:r>
-        <w:t xml:space="preserve">2НФ: Все </w:t>
-      </w:r>
-      <w:proofErr w:type="spellStart"/>
-      <w:r>
-        <w:t>неключевые</w:t>
-      </w:r>
-      <w:proofErr w:type="spellEnd"/>
-      <w:r>
-        <w:t xml:space="preserve"> атрибуты полностью зависят от первичного ключа.</w:t>
+        <w:t>2НФ: Все неключевые атрибуты полностью зависят от первичного ключа.</w:t>
       </w:r>
     </w:p>
     <w:p>
@@ -1597,7 +1494,13 @@
       <w:pPr>
         <w:pStyle w:val="1"/>
       </w:pPr>
-      <w:r>
+    </w:p>
+    <w:p>
+      <w:pPr>
+        <w:pStyle w:val="1"/>
+      </w:pPr>
+      <w:r>
+        <w:lastRenderedPageBreak/>
         <w:t xml:space="preserve">4. </w:t>
       </w:r>
       <w:r>
@@ -1605,14 +1508,1010 @@
       </w:r>
     </w:p>
     <w:p>
-      <w:pPr>
-        <w:rPr>
-          <w:lang w:val="en-US"/>
-        </w:rPr>
-      </w:pPr>
-      <w:r>
+      <w:r>
+        <w:t>Таблицы</w:t>
+      </w:r>
+      <w:r>
+        <w:t xml:space="preserve"> </w:t>
+      </w:r>
+      <w:r>
+        <w:t>и</w:t>
+      </w:r>
+      <w:r>
+        <w:t xml:space="preserve"> </w:t>
+      </w:r>
+      <w:r>
+        <w:t>их</w:t>
+      </w:r>
+      <w:r>
+        <w:t xml:space="preserve"> </w:t>
+      </w:r>
+      <w:r>
+        <w:t>структура</w:t>
+      </w:r>
+      <w:r>
+        <w:t>:</w:t>
+      </w:r>
+    </w:p>
+    <w:p>
+      <w:pPr>
+        <w:pStyle w:val="a3"/>
+        <w:numPr>
+          <w:ilvl w:val="0"/>
+          <w:numId w:val="17"/>
+        </w:numPr>
+        <w:ind w:left="1066" w:hanging="357"/>
+        <w:rPr>
+          <w:i/>
+          <w:lang w:val="en-US"/>
+        </w:rPr>
+      </w:pPr>
+      <w:r>
+        <w:rPr>
+          <w:i/>
+          <w:lang w:val="en-US"/>
+        </w:rPr>
+        <w:t>clients</w:t>
+      </w:r>
+    </w:p>
+    <w:p>
+      <w:pPr>
+        <w:pStyle w:val="a3"/>
+        <w:numPr>
+          <w:ilvl w:val="0"/>
+          <w:numId w:val="18"/>
+        </w:numPr>
+        <w:rPr>
+          <w:i/>
+          <w:lang w:val="en-US"/>
+        </w:rPr>
+      </w:pPr>
+      <w:r>
+        <w:rPr>
+          <w:i/>
+          <w:lang w:val="en-US"/>
+        </w:rPr>
+        <w:t xml:space="preserve">client_id </w:t>
+      </w:r>
+      <w:r>
+        <w:rPr>
+          <w:i/>
+          <w:lang w:val="en-US"/>
+        </w:rPr>
+        <w:t>SERIAL PRIMARY KEY</w:t>
+      </w:r>
+    </w:p>
+    <w:p>
+      <w:pPr>
+        <w:pStyle w:val="a3"/>
+        <w:numPr>
+          <w:ilvl w:val="0"/>
+          <w:numId w:val="18"/>
+        </w:numPr>
+        <w:rPr>
+          <w:i/>
+          <w:lang w:val="en-US"/>
+        </w:rPr>
+      </w:pPr>
+      <w:r>
+        <w:rPr>
+          <w:i/>
+          <w:lang w:val="en-US"/>
+        </w:rPr>
+        <w:t>client_type VARCHAR</w:t>
+      </w:r>
+      <w:r>
+        <w:rPr>
+          <w:lang w:val="en-US"/>
+        </w:rPr>
+        <w:t xml:space="preserve">(20) </w:t>
+      </w:r>
+      <w:r>
+        <w:rPr>
+          <w:i/>
+          <w:lang w:val="en-US"/>
+        </w:rPr>
+        <w:t>NOT NULL</w:t>
+      </w:r>
+    </w:p>
+    <w:p>
+      <w:pPr>
+        <w:pStyle w:val="a3"/>
+        <w:numPr>
+          <w:ilvl w:val="0"/>
+          <w:numId w:val="18"/>
+        </w:numPr>
+        <w:rPr>
+          <w:i/>
+          <w:lang w:val="en-US"/>
+        </w:rPr>
+      </w:pPr>
+      <w:r>
+        <w:rPr>
+          <w:i/>
+          <w:lang w:val="en-US"/>
+        </w:rPr>
+        <w:t>full_name VARCHAR</w:t>
+      </w:r>
+      <w:r>
+        <w:rPr>
+          <w:lang w:val="en-US"/>
+        </w:rPr>
+        <w:t xml:space="preserve">(255) </w:t>
+      </w:r>
+      <w:r>
+        <w:rPr>
+          <w:i/>
+          <w:lang w:val="en-US"/>
+        </w:rPr>
+        <w:t>NOT NULL</w:t>
+      </w:r>
+    </w:p>
+    <w:p>
+      <w:pPr>
+        <w:pStyle w:val="a3"/>
+        <w:numPr>
+          <w:ilvl w:val="0"/>
+          <w:numId w:val="18"/>
+        </w:numPr>
+        <w:rPr>
+          <w:lang w:val="en-US"/>
+        </w:rPr>
+      </w:pPr>
+      <w:r>
+        <w:rPr>
+          <w:i/>
+          <w:lang w:val="en-US"/>
+        </w:rPr>
+        <w:t xml:space="preserve">identity_doc </w:t>
+      </w:r>
+      <w:r>
+        <w:rPr>
+          <w:i/>
+          <w:lang w:val="en-US"/>
+        </w:rPr>
+        <w:t>VARCHAR</w:t>
+      </w:r>
+      <w:r>
+        <w:rPr>
+          <w:lang w:val="en-US"/>
+        </w:rPr>
+        <w:t xml:space="preserve">(100) </w:t>
+      </w:r>
+      <w:r>
+        <w:rPr>
+          <w:i/>
+          <w:lang w:val="en-US"/>
+        </w:rPr>
+        <w:t>NOT NULL</w:t>
+      </w:r>
+    </w:p>
+    <w:p>
+      <w:pPr>
+        <w:pStyle w:val="a3"/>
+        <w:numPr>
+          <w:ilvl w:val="0"/>
+          <w:numId w:val="18"/>
+        </w:numPr>
+        <w:rPr>
+          <w:lang w:val="en-US"/>
+        </w:rPr>
+      </w:pPr>
+      <w:r>
+        <w:rPr>
+          <w:i/>
+          <w:lang w:val="en-US"/>
+        </w:rPr>
+        <w:t>contacts TEXT NOT NULL</w:t>
+      </w:r>
+    </w:p>
+    <w:p>
+      <w:pPr>
+        <w:pStyle w:val="a3"/>
+        <w:numPr>
+          <w:ilvl w:val="0"/>
+          <w:numId w:val="17"/>
+        </w:numPr>
+        <w:ind w:left="1066" w:hanging="357"/>
+        <w:rPr>
+          <w:i/>
+          <w:lang w:val="en-US"/>
+        </w:rPr>
+      </w:pPr>
+      <w:r>
+        <w:rPr>
+          <w:i/>
+          <w:lang w:val="en-US"/>
+        </w:rPr>
+        <w:t>services</w:t>
+      </w:r>
+    </w:p>
+    <w:p>
+      <w:pPr>
+        <w:pStyle w:val="a3"/>
+        <w:numPr>
+          <w:ilvl w:val="0"/>
+          <w:numId w:val="19"/>
+        </w:numPr>
+        <w:rPr>
+          <w:lang w:val="en-US"/>
+        </w:rPr>
+      </w:pPr>
+      <w:r>
+        <w:rPr>
+          <w:i/>
+          <w:lang w:val="en-US"/>
+        </w:rPr>
+        <w:t xml:space="preserve">service_id </w:t>
+      </w:r>
+      <w:r>
+        <w:rPr>
+          <w:i/>
+          <w:lang w:val="en-US"/>
+        </w:rPr>
+        <w:t>SERIAL</w:t>
+      </w:r>
+      <w:r>
+        <w:rPr>
+          <w:lang w:val="en-US"/>
+        </w:rPr>
+        <w:t xml:space="preserve"> </w:t>
+      </w:r>
+      <w:r>
+        <w:rPr>
+          <w:i/>
+          <w:lang w:val="en-US"/>
+        </w:rPr>
+        <w:t>PRIMARY</w:t>
+      </w:r>
+      <w:r>
+        <w:rPr>
+          <w:lang w:val="en-US"/>
+        </w:rPr>
+        <w:t xml:space="preserve"> </w:t>
+      </w:r>
+      <w:r>
+        <w:rPr>
+          <w:i/>
+          <w:lang w:val="en-US"/>
+        </w:rPr>
+        <w:t>KEY</w:t>
+      </w:r>
+    </w:p>
+    <w:p>
+      <w:pPr>
+        <w:pStyle w:val="a3"/>
+        <w:numPr>
+          <w:ilvl w:val="0"/>
+          <w:numId w:val="19"/>
+        </w:numPr>
+        <w:rPr>
+          <w:lang w:val="en-US"/>
+        </w:rPr>
+      </w:pPr>
+      <w:r>
+        <w:rPr>
+          <w:i/>
+          <w:lang w:val="en-US"/>
+        </w:rPr>
+        <w:t xml:space="preserve">service_name </w:t>
+      </w:r>
+      <w:r>
+        <w:rPr>
+          <w:i/>
+          <w:lang w:val="en-US"/>
+        </w:rPr>
+        <w:t>VARCHAR</w:t>
+      </w:r>
+      <w:r>
+        <w:rPr>
+          <w:lang w:val="en-US"/>
+        </w:rPr>
+        <w:t xml:space="preserve">(100) </w:t>
+      </w:r>
+      <w:r>
+        <w:rPr>
+          <w:i/>
+          <w:lang w:val="en-US"/>
+        </w:rPr>
+        <w:t>NOT</w:t>
+      </w:r>
+      <w:r>
+        <w:rPr>
+          <w:lang w:val="en-US"/>
+        </w:rPr>
+        <w:t xml:space="preserve"> </w:t>
+      </w:r>
+      <w:r>
+        <w:rPr>
+          <w:i/>
+          <w:lang w:val="en-US"/>
+        </w:rPr>
+        <w:t>NULL</w:t>
+      </w:r>
+    </w:p>
+    <w:p>
+      <w:pPr>
+        <w:pStyle w:val="a3"/>
+        <w:numPr>
+          <w:ilvl w:val="0"/>
+          <w:numId w:val="19"/>
+        </w:numPr>
+        <w:rPr>
+          <w:i/>
+          <w:lang w:val="en-US"/>
+        </w:rPr>
+      </w:pPr>
+      <w:r>
+        <w:rPr>
+          <w:i/>
+          <w:lang w:val="en-US"/>
+        </w:rPr>
+        <w:t>unit</w:t>
+      </w:r>
+      <w:r>
+        <w:rPr>
+          <w:lang w:val="en-US"/>
+        </w:rPr>
+        <w:t xml:space="preserve"> </w:t>
+      </w:r>
+      <w:r>
+        <w:rPr>
+          <w:i/>
+          <w:lang w:val="en-US"/>
+        </w:rPr>
+        <w:t>VARCHAR</w:t>
+      </w:r>
+      <w:r>
+        <w:rPr>
+          <w:lang w:val="en-US"/>
+        </w:rPr>
+        <w:t xml:space="preserve">(20) </w:t>
+      </w:r>
+      <w:r>
+        <w:rPr>
+          <w:i/>
+          <w:lang w:val="en-US"/>
+        </w:rPr>
+        <w:t>NOT NULL</w:t>
+      </w:r>
+    </w:p>
+    <w:p>
+      <w:pPr>
+        <w:pStyle w:val="a3"/>
+        <w:numPr>
+          <w:ilvl w:val="0"/>
+          <w:numId w:val="17"/>
+        </w:numPr>
+        <w:ind w:left="1066" w:hanging="357"/>
+        <w:rPr>
+          <w:i/>
+          <w:lang w:val="en-US"/>
+        </w:rPr>
+      </w:pPr>
+      <w:r>
+        <w:rPr>
+          <w:i/>
+          <w:lang w:val="en-US"/>
+        </w:rPr>
+        <w:t>contracts</w:t>
+      </w:r>
+    </w:p>
+    <w:p>
+      <w:pPr>
+        <w:pStyle w:val="a3"/>
+        <w:numPr>
+          <w:ilvl w:val="0"/>
+          <w:numId w:val="20"/>
+        </w:numPr>
+        <w:rPr>
+          <w:i/>
+          <w:lang w:val="en-US"/>
+        </w:rPr>
+      </w:pPr>
+      <w:r>
+        <w:rPr>
+          <w:i/>
+          <w:lang w:val="en-US"/>
+        </w:rPr>
+        <w:t xml:space="preserve">contract_id </w:t>
+      </w:r>
+      <w:r>
+        <w:rPr>
+          <w:i/>
+          <w:lang w:val="en-US"/>
+        </w:rPr>
+        <w:t>SERIAL</w:t>
+      </w:r>
+      <w:r>
+        <w:rPr>
+          <w:lang w:val="en-US"/>
+        </w:rPr>
+        <w:t xml:space="preserve"> </w:t>
+      </w:r>
+      <w:r>
+        <w:rPr>
+          <w:i/>
+          <w:lang w:val="en-US"/>
+        </w:rPr>
+        <w:t>PRIMARY KEY</w:t>
+      </w:r>
+    </w:p>
+    <w:p>
+      <w:pPr>
+        <w:pStyle w:val="a3"/>
+        <w:numPr>
+          <w:ilvl w:val="0"/>
+          <w:numId w:val="20"/>
+        </w:numPr>
+        <w:rPr>
+          <w:lang w:val="en-US"/>
+        </w:rPr>
+      </w:pPr>
+      <w:r>
+        <w:rPr>
+          <w:i/>
+          <w:lang w:val="en-US"/>
+        </w:rPr>
+        <w:t xml:space="preserve">contract_number </w:t>
+      </w:r>
+      <w:r>
+        <w:rPr>
+          <w:i/>
+          <w:lang w:val="en-US"/>
+        </w:rPr>
+        <w:t>VARCHAR</w:t>
+      </w:r>
+      <w:r>
+        <w:rPr>
+          <w:lang w:val="en-US"/>
+        </w:rPr>
+        <w:t xml:space="preserve">(50) </w:t>
+      </w:r>
+      <w:r>
+        <w:rPr>
+          <w:i/>
+          <w:lang w:val="en-US"/>
+        </w:rPr>
+        <w:t>NOT NULL</w:t>
+      </w:r>
+    </w:p>
+    <w:p>
+      <w:pPr>
+        <w:pStyle w:val="a3"/>
+        <w:numPr>
+          <w:ilvl w:val="0"/>
+          <w:numId w:val="20"/>
+        </w:numPr>
+        <w:rPr>
+          <w:lang w:val="en-US"/>
+        </w:rPr>
+      </w:pPr>
+      <w:r>
+        <w:rPr>
+          <w:i/>
+          <w:lang w:val="en-US"/>
+        </w:rPr>
+        <w:t xml:space="preserve">client_id </w:t>
+      </w:r>
+      <w:r>
+        <w:rPr>
+          <w:i/>
+          <w:lang w:val="en-US"/>
+        </w:rPr>
+        <w:t>INTEGER</w:t>
+      </w:r>
+      <w:r>
+        <w:rPr>
+          <w:lang w:val="en-US"/>
+        </w:rPr>
+        <w:t xml:space="preserve"> </w:t>
+      </w:r>
+      <w:r>
+        <w:rPr>
+          <w:i/>
+          <w:lang w:val="en-US"/>
+        </w:rPr>
+        <w:t>NOT NULL REFERENCES</w:t>
+      </w:r>
+      <w:r>
+        <w:rPr>
+          <w:lang w:val="en-US"/>
+        </w:rPr>
+        <w:t xml:space="preserve"> </w:t>
+      </w:r>
+      <w:r>
+        <w:rPr>
+          <w:i/>
+          <w:lang w:val="en-US"/>
+        </w:rPr>
+        <w:t>clients</w:t>
+      </w:r>
+      <w:r>
+        <w:rPr>
+          <w:lang w:val="en-US"/>
+        </w:rPr>
+        <w:t>(</w:t>
+      </w:r>
+      <w:r>
+        <w:rPr>
+          <w:i/>
+          <w:lang w:val="en-US"/>
+        </w:rPr>
+        <w:t>client_id</w:t>
+      </w:r>
+      <w:r>
+        <w:rPr>
+          <w:lang w:val="en-US"/>
+        </w:rPr>
+        <w:t xml:space="preserve">) </w:t>
+      </w:r>
+      <w:r>
+        <w:rPr>
+          <w:i/>
+          <w:lang w:val="en-US"/>
+        </w:rPr>
+        <w:t>ON</w:t>
+      </w:r>
+      <w:r>
+        <w:rPr>
+          <w:lang w:val="en-US"/>
+        </w:rPr>
+        <w:t xml:space="preserve"> </w:t>
+      </w:r>
+      <w:r>
+        <w:rPr>
+          <w:i/>
+          <w:lang w:val="en-US"/>
+        </w:rPr>
+        <w:t>DELETE</w:t>
+      </w:r>
+      <w:r>
+        <w:rPr>
+          <w:lang w:val="en-US"/>
+        </w:rPr>
+        <w:t xml:space="preserve"> </w:t>
+      </w:r>
+      <w:r>
+        <w:rPr>
+          <w:i/>
+          <w:lang w:val="en-US"/>
+        </w:rPr>
+        <w:t>CASCADE</w:t>
+      </w:r>
+    </w:p>
+    <w:p>
+      <w:pPr>
+        <w:pStyle w:val="a3"/>
+        <w:numPr>
+          <w:ilvl w:val="0"/>
+          <w:numId w:val="20"/>
+        </w:numPr>
+        <w:rPr>
+          <w:lang w:val="en-US"/>
+        </w:rPr>
+      </w:pPr>
+      <w:r>
+        <w:rPr>
+          <w:i/>
+          <w:lang w:val="en-US"/>
+        </w:rPr>
+        <w:t xml:space="preserve">service_id </w:t>
+      </w:r>
+      <w:r>
+        <w:rPr>
+          <w:i/>
+          <w:lang w:val="en-US"/>
+        </w:rPr>
+        <w:t>INTEGER</w:t>
+      </w:r>
+      <w:r>
+        <w:rPr>
+          <w:lang w:val="en-US"/>
+        </w:rPr>
+        <w:t xml:space="preserve"> </w:t>
+      </w:r>
+      <w:r>
+        <w:rPr>
+          <w:i/>
+          <w:lang w:val="en-US"/>
+        </w:rPr>
+        <w:t>NOT NULL REFERENCES</w:t>
+      </w:r>
+      <w:r>
+        <w:rPr>
+          <w:lang w:val="en-US"/>
+        </w:rPr>
+        <w:t xml:space="preserve"> </w:t>
+      </w:r>
+      <w:r>
+        <w:rPr>
+          <w:i/>
+          <w:lang w:val="en-US"/>
+        </w:rPr>
+        <w:t>services</w:t>
+      </w:r>
+      <w:r>
+        <w:rPr>
+          <w:lang w:val="en-US"/>
+        </w:rPr>
+        <w:t>(</w:t>
+      </w:r>
+      <w:r>
+        <w:rPr>
+          <w:i/>
+          <w:lang w:val="en-US"/>
+        </w:rPr>
+        <w:t>service_id</w:t>
+      </w:r>
+      <w:r>
+        <w:rPr>
+          <w:lang w:val="en-US"/>
+        </w:rPr>
+        <w:t xml:space="preserve">) </w:t>
+      </w:r>
+      <w:r>
+        <w:rPr>
+          <w:i/>
+          <w:lang w:val="en-US"/>
+        </w:rPr>
+        <w:t>ON DELETE RESTRICT</w:t>
+      </w:r>
+    </w:p>
+    <w:p>
+      <w:pPr>
+        <w:pStyle w:val="a3"/>
+        <w:numPr>
+          <w:ilvl w:val="0"/>
+          <w:numId w:val="20"/>
+        </w:numPr>
+        <w:rPr>
+          <w:lang w:val="en-US"/>
+        </w:rPr>
+      </w:pPr>
+      <w:r>
+        <w:rPr>
+          <w:i/>
+          <w:lang w:val="en-US"/>
+        </w:rPr>
+        <w:t xml:space="preserve">start_date </w:t>
+      </w:r>
+      <w:r>
+        <w:rPr>
+          <w:i/>
+          <w:lang w:val="en-US"/>
+        </w:rPr>
+        <w:t>DATE NOT NULL</w:t>
+      </w:r>
+    </w:p>
+    <w:p>
+      <w:pPr>
+        <w:pStyle w:val="a3"/>
+        <w:numPr>
+          <w:ilvl w:val="0"/>
+          <w:numId w:val="20"/>
+        </w:numPr>
+        <w:rPr>
+          <w:i/>
+          <w:lang w:val="en-US"/>
+        </w:rPr>
+      </w:pPr>
+      <w:r>
+        <w:rPr>
+          <w:i/>
+          <w:lang w:val="en-US"/>
+        </w:rPr>
+        <w:t>end_</w:t>
+      </w:r>
+      <w:r>
+        <w:rPr>
+          <w:i/>
+          <w:lang w:val="en-US"/>
+        </w:rPr>
+        <w:t>date DATE</w:t>
+      </w:r>
+    </w:p>
+    <w:p>
+      <w:pPr>
+        <w:pStyle w:val="a3"/>
+        <w:numPr>
+          <w:ilvl w:val="0"/>
+          <w:numId w:val="20"/>
+        </w:numPr>
+        <w:rPr>
+          <w:lang w:val="en-US"/>
+        </w:rPr>
+      </w:pPr>
+      <w:r>
+        <w:rPr>
+          <w:i/>
+          <w:lang w:val="en-US"/>
+        </w:rPr>
+        <w:t>status</w:t>
+      </w:r>
+      <w:r>
+        <w:rPr>
+          <w:lang w:val="en-US"/>
+        </w:rPr>
+        <w:t xml:space="preserve"> </w:t>
+      </w:r>
+      <w:r>
+        <w:rPr>
+          <w:i/>
+          <w:lang w:val="en-US"/>
+        </w:rPr>
+        <w:t>VARCHAR</w:t>
+      </w:r>
+      <w:r>
+        <w:rPr>
+          <w:lang w:val="en-US"/>
+        </w:rPr>
+        <w:t>(20) NOT NULL DEFAULT '</w:t>
+      </w:r>
+      <w:r>
+        <w:t>Активен</w:t>
+      </w:r>
+      <w:r>
+        <w:rPr>
+          <w:lang w:val="en-US"/>
+        </w:rPr>
+        <w:t>'</w:t>
+      </w:r>
+    </w:p>
+    <w:p>
+      <w:pPr>
+        <w:pStyle w:val="a3"/>
+        <w:numPr>
+          <w:ilvl w:val="0"/>
+          <w:numId w:val="17"/>
+        </w:numPr>
+        <w:ind w:left="1066" w:hanging="357"/>
+        <w:rPr>
+          <w:i/>
+          <w:lang w:val="en-US"/>
+        </w:rPr>
+      </w:pPr>
+      <w:r>
+        <w:rPr>
+          <w:i/>
+          <w:lang w:val="en-US"/>
+        </w:rPr>
+        <w:t>meters</w:t>
+      </w:r>
+    </w:p>
+    <w:p>
+      <w:pPr>
+        <w:pStyle w:val="a3"/>
+        <w:numPr>
+          <w:ilvl w:val="0"/>
+          <w:numId w:val="20"/>
+        </w:numPr>
+        <w:rPr>
+          <w:lang w:val="en-US"/>
+        </w:rPr>
+      </w:pPr>
+      <w:r>
+        <w:rPr>
+          <w:i/>
+          <w:lang w:val="en-US"/>
+        </w:rPr>
+        <w:t xml:space="preserve">meter_id </w:t>
+      </w:r>
+      <w:r>
+        <w:rPr>
+          <w:i/>
+          <w:lang w:val="en-US"/>
+        </w:rPr>
+        <w:t>SERIAL PRIMARY KEY</w:t>
+      </w:r>
+    </w:p>
+    <w:p>
+      <w:pPr>
+        <w:pStyle w:val="a3"/>
+        <w:numPr>
+          <w:ilvl w:val="0"/>
+          <w:numId w:val="20"/>
+        </w:numPr>
+        <w:rPr>
+          <w:lang w:val="en-US"/>
+        </w:rPr>
+      </w:pPr>
+      <w:r>
+        <w:rPr>
+          <w:i/>
+          <w:lang w:val="en-US"/>
+        </w:rPr>
+        <w:t xml:space="preserve">serial_number </w:t>
+      </w:r>
+      <w:r>
+        <w:rPr>
+          <w:i/>
+          <w:lang w:val="en-US"/>
+        </w:rPr>
+        <w:t>VARCHAR</w:t>
+      </w:r>
+      <w:r>
+        <w:rPr>
+          <w:lang w:val="en-US"/>
+        </w:rPr>
+        <w:t xml:space="preserve">(100) </w:t>
+      </w:r>
+      <w:r>
+        <w:rPr>
+          <w:i/>
+          <w:lang w:val="en-US"/>
+        </w:rPr>
+        <w:t>NOT</w:t>
+      </w:r>
+      <w:r>
+        <w:rPr>
+          <w:lang w:val="en-US"/>
+        </w:rPr>
+        <w:t xml:space="preserve"> </w:t>
+      </w:r>
+      <w:r>
+        <w:rPr>
+          <w:i/>
+          <w:lang w:val="en-US"/>
+        </w:rPr>
+        <w:t>NULL</w:t>
+      </w:r>
+    </w:p>
+    <w:p>
+      <w:pPr>
+        <w:pStyle w:val="a3"/>
+        <w:numPr>
+          <w:ilvl w:val="0"/>
+          <w:numId w:val="20"/>
+        </w:numPr>
+        <w:rPr>
+          <w:lang w:val="en-US"/>
+        </w:rPr>
+      </w:pPr>
+      <w:r>
+        <w:rPr>
+          <w:i/>
+          <w:lang w:val="en-US"/>
+        </w:rPr>
+        <w:t>model</w:t>
+      </w:r>
+      <w:r>
+        <w:rPr>
+          <w:lang w:val="en-US"/>
+        </w:rPr>
+        <w:t xml:space="preserve"> </w:t>
+      </w:r>
+      <w:r>
+        <w:rPr>
+          <w:i/>
+          <w:lang w:val="en-US"/>
+        </w:rPr>
+        <w:t>VARCHAR</w:t>
+      </w:r>
+      <w:r>
+        <w:rPr>
+          <w:lang w:val="en-US"/>
+        </w:rPr>
+        <w:t xml:space="preserve">(100) </w:t>
+      </w:r>
+      <w:r>
+        <w:rPr>
+          <w:i/>
+          <w:lang w:val="en-US"/>
+        </w:rPr>
+        <w:t>NOT</w:t>
+      </w:r>
+      <w:r>
+        <w:rPr>
+          <w:lang w:val="en-US"/>
+        </w:rPr>
+        <w:t xml:space="preserve"> </w:t>
+      </w:r>
+      <w:r>
+        <w:rPr>
+          <w:i/>
+          <w:lang w:val="en-US"/>
+        </w:rPr>
+        <w:t>NULL</w:t>
+      </w:r>
+    </w:p>
+    <w:p>
+      <w:pPr>
+        <w:pStyle w:val="a3"/>
+        <w:numPr>
+          <w:ilvl w:val="0"/>
+          <w:numId w:val="20"/>
+        </w:numPr>
+        <w:rPr>
+          <w:lang w:val="en-US"/>
+        </w:rPr>
+      </w:pPr>
+      <w:r>
+        <w:rPr>
+          <w:i/>
+          <w:lang w:val="en-US"/>
+        </w:rPr>
+        <w:t xml:space="preserve">installation_date </w:t>
+      </w:r>
+      <w:r>
+        <w:rPr>
+          <w:i/>
+          <w:lang w:val="en-US"/>
+        </w:rPr>
+        <w:t>DATE</w:t>
+      </w:r>
+      <w:r>
+        <w:rPr>
+          <w:lang w:val="en-US"/>
+        </w:rPr>
+        <w:t xml:space="preserve"> </w:t>
+      </w:r>
+      <w:r>
+        <w:rPr>
+          <w:i/>
+          <w:lang w:val="en-US"/>
+        </w:rPr>
+        <w:t>NOT</w:t>
+      </w:r>
+      <w:r>
+        <w:rPr>
+          <w:lang w:val="en-US"/>
+        </w:rPr>
+        <w:t xml:space="preserve"> </w:t>
+      </w:r>
+      <w:r>
+        <w:rPr>
+          <w:i/>
+          <w:lang w:val="en-US"/>
+        </w:rPr>
+        <w:t>NULL</w:t>
+      </w:r>
+    </w:p>
+    <w:p>
+      <w:pPr>
+        <w:pStyle w:val="a3"/>
+        <w:numPr>
+          <w:ilvl w:val="0"/>
+          <w:numId w:val="20"/>
+        </w:numPr>
+        <w:rPr>
+          <w:i/>
+          <w:lang w:val="en-US"/>
+        </w:rPr>
+      </w:pPr>
+      <w:r>
+        <w:rPr>
+          <w:i/>
+          <w:lang w:val="en-US"/>
+        </w:rPr>
+        <w:t>location TEXT NOT NULL</w:t>
+      </w:r>
+    </w:p>
+    <w:p>
+      <w:pPr>
+        <w:pStyle w:val="a3"/>
+        <w:numPr>
+          <w:ilvl w:val="0"/>
+          <w:numId w:val="20"/>
+        </w:numPr>
+        <w:rPr>
+          <w:lang w:val="en-US"/>
+        </w:rPr>
+      </w:pPr>
+      <w:r>
+        <w:rPr>
+          <w:i/>
+          <w:lang w:val="en-US"/>
+        </w:rPr>
         <w:lastRenderedPageBreak/>
-        <w:t>Таблицы</w:t>
+        <w:t xml:space="preserve">contract_id </w:t>
+      </w:r>
+      <w:r>
+        <w:rPr>
+          <w:i/>
+          <w:lang w:val="en-US"/>
+        </w:rPr>
+        <w:t>INTEGER NOT NULL REFERENCES</w:t>
       </w:r>
       <w:r>
         <w:rPr>
@@ -1621,7 +2520,112 @@
         <w:t xml:space="preserve"> </w:t>
       </w:r>
       <w:r>
-        <w:t>и</w:t>
+        <w:rPr>
+          <w:i/>
+          <w:lang w:val="en-US"/>
+        </w:rPr>
+        <w:t>contracts</w:t>
+      </w:r>
+      <w:r>
+        <w:rPr>
+          <w:lang w:val="en-US"/>
+        </w:rPr>
+        <w:t>(</w:t>
+      </w:r>
+      <w:r>
+        <w:rPr>
+          <w:i/>
+          <w:lang w:val="en-US"/>
+        </w:rPr>
+        <w:t>contract_id</w:t>
+      </w:r>
+      <w:r>
+        <w:rPr>
+          <w:lang w:val="en-US"/>
+        </w:rPr>
+        <w:t xml:space="preserve">) </w:t>
+      </w:r>
+      <w:r>
+        <w:rPr>
+          <w:i/>
+          <w:lang w:val="en-US"/>
+        </w:rPr>
+        <w:t>ON DELETE CASCADE</w:t>
+      </w:r>
+    </w:p>
+    <w:p>
+      <w:pPr>
+        <w:pStyle w:val="a3"/>
+        <w:numPr>
+          <w:ilvl w:val="0"/>
+          <w:numId w:val="17"/>
+        </w:numPr>
+        <w:ind w:left="1066" w:hanging="357"/>
+        <w:rPr>
+          <w:i/>
+          <w:lang w:val="en-US"/>
+        </w:rPr>
+      </w:pPr>
+      <w:r>
+        <w:rPr>
+          <w:i/>
+          <w:lang w:val="en-US"/>
+        </w:rPr>
+        <w:t>meter_readings</w:t>
+      </w:r>
+    </w:p>
+    <w:p>
+      <w:pPr>
+        <w:pStyle w:val="a3"/>
+        <w:numPr>
+          <w:ilvl w:val="0"/>
+          <w:numId w:val="20"/>
+        </w:numPr>
+        <w:rPr>
+          <w:i/>
+          <w:lang w:val="en-US"/>
+        </w:rPr>
+      </w:pPr>
+      <w:r>
+        <w:rPr>
+          <w:i/>
+          <w:lang w:val="en-US"/>
+        </w:rPr>
+        <w:t xml:space="preserve">reading_id </w:t>
+      </w:r>
+      <w:r>
+        <w:rPr>
+          <w:i/>
+          <w:lang w:val="en-US"/>
+        </w:rPr>
+        <w:t>SERIAL PRIMARY KEY</w:t>
+      </w:r>
+    </w:p>
+    <w:p>
+      <w:pPr>
+        <w:pStyle w:val="a3"/>
+        <w:numPr>
+          <w:ilvl w:val="0"/>
+          <w:numId w:val="20"/>
+        </w:numPr>
+        <w:rPr>
+          <w:i/>
+          <w:lang w:val="en-US"/>
+        </w:rPr>
+      </w:pPr>
+      <w:r>
+        <w:rPr>
+          <w:i/>
+          <w:lang w:val="en-US"/>
+        </w:rPr>
+        <w:t>meter_</w:t>
+      </w:r>
+      <w:r>
+        <w:rPr>
+          <w:i/>
+          <w:lang w:val="en-US"/>
+        </w:rPr>
+        <w:t>id INTEGER NOT NULL REFERENCES</w:t>
       </w:r>
       <w:r>
         <w:rPr>
@@ -1630,7 +2634,220 @@
         <w:t xml:space="preserve"> </w:t>
       </w:r>
       <w:r>
-        <w:t>их</w:t>
+        <w:rPr>
+          <w:i/>
+          <w:lang w:val="en-US"/>
+        </w:rPr>
+        <w:t>meters</w:t>
+      </w:r>
+      <w:r>
+        <w:rPr>
+          <w:lang w:val="en-US"/>
+        </w:rPr>
+        <w:t>(</w:t>
+      </w:r>
+      <w:r>
+        <w:rPr>
+          <w:i/>
+          <w:lang w:val="en-US"/>
+        </w:rPr>
+        <w:t>meter_id</w:t>
+      </w:r>
+      <w:r>
+        <w:rPr>
+          <w:lang w:val="en-US"/>
+        </w:rPr>
+        <w:t xml:space="preserve">) </w:t>
+      </w:r>
+      <w:r>
+        <w:rPr>
+          <w:i/>
+          <w:lang w:val="en-US"/>
+        </w:rPr>
+        <w:t>ON DELETE CASCADE</w:t>
+      </w:r>
+    </w:p>
+    <w:p>
+      <w:pPr>
+        <w:pStyle w:val="a3"/>
+        <w:numPr>
+          <w:ilvl w:val="0"/>
+          <w:numId w:val="20"/>
+        </w:numPr>
+        <w:rPr>
+          <w:lang w:val="en-US"/>
+        </w:rPr>
+      </w:pPr>
+      <w:r>
+        <w:rPr>
+          <w:i/>
+          <w:lang w:val="en-US"/>
+        </w:rPr>
+        <w:t>reading_</w:t>
+      </w:r>
+      <w:r>
+        <w:rPr>
+          <w:i/>
+          <w:lang w:val="en-US"/>
+        </w:rPr>
+        <w:t>date DATE NOT NULL</w:t>
+      </w:r>
+    </w:p>
+    <w:p>
+      <w:pPr>
+        <w:pStyle w:val="a3"/>
+        <w:numPr>
+          <w:ilvl w:val="0"/>
+          <w:numId w:val="20"/>
+        </w:numPr>
+        <w:rPr>
+          <w:lang w:val="en-US"/>
+        </w:rPr>
+      </w:pPr>
+      <w:r>
+        <w:rPr>
+          <w:i/>
+          <w:lang w:val="en-US"/>
+        </w:rPr>
+        <w:t>current_value DECIMAL</w:t>
+      </w:r>
+      <w:r>
+        <w:rPr>
+          <w:lang w:val="en-US"/>
+        </w:rPr>
+        <w:t xml:space="preserve">(15, 3) </w:t>
+      </w:r>
+      <w:r>
+        <w:rPr>
+          <w:i/>
+          <w:lang w:val="en-US"/>
+        </w:rPr>
+        <w:t>NOT NULL</w:t>
+      </w:r>
+    </w:p>
+    <w:p>
+      <w:pPr>
+        <w:pStyle w:val="a3"/>
+        <w:numPr>
+          <w:ilvl w:val="0"/>
+          <w:numId w:val="20"/>
+        </w:numPr>
+        <w:rPr>
+          <w:lang w:val="en-US"/>
+        </w:rPr>
+      </w:pPr>
+      <w:r>
+        <w:rPr>
+          <w:i/>
+          <w:lang w:val="en-US"/>
+        </w:rPr>
+        <w:t>previous_value DECIMAL</w:t>
+      </w:r>
+      <w:r>
+        <w:rPr>
+          <w:lang w:val="en-US"/>
+        </w:rPr>
+        <w:t xml:space="preserve">(15, 3) </w:t>
+      </w:r>
+      <w:r>
+        <w:rPr>
+          <w:i/>
+          <w:lang w:val="en-US"/>
+        </w:rPr>
+        <w:t>NOT NULL</w:t>
+      </w:r>
+    </w:p>
+    <w:p>
+      <w:pPr>
+        <w:pStyle w:val="a3"/>
+        <w:numPr>
+          <w:ilvl w:val="0"/>
+          <w:numId w:val="20"/>
+        </w:numPr>
+        <w:rPr>
+          <w:lang w:val="en-US"/>
+        </w:rPr>
+      </w:pPr>
+      <w:r>
+        <w:rPr>
+          <w:lang w:val="en-US"/>
+        </w:rPr>
+        <w:t xml:space="preserve">consumption DECIMAL(15, 3) GENERATED ALWAYS AS (current_value - previous_value) STORED </w:t>
+      </w:r>
+    </w:p>
+    <w:p>
+      <w:pPr>
+        <w:pStyle w:val="a3"/>
+        <w:numPr>
+          <w:ilvl w:val="0"/>
+          <w:numId w:val="17"/>
+        </w:numPr>
+        <w:ind w:left="1066" w:hanging="357"/>
+        <w:rPr>
+          <w:i/>
+          <w:lang w:val="en-US"/>
+        </w:rPr>
+      </w:pPr>
+      <w:r>
+        <w:rPr>
+          <w:i/>
+          <w:lang w:val="en-US"/>
+        </w:rPr>
+        <w:t>tariffs</w:t>
+      </w:r>
+    </w:p>
+    <w:p>
+      <w:pPr>
+        <w:pStyle w:val="a3"/>
+        <w:numPr>
+          <w:ilvl w:val="0"/>
+          <w:numId w:val="20"/>
+        </w:numPr>
+        <w:rPr>
+          <w:i/>
+          <w:lang w:val="en-US"/>
+        </w:rPr>
+      </w:pPr>
+      <w:r>
+        <w:rPr>
+          <w:i/>
+          <w:lang w:val="en-US"/>
+        </w:rPr>
+        <w:t xml:space="preserve">tariff_id </w:t>
+      </w:r>
+      <w:r>
+        <w:rPr>
+          <w:i/>
+          <w:lang w:val="en-US"/>
+        </w:rPr>
+        <w:t>SERIAL PRIMARY KEY</w:t>
+      </w:r>
+    </w:p>
+    <w:p>
+      <w:pPr>
+        <w:pStyle w:val="a3"/>
+        <w:numPr>
+          <w:ilvl w:val="0"/>
+          <w:numId w:val="20"/>
+        </w:numPr>
+        <w:rPr>
+          <w:i/>
+          <w:lang w:val="en-US"/>
+        </w:rPr>
+      </w:pPr>
+      <w:r>
+        <w:rPr>
+          <w:i/>
+          <w:lang w:val="en-US"/>
+        </w:rPr>
+        <w:t xml:space="preserve">service_id </w:t>
+      </w:r>
+      <w:r>
+        <w:rPr>
+          <w:i/>
+          <w:lang w:val="en-US"/>
+        </w:rPr>
+        <w:t>INTEGER NOT NULL REFERENCES</w:t>
       </w:r>
       <w:r>
         <w:rPr>
@@ -1639,13 +2856,136 @@
         <w:t xml:space="preserve"> </w:t>
       </w:r>
       <w:r>
-        <w:t>структура</w:t>
-      </w:r>
-      <w:r>
-        <w:rPr>
-          <w:lang w:val="en-US"/>
-        </w:rPr>
-        <w:t>:</w:t>
+        <w:rPr>
+          <w:i/>
+          <w:lang w:val="en-US"/>
+        </w:rPr>
+        <w:t>services</w:t>
+      </w:r>
+      <w:r>
+        <w:rPr>
+          <w:lang w:val="en-US"/>
+        </w:rPr>
+        <w:t>(</w:t>
+      </w:r>
+      <w:r>
+        <w:rPr>
+          <w:i/>
+          <w:lang w:val="en-US"/>
+        </w:rPr>
+        <w:t>service_id</w:t>
+      </w:r>
+      <w:r>
+        <w:rPr>
+          <w:lang w:val="en-US"/>
+        </w:rPr>
+        <w:t xml:space="preserve">) </w:t>
+      </w:r>
+      <w:r>
+        <w:rPr>
+          <w:i/>
+          <w:lang w:val="en-US"/>
+        </w:rPr>
+        <w:t>ON DELETE CASCADE</w:t>
+      </w:r>
+    </w:p>
+    <w:p>
+      <w:pPr>
+        <w:pStyle w:val="a3"/>
+        <w:numPr>
+          <w:ilvl w:val="0"/>
+          <w:numId w:val="20"/>
+        </w:numPr>
+        <w:rPr>
+          <w:i/>
+          <w:lang w:val="en-US"/>
+        </w:rPr>
+      </w:pPr>
+      <w:r>
+        <w:rPr>
+          <w:i/>
+          <w:lang w:val="en-US"/>
+        </w:rPr>
+        <w:t>start_</w:t>
+      </w:r>
+      <w:r>
+        <w:rPr>
+          <w:i/>
+          <w:lang w:val="en-US"/>
+        </w:rPr>
+        <w:t>date DATE NOT NULL</w:t>
+      </w:r>
+    </w:p>
+    <w:p>
+      <w:pPr>
+        <w:pStyle w:val="a3"/>
+        <w:numPr>
+          <w:ilvl w:val="0"/>
+          <w:numId w:val="20"/>
+        </w:numPr>
+        <w:rPr>
+          <w:i/>
+          <w:lang w:val="en-US"/>
+        </w:rPr>
+      </w:pPr>
+      <w:r>
+        <w:rPr>
+          <w:i/>
+          <w:lang w:val="en-US"/>
+        </w:rPr>
+        <w:t xml:space="preserve">end_date </w:t>
+      </w:r>
+      <w:r>
+        <w:rPr>
+          <w:i/>
+          <w:lang w:val="en-US"/>
+        </w:rPr>
+        <w:t>DATE NOT NULL</w:t>
+      </w:r>
+    </w:p>
+    <w:p>
+      <w:pPr>
+        <w:pStyle w:val="a3"/>
+        <w:numPr>
+          <w:ilvl w:val="0"/>
+          <w:numId w:val="20"/>
+        </w:numPr>
+        <w:rPr>
+          <w:lang w:val="en-US"/>
+        </w:rPr>
+      </w:pPr>
+      <w:r>
+        <w:rPr>
+          <w:i/>
+          <w:lang w:val="en-US"/>
+        </w:rPr>
+        <w:t>rate</w:t>
+      </w:r>
+      <w:r>
+        <w:rPr>
+          <w:lang w:val="en-US"/>
+        </w:rPr>
+        <w:t xml:space="preserve"> </w:t>
+      </w:r>
+      <w:r>
+        <w:rPr>
+          <w:i/>
+          <w:lang w:val="en-US"/>
+        </w:rPr>
+        <w:t>DECIMAL</w:t>
+      </w:r>
+      <w:r>
+        <w:rPr>
+          <w:lang w:val="en-US"/>
+        </w:rPr>
+        <w:t xml:space="preserve">(10, 2) </w:t>
+      </w:r>
+      <w:r>
+        <w:rPr>
+          <w:i/>
+          <w:lang w:val="en-US"/>
+        </w:rPr>
+        <w:t>NOT NULL</w:t>
       </w:r>
     </w:p>
     <w:p>
@@ -1666,22 +3006,412 @@
           <w:i/>
           <w:lang w:val="en-US"/>
         </w:rPr>
+        <w:t>accruals</w:t>
+      </w:r>
+    </w:p>
+    <w:p>
+      <w:pPr>
+        <w:pStyle w:val="a3"/>
+        <w:numPr>
+          <w:ilvl w:val="0"/>
+          <w:numId w:val="20"/>
+        </w:numPr>
+        <w:rPr>
+          <w:lang w:val="en-US"/>
+        </w:rPr>
+      </w:pPr>
+      <w:r>
+        <w:rPr>
+          <w:i/>
+          <w:lang w:val="en-US"/>
+        </w:rPr>
+        <w:t xml:space="preserve">accrual_id </w:t>
+      </w:r>
+      <w:r>
+        <w:rPr>
+          <w:i/>
+          <w:lang w:val="en-US"/>
+        </w:rPr>
+        <w:t>SERIAL PRIMARY KEY</w:t>
+      </w:r>
+    </w:p>
+    <w:p>
+      <w:pPr>
+        <w:pStyle w:val="a3"/>
+        <w:numPr>
+          <w:ilvl w:val="0"/>
+          <w:numId w:val="20"/>
+        </w:numPr>
+        <w:rPr>
+          <w:i/>
+          <w:lang w:val="en-US"/>
+        </w:rPr>
+      </w:pPr>
+      <w:r>
+        <w:rPr>
+          <w:i/>
+          <w:lang w:val="en-US"/>
+        </w:rPr>
+        <w:t>contract_id</w:t>
+      </w:r>
+      <w:r>
+        <w:rPr>
+          <w:lang w:val="en-US"/>
+        </w:rPr>
+        <w:t xml:space="preserve"> </w:t>
+      </w:r>
+      <w:r>
+        <w:rPr>
+          <w:i/>
+          <w:lang w:val="en-US"/>
+        </w:rPr>
+        <w:t>INTEGER NOT NULL REFERENCES</w:t>
+      </w:r>
+      <w:r>
+        <w:rPr>
+          <w:lang w:val="en-US"/>
+        </w:rPr>
+        <w:t xml:space="preserve"> </w:t>
+      </w:r>
+      <w:r>
+        <w:rPr>
+          <w:i/>
+          <w:lang w:val="en-US"/>
+        </w:rPr>
+        <w:t>contracts</w:t>
+      </w:r>
+      <w:r>
+        <w:rPr>
+          <w:lang w:val="en-US"/>
+        </w:rPr>
+        <w:t>(</w:t>
+      </w:r>
+      <w:r>
+        <w:rPr>
+          <w:i/>
+          <w:lang w:val="en-US"/>
+        </w:rPr>
+        <w:t>contract_id</w:t>
+      </w:r>
+      <w:r>
+        <w:rPr>
+          <w:lang w:val="en-US"/>
+        </w:rPr>
+        <w:t xml:space="preserve">) </w:t>
+      </w:r>
+      <w:r>
+        <w:rPr>
+          <w:i/>
+          <w:lang w:val="en-US"/>
+        </w:rPr>
+        <w:t>ON DELETE CASCADE</w:t>
+      </w:r>
+    </w:p>
+    <w:p>
+      <w:pPr>
+        <w:pStyle w:val="a3"/>
+        <w:numPr>
+          <w:ilvl w:val="0"/>
+          <w:numId w:val="20"/>
+        </w:numPr>
+      </w:pPr>
+      <w:r>
+        <w:rPr>
+          <w:i/>
+        </w:rPr>
+        <w:t>period</w:t>
+      </w:r>
+      <w:r>
+        <w:t xml:space="preserve"> </w:t>
+      </w:r>
+      <w:r>
+        <w:rPr>
+          <w:i/>
+        </w:rPr>
+        <w:t>DATE NOT NULL</w:t>
+      </w:r>
+      <w:r>
+        <w:t xml:space="preserve"> -- Первое число месяца начисления</w:t>
+      </w:r>
+    </w:p>
+    <w:p>
+      <w:pPr>
+        <w:pStyle w:val="a3"/>
+        <w:numPr>
+          <w:ilvl w:val="0"/>
+          <w:numId w:val="20"/>
+        </w:numPr>
+        <w:rPr>
+          <w:lang w:val="en-US"/>
+        </w:rPr>
+      </w:pPr>
+      <w:r>
+        <w:rPr>
+          <w:i/>
+          <w:lang w:val="en-US"/>
+        </w:rPr>
+        <w:t>consumption</w:t>
+      </w:r>
+      <w:r>
+        <w:rPr>
+          <w:lang w:val="en-US"/>
+        </w:rPr>
+        <w:t xml:space="preserve"> </w:t>
+      </w:r>
+      <w:r>
+        <w:rPr>
+          <w:i/>
+          <w:lang w:val="en-US"/>
+        </w:rPr>
+        <w:t>DECIMAL</w:t>
+      </w:r>
+      <w:r>
+        <w:rPr>
+          <w:lang w:val="en-US"/>
+        </w:rPr>
+        <w:t xml:space="preserve">(15, 3) </w:t>
+      </w:r>
+      <w:r>
+        <w:rPr>
+          <w:i/>
+          <w:lang w:val="en-US"/>
+        </w:rPr>
+        <w:t>NOT NULL</w:t>
+      </w:r>
+    </w:p>
+    <w:p>
+      <w:pPr>
+        <w:pStyle w:val="a3"/>
+        <w:numPr>
+          <w:ilvl w:val="0"/>
+          <w:numId w:val="20"/>
+        </w:numPr>
+        <w:rPr>
+          <w:lang w:val="en-US"/>
+        </w:rPr>
+      </w:pPr>
+      <w:r>
+        <w:rPr>
+          <w:i/>
+          <w:lang w:val="en-US"/>
+        </w:rPr>
+        <w:t>amount</w:t>
+      </w:r>
+      <w:r>
+        <w:rPr>
+          <w:lang w:val="en-US"/>
+        </w:rPr>
+        <w:t xml:space="preserve"> </w:t>
+      </w:r>
+      <w:r>
+        <w:rPr>
+          <w:i/>
+          <w:lang w:val="en-US"/>
+        </w:rPr>
+        <w:t>DECIMAL</w:t>
+      </w:r>
+      <w:r>
+        <w:rPr>
+          <w:lang w:val="en-US"/>
+        </w:rPr>
+        <w:t xml:space="preserve">(15, 2) </w:t>
+      </w:r>
+      <w:r>
+        <w:rPr>
+          <w:i/>
+          <w:lang w:val="en-US"/>
+        </w:rPr>
+        <w:t>NOT NULL</w:t>
+      </w:r>
+    </w:p>
+    <w:p>
+      <w:pPr>
+        <w:pStyle w:val="a3"/>
+        <w:numPr>
+          <w:ilvl w:val="0"/>
+          <w:numId w:val="20"/>
+        </w:numPr>
+        <w:rPr>
+          <w:lang w:val="en-US"/>
+        </w:rPr>
+      </w:pPr>
+      <w:r>
+        <w:rPr>
+          <w:i/>
+          <w:lang w:val="en-US"/>
+        </w:rPr>
+        <w:t>created_</w:t>
+      </w:r>
+      <w:r>
+        <w:rPr>
+          <w:i/>
+          <w:lang w:val="en-US"/>
+        </w:rPr>
+        <w:t>date DATE NOT NULL DEFAULT CURRENT_DATE</w:t>
+      </w:r>
+    </w:p>
+    <w:p>
+      <w:pPr>
+        <w:pStyle w:val="a3"/>
+        <w:numPr>
+          <w:ilvl w:val="0"/>
+          <w:numId w:val="20"/>
+        </w:numPr>
+        <w:rPr>
+          <w:lang w:val="en-US"/>
+        </w:rPr>
+      </w:pPr>
+      <w:r>
+        <w:rPr>
+          <w:i/>
+          <w:lang w:val="en-US"/>
+        </w:rPr>
+        <w:t>status</w:t>
+      </w:r>
+      <w:r>
+        <w:rPr>
+          <w:lang w:val="en-US"/>
+        </w:rPr>
+        <w:t xml:space="preserve"> </w:t>
+      </w:r>
+      <w:r>
+        <w:rPr>
+          <w:i/>
+          <w:lang w:val="en-US"/>
+        </w:rPr>
+        <w:t>VARCHAR</w:t>
+      </w:r>
+      <w:r>
+        <w:rPr>
+          <w:lang w:val="en-US"/>
+        </w:rPr>
+        <w:t xml:space="preserve">(20) </w:t>
+      </w:r>
+      <w:r>
+        <w:rPr>
+          <w:i/>
+          <w:lang w:val="en-US"/>
+        </w:rPr>
+        <w:t>NOT NULL DEFAULT</w:t>
+      </w:r>
+      <w:r>
+        <w:rPr>
+          <w:lang w:val="en-US"/>
+        </w:rPr>
+        <w:t xml:space="preserve"> '</w:t>
+      </w:r>
+      <w:r>
+        <w:t>Не</w:t>
+      </w:r>
+      <w:r>
+        <w:rPr>
+          <w:lang w:val="en-US"/>
+        </w:rPr>
+        <w:t xml:space="preserve"> </w:t>
+      </w:r>
+      <w:r>
+        <w:t>оплачено</w:t>
+      </w:r>
+      <w:r>
+        <w:rPr>
+          <w:lang w:val="en-US"/>
+        </w:rPr>
+        <w:t>'</w:t>
+      </w:r>
+    </w:p>
+    <w:p>
+      <w:pPr>
+        <w:pStyle w:val="a3"/>
+        <w:numPr>
+          <w:ilvl w:val="0"/>
+          <w:numId w:val="17"/>
+        </w:numPr>
+        <w:ind w:left="1066" w:hanging="357"/>
+        <w:rPr>
+          <w:i/>
+          <w:lang w:val="en-US"/>
+        </w:rPr>
+      </w:pPr>
+      <w:r>
+        <w:rPr>
+          <w:i/>
+          <w:lang w:val="en-US"/>
+        </w:rPr>
+        <w:t>payments</w:t>
+      </w:r>
+    </w:p>
+    <w:p>
+      <w:pPr>
+        <w:pStyle w:val="a3"/>
+        <w:numPr>
+          <w:ilvl w:val="0"/>
+          <w:numId w:val="20"/>
+        </w:numPr>
+        <w:rPr>
+          <w:i/>
+          <w:lang w:val="en-US"/>
+        </w:rPr>
+      </w:pPr>
+      <w:r>
+        <w:rPr>
+          <w:i/>
+          <w:lang w:val="en-US"/>
+        </w:rPr>
+        <w:t xml:space="preserve">payment_id </w:t>
+      </w:r>
+      <w:r>
+        <w:rPr>
+          <w:i/>
+          <w:lang w:val="en-US"/>
+        </w:rPr>
+        <w:t>SERIAL PRIMARY KEY</w:t>
+      </w:r>
+    </w:p>
+    <w:p>
+      <w:pPr>
+        <w:pStyle w:val="a3"/>
+        <w:numPr>
+          <w:ilvl w:val="0"/>
+          <w:numId w:val="20"/>
+        </w:numPr>
+        <w:rPr>
+          <w:lang w:val="en-US"/>
+        </w:rPr>
+      </w:pPr>
+      <w:r>
+        <w:rPr>
+          <w:i/>
+          <w:lang w:val="en-US"/>
+        </w:rPr>
+        <w:lastRenderedPageBreak/>
+        <w:t xml:space="preserve">client_id </w:t>
+      </w:r>
+      <w:r>
+        <w:rPr>
+          <w:i/>
+          <w:lang w:val="en-US"/>
+        </w:rPr>
+        <w:t>INTEGER NOT NULL REFERENCES</w:t>
+      </w:r>
+      <w:r>
+        <w:rPr>
+          <w:lang w:val="en-US"/>
+        </w:rPr>
+        <w:t xml:space="preserve"> </w:t>
+      </w:r>
+      <w:r>
+        <w:rPr>
+          <w:i/>
+          <w:lang w:val="en-US"/>
+        </w:rPr>
         <w:t>clients</w:t>
       </w:r>
-    </w:p>
-    <w:p>
-      <w:pPr>
-        <w:pStyle w:val="a3"/>
-        <w:numPr>
-          <w:ilvl w:val="0"/>
-          <w:numId w:val="18"/>
-        </w:numPr>
-        <w:rPr>
-          <w:i/>
-          <w:lang w:val="en-US"/>
-        </w:rPr>
-      </w:pPr>
-      <w:proofErr w:type="spellStart"/>
+      <w:r>
+        <w:rPr>
+          <w:lang w:val="en-US"/>
+        </w:rPr>
+        <w:t>(</w:t>
+      </w:r>
       <w:r>
         <w:rPr>
           <w:i/>
@@ -1689,10 +3419,21 @@
         </w:rPr>
         <w:t>client_id</w:t>
       </w:r>
-      <w:proofErr w:type="spellEnd"/>
-      <w:r>
-        <w:rPr>
-          <w:i/>
+      <w:r>
+        <w:rPr>
+          <w:lang w:val="en-US"/>
+        </w:rPr>
+        <w:t xml:space="preserve">) </w:t>
+      </w:r>
+      <w:r>
+        <w:rPr>
+          <w:i/>
+          <w:lang w:val="en-US"/>
+        </w:rPr>
+        <w:t>ON</w:t>
+      </w:r>
+      <w:r>
+        <w:rPr>
           <w:lang w:val="en-US"/>
         </w:rPr>
         <w:t xml:space="preserve"> </w:t>
@@ -1702,6 +3443,184 @@
           <w:i/>
           <w:lang w:val="en-US"/>
         </w:rPr>
+        <w:t>DELETE CASCADE</w:t>
+      </w:r>
+    </w:p>
+    <w:p>
+      <w:pPr>
+        <w:pStyle w:val="a3"/>
+        <w:numPr>
+          <w:ilvl w:val="0"/>
+          <w:numId w:val="20"/>
+        </w:numPr>
+        <w:rPr>
+          <w:i/>
+          <w:lang w:val="en-US"/>
+        </w:rPr>
+      </w:pPr>
+      <w:r>
+        <w:rPr>
+          <w:i/>
+          <w:lang w:val="en-US"/>
+        </w:rPr>
+        <w:t xml:space="preserve">payment_date </w:t>
+      </w:r>
+      <w:r>
+        <w:rPr>
+          <w:i/>
+          <w:lang w:val="en-US"/>
+        </w:rPr>
+        <w:t>DATE</w:t>
+      </w:r>
+      <w:r>
+        <w:rPr>
+          <w:lang w:val="en-US"/>
+        </w:rPr>
+        <w:t xml:space="preserve"> </w:t>
+      </w:r>
+      <w:r>
+        <w:rPr>
+          <w:i/>
+          <w:lang w:val="en-US"/>
+        </w:rPr>
+        <w:t>NOT NULL DEFAULT CURRENT_DATE</w:t>
+      </w:r>
+    </w:p>
+    <w:p>
+      <w:pPr>
+        <w:pStyle w:val="a3"/>
+        <w:numPr>
+          <w:ilvl w:val="0"/>
+          <w:numId w:val="20"/>
+        </w:numPr>
+        <w:rPr>
+          <w:lang w:val="en-US"/>
+        </w:rPr>
+      </w:pPr>
+      <w:r>
+        <w:rPr>
+          <w:i/>
+          <w:lang w:val="en-US"/>
+        </w:rPr>
+        <w:t>amount</w:t>
+      </w:r>
+      <w:r>
+        <w:rPr>
+          <w:lang w:val="en-US"/>
+        </w:rPr>
+        <w:t xml:space="preserve"> </w:t>
+      </w:r>
+      <w:r>
+        <w:rPr>
+          <w:i/>
+          <w:lang w:val="en-US"/>
+        </w:rPr>
+        <w:t>DECIMAL</w:t>
+      </w:r>
+      <w:r>
+        <w:rPr>
+          <w:lang w:val="en-US"/>
+        </w:rPr>
+        <w:t xml:space="preserve">(15, 2) </w:t>
+      </w:r>
+      <w:r>
+        <w:rPr>
+          <w:i/>
+          <w:lang w:val="en-US"/>
+        </w:rPr>
+        <w:t>NOT NULL</w:t>
+      </w:r>
+    </w:p>
+    <w:p>
+      <w:pPr>
+        <w:pStyle w:val="a3"/>
+        <w:numPr>
+          <w:ilvl w:val="0"/>
+          <w:numId w:val="20"/>
+        </w:numPr>
+        <w:rPr>
+          <w:lang w:val="en-US"/>
+        </w:rPr>
+      </w:pPr>
+      <w:r>
+        <w:rPr>
+          <w:i/>
+          <w:lang w:val="en-US"/>
+        </w:rPr>
+        <w:t>payment_method</w:t>
+      </w:r>
+      <w:r>
+        <w:rPr>
+          <w:lang w:val="en-US"/>
+        </w:rPr>
+        <w:t xml:space="preserve"> </w:t>
+      </w:r>
+      <w:r>
+        <w:rPr>
+          <w:i/>
+          <w:lang w:val="en-US"/>
+        </w:rPr>
+        <w:t>VARCHAR</w:t>
+      </w:r>
+      <w:r>
+        <w:rPr>
+          <w:lang w:val="en-US"/>
+        </w:rPr>
+        <w:t xml:space="preserve">(50) </w:t>
+      </w:r>
+      <w:r>
+        <w:rPr>
+          <w:i/>
+          <w:lang w:val="en-US"/>
+        </w:rPr>
+        <w:t>NOT NULL</w:t>
+      </w:r>
+    </w:p>
+    <w:p>
+      <w:pPr>
+        <w:pStyle w:val="a3"/>
+        <w:numPr>
+          <w:ilvl w:val="0"/>
+          <w:numId w:val="17"/>
+        </w:numPr>
+        <w:ind w:left="1066" w:hanging="357"/>
+        <w:rPr>
+          <w:i/>
+          <w:lang w:val="en-US"/>
+        </w:rPr>
+      </w:pPr>
+      <w:r>
+        <w:rPr>
+          <w:i/>
+          <w:lang w:val="en-US"/>
+        </w:rPr>
+        <w:t>payment_allocations</w:t>
+      </w:r>
+    </w:p>
+    <w:p>
+      <w:pPr>
+        <w:pStyle w:val="a3"/>
+        <w:numPr>
+          <w:ilvl w:val="0"/>
+          <w:numId w:val="20"/>
+        </w:numPr>
+        <w:rPr>
+          <w:i/>
+          <w:lang w:val="en-US"/>
+        </w:rPr>
+      </w:pPr>
+      <w:r>
+        <w:rPr>
+          <w:i/>
+          <w:lang w:val="en-US"/>
+        </w:rPr>
+        <w:t xml:space="preserve">allocation_id </w:t>
+      </w:r>
+      <w:r>
+        <w:rPr>
+          <w:i/>
+          <w:lang w:val="en-US"/>
+        </w:rPr>
         <w:t>SERIAL PRIMARY KEY</w:t>
       </w:r>
     </w:p>
@@ -1710,36 +3629,45 @@
         <w:pStyle w:val="a3"/>
         <w:numPr>
           <w:ilvl w:val="0"/>
-          <w:numId w:val="18"/>
-        </w:numPr>
-        <w:rPr>
-          <w:i/>
-          <w:lang w:val="en-US"/>
-        </w:rPr>
-      </w:pPr>
-      <w:proofErr w:type="spellStart"/>
-      <w:r>
-        <w:rPr>
-          <w:i/>
-          <w:lang w:val="en-US"/>
-        </w:rPr>
-        <w:t>client_type</w:t>
-      </w:r>
-      <w:proofErr w:type="spellEnd"/>
-      <w:r>
-        <w:rPr>
-          <w:i/>
+          <w:numId w:val="20"/>
+        </w:numPr>
+        <w:rPr>
+          <w:i/>
+          <w:lang w:val="en-US"/>
+        </w:rPr>
+      </w:pPr>
+      <w:r>
+        <w:rPr>
+          <w:i/>
+          <w:lang w:val="en-US"/>
+        </w:rPr>
+        <w:t>payment_id</w:t>
+      </w:r>
+      <w:r>
+        <w:rPr>
           <w:lang w:val="en-US"/>
         </w:rPr>
         <w:t xml:space="preserve"> </w:t>
       </w:r>
-      <w:proofErr w:type="gramStart"/>
-      <w:r>
-        <w:rPr>
-          <w:i/>
-          <w:lang w:val="en-US"/>
-        </w:rPr>
-        <w:t>VARCHAR</w:t>
+      <w:r>
+        <w:rPr>
+          <w:i/>
+          <w:lang w:val="en-US"/>
+        </w:rPr>
+        <w:t>INTEGER NOT NULL REFERENCES</w:t>
+      </w:r>
+      <w:r>
+        <w:rPr>
+          <w:lang w:val="en-US"/>
+        </w:rPr>
+        <w:t xml:space="preserve"> </w:t>
+      </w:r>
+      <w:r>
+        <w:rPr>
+          <w:i/>
+          <w:lang w:val="en-US"/>
+        </w:rPr>
+        <w:t>payments</w:t>
       </w:r>
       <w:r>
         <w:rPr>
@@ -1747,12 +3675,135 @@
         </w:rPr>
         <w:t>(</w:t>
       </w:r>
-      <w:proofErr w:type="gramEnd"/>
-      <w:r>
-        <w:rPr>
-          <w:lang w:val="en-US"/>
-        </w:rPr>
-        <w:t xml:space="preserve">20) </w:t>
+      <w:r>
+        <w:rPr>
+          <w:i/>
+          <w:lang w:val="en-US"/>
+        </w:rPr>
+        <w:t>payment_id</w:t>
+      </w:r>
+      <w:r>
+        <w:rPr>
+          <w:lang w:val="en-US"/>
+        </w:rPr>
+        <w:t xml:space="preserve">) </w:t>
+      </w:r>
+      <w:r>
+        <w:rPr>
+          <w:i/>
+          <w:lang w:val="en-US"/>
+        </w:rPr>
+        <w:t>ON DELETE CASCADE</w:t>
+      </w:r>
+    </w:p>
+    <w:p>
+      <w:pPr>
+        <w:pStyle w:val="a3"/>
+        <w:numPr>
+          <w:ilvl w:val="0"/>
+          <w:numId w:val="20"/>
+        </w:numPr>
+        <w:rPr>
+          <w:i/>
+          <w:lang w:val="en-US"/>
+        </w:rPr>
+      </w:pPr>
+      <w:r>
+        <w:rPr>
+          <w:i/>
+          <w:lang w:val="en-US"/>
+        </w:rPr>
+        <w:t>accrual_id</w:t>
+      </w:r>
+      <w:r>
+        <w:rPr>
+          <w:lang w:val="en-US"/>
+        </w:rPr>
+        <w:t xml:space="preserve"> </w:t>
+      </w:r>
+      <w:r>
+        <w:rPr>
+          <w:i/>
+          <w:lang w:val="en-US"/>
+        </w:rPr>
+        <w:t>INTEGER NOT NULL REFERENCES</w:t>
+      </w:r>
+      <w:r>
+        <w:rPr>
+          <w:lang w:val="en-US"/>
+        </w:rPr>
+        <w:t xml:space="preserve"> </w:t>
+      </w:r>
+      <w:r>
+        <w:rPr>
+          <w:i/>
+          <w:lang w:val="en-US"/>
+        </w:rPr>
+        <w:t>accruals</w:t>
+      </w:r>
+      <w:r>
+        <w:rPr>
+          <w:lang w:val="en-US"/>
+        </w:rPr>
+        <w:t>(</w:t>
+      </w:r>
+      <w:r>
+        <w:rPr>
+          <w:i/>
+          <w:lang w:val="en-US"/>
+        </w:rPr>
+        <w:t>accrual_id</w:t>
+      </w:r>
+      <w:r>
+        <w:rPr>
+          <w:lang w:val="en-US"/>
+        </w:rPr>
+        <w:t xml:space="preserve">) </w:t>
+      </w:r>
+      <w:r>
+        <w:rPr>
+          <w:i/>
+          <w:lang w:val="en-US"/>
+        </w:rPr>
+        <w:t>ON DELETE CASCADE</w:t>
+      </w:r>
+    </w:p>
+    <w:p>
+      <w:pPr>
+        <w:pStyle w:val="a3"/>
+        <w:numPr>
+          <w:ilvl w:val="0"/>
+          <w:numId w:val="20"/>
+        </w:numPr>
+        <w:rPr>
+          <w:lang w:val="en-US"/>
+        </w:rPr>
+      </w:pPr>
+      <w:r>
+        <w:rPr>
+          <w:i/>
+          <w:lang w:val="en-US"/>
+        </w:rPr>
+        <w:t>allocated_amount</w:t>
+      </w:r>
+      <w:r>
+        <w:rPr>
+          <w:lang w:val="en-US"/>
+        </w:rPr>
+        <w:t xml:space="preserve"> </w:t>
+      </w:r>
+      <w:r>
+        <w:rPr>
+          <w:i/>
+          <w:lang w:val="en-US"/>
+        </w:rPr>
+        <w:t>DECIMAL</w:t>
+      </w:r>
+      <w:r>
+        <w:rPr>
+          <w:lang w:val="en-US"/>
+        </w:rPr>
+        <w:t xml:space="preserve">(15, 2) </w:t>
       </w:r>
       <w:r>
         <w:rPr>
@@ -1763,2691 +3814,27 @@
       </w:r>
     </w:p>
     <w:p>
-      <w:pPr>
-        <w:pStyle w:val="a3"/>
-        <w:numPr>
-          <w:ilvl w:val="0"/>
-          <w:numId w:val="18"/>
-        </w:numPr>
-        <w:rPr>
-          <w:i/>
-          <w:lang w:val="en-US"/>
-        </w:rPr>
-      </w:pPr>
-      <w:proofErr w:type="spellStart"/>
-      <w:r>
-        <w:rPr>
-          <w:i/>
-          <w:lang w:val="en-US"/>
-        </w:rPr>
-        <w:t>full_name</w:t>
-      </w:r>
-      <w:proofErr w:type="spellEnd"/>
-      <w:r>
-        <w:rPr>
-          <w:i/>
-          <w:lang w:val="en-US"/>
-        </w:rPr>
+      <w:r>
+        <w:t xml:space="preserve">Физическая модель в нотации </w:t>
+      </w:r>
+      <w:r>
+        <w:rPr>
+          <w:i/>
+        </w:rPr>
+        <w:t>IDEF</w:t>
+      </w:r>
+      <w:r>
+        <w:t>1</w:t>
+      </w:r>
+      <w:r>
+        <w:rPr>
+          <w:i/>
+        </w:rPr>
+        <w:t>X</w:t>
+      </w:r>
+      <w:r>
         <w:t xml:space="preserve"> </w:t>
       </w:r>
-      <w:proofErr w:type="gramStart"/>
-      <w:r>
-        <w:rPr>
-          <w:i/>
-          <w:lang w:val="en-US"/>
-        </w:rPr>
-        <w:t>VARCHAR</w:t>
-      </w:r>
-      <w:r>
-        <w:rPr>
-          <w:lang w:val="en-US"/>
-        </w:rPr>
-        <w:t>(</w:t>
-      </w:r>
-      <w:proofErr w:type="gramEnd"/>
-      <w:r>
-        <w:rPr>
-          <w:lang w:val="en-US"/>
-        </w:rPr>
-        <w:t xml:space="preserve">255) </w:t>
-      </w:r>
-      <w:r>
-        <w:rPr>
-          <w:i/>
-          <w:lang w:val="en-US"/>
-        </w:rPr>
-        <w:t>NOT NULL</w:t>
-      </w:r>
-    </w:p>
-    <w:p>
-      <w:pPr>
-        <w:pStyle w:val="a3"/>
-        <w:numPr>
-          <w:ilvl w:val="0"/>
-          <w:numId w:val="18"/>
-        </w:numPr>
-        <w:rPr>
-          <w:lang w:val="en-US"/>
-        </w:rPr>
-      </w:pPr>
-      <w:r>
-        <w:rPr>
-          <w:i/>
-          <w:lang w:val="en-US"/>
-        </w:rPr>
-        <w:t xml:space="preserve">identity_doc </w:t>
-      </w:r>
-      <w:proofErr w:type="gramStart"/>
-      <w:r>
-        <w:rPr>
-          <w:i/>
-          <w:lang w:val="en-US"/>
-        </w:rPr>
-        <w:t>VARCHAR</w:t>
-      </w:r>
-      <w:r>
-        <w:rPr>
-          <w:lang w:val="en-US"/>
-        </w:rPr>
-        <w:t>(</w:t>
-      </w:r>
-      <w:proofErr w:type="gramEnd"/>
-      <w:r>
-        <w:rPr>
-          <w:lang w:val="en-US"/>
-        </w:rPr>
-        <w:t xml:space="preserve">100) </w:t>
-      </w:r>
-      <w:r>
-        <w:rPr>
-          <w:i/>
-          <w:lang w:val="en-US"/>
-        </w:rPr>
-        <w:t>NOT NULL</w:t>
-      </w:r>
-    </w:p>
-    <w:p>
-      <w:pPr>
-        <w:pStyle w:val="a3"/>
-        <w:numPr>
-          <w:ilvl w:val="0"/>
-          <w:numId w:val="18"/>
-        </w:numPr>
-        <w:rPr>
-          <w:lang w:val="en-US"/>
-        </w:rPr>
-      </w:pPr>
-      <w:r>
-        <w:rPr>
-          <w:i/>
-          <w:lang w:val="en-US"/>
-        </w:rPr>
-        <w:t>contacts TEXT NOT NULL</w:t>
-      </w:r>
-    </w:p>
-    <w:p>
-      <w:pPr>
-        <w:pStyle w:val="a3"/>
-        <w:numPr>
-          <w:ilvl w:val="0"/>
-          <w:numId w:val="17"/>
-        </w:numPr>
-        <w:ind w:left="1066" w:hanging="357"/>
-        <w:rPr>
-          <w:i/>
-          <w:lang w:val="en-US"/>
-        </w:rPr>
-      </w:pPr>
-      <w:r>
-        <w:rPr>
-          <w:i/>
-          <w:lang w:val="en-US"/>
-        </w:rPr>
-        <w:t>services</w:t>
-      </w:r>
-    </w:p>
-    <w:p>
-      <w:pPr>
-        <w:pStyle w:val="a3"/>
-        <w:numPr>
-          <w:ilvl w:val="0"/>
-          <w:numId w:val="19"/>
-        </w:numPr>
-        <w:rPr>
-          <w:lang w:val="en-US"/>
-        </w:rPr>
-      </w:pPr>
-      <w:proofErr w:type="spellStart"/>
-      <w:r>
-        <w:rPr>
-          <w:i/>
-          <w:lang w:val="en-US"/>
-        </w:rPr>
-        <w:t>service_id</w:t>
-      </w:r>
-      <w:proofErr w:type="spellEnd"/>
-      <w:r>
-        <w:rPr>
-          <w:i/>
-          <w:lang w:val="en-US"/>
-        </w:rPr>
-        <w:t xml:space="preserve"> </w:t>
-      </w:r>
-      <w:r>
-        <w:rPr>
-          <w:i/>
-          <w:lang w:val="en-US"/>
-        </w:rPr>
-        <w:t>SERIAL</w:t>
-      </w:r>
-      <w:r>
-        <w:rPr>
-          <w:lang w:val="en-US"/>
-        </w:rPr>
-        <w:t xml:space="preserve"> </w:t>
-      </w:r>
-      <w:r>
-        <w:rPr>
-          <w:i/>
-          <w:lang w:val="en-US"/>
-        </w:rPr>
-        <w:t>PRIMARY</w:t>
-      </w:r>
-      <w:r>
-        <w:rPr>
-          <w:lang w:val="en-US"/>
-        </w:rPr>
-        <w:t xml:space="preserve"> </w:t>
-      </w:r>
-      <w:r>
-        <w:rPr>
-          <w:i/>
-          <w:lang w:val="en-US"/>
-        </w:rPr>
-        <w:t>KEY</w:t>
-      </w:r>
-    </w:p>
-    <w:p>
-      <w:pPr>
-        <w:pStyle w:val="a3"/>
-        <w:numPr>
-          <w:ilvl w:val="0"/>
-          <w:numId w:val="19"/>
-        </w:numPr>
-        <w:rPr>
-          <w:lang w:val="en-US"/>
-        </w:rPr>
-      </w:pPr>
-      <w:proofErr w:type="spellStart"/>
-      <w:r>
-        <w:rPr>
-          <w:i/>
-          <w:lang w:val="en-US"/>
-        </w:rPr>
-        <w:t>service_name</w:t>
-      </w:r>
-      <w:proofErr w:type="spellEnd"/>
-      <w:r>
-        <w:rPr>
-          <w:i/>
-          <w:lang w:val="en-US"/>
-        </w:rPr>
-        <w:t xml:space="preserve"> </w:t>
-      </w:r>
-      <w:proofErr w:type="gramStart"/>
-      <w:r>
-        <w:rPr>
-          <w:i/>
-          <w:lang w:val="en-US"/>
-        </w:rPr>
-        <w:t>VARCHAR</w:t>
-      </w:r>
-      <w:r>
-        <w:rPr>
-          <w:lang w:val="en-US"/>
-        </w:rPr>
-        <w:t>(</w:t>
-      </w:r>
-      <w:proofErr w:type="gramEnd"/>
-      <w:r>
-        <w:rPr>
-          <w:lang w:val="en-US"/>
-        </w:rPr>
-        <w:t xml:space="preserve">100) </w:t>
-      </w:r>
-      <w:r>
-        <w:rPr>
-          <w:i/>
-          <w:lang w:val="en-US"/>
-        </w:rPr>
-        <w:t>NOT</w:t>
-      </w:r>
-      <w:r>
-        <w:rPr>
-          <w:lang w:val="en-US"/>
-        </w:rPr>
-        <w:t xml:space="preserve"> </w:t>
-      </w:r>
-      <w:r>
-        <w:rPr>
-          <w:i/>
-          <w:lang w:val="en-US"/>
-        </w:rPr>
-        <w:t>NULL</w:t>
-      </w:r>
-    </w:p>
-    <w:p>
-      <w:pPr>
-        <w:pStyle w:val="a3"/>
-        <w:numPr>
-          <w:ilvl w:val="0"/>
-          <w:numId w:val="19"/>
-        </w:numPr>
-        <w:rPr>
-          <w:i/>
-          <w:lang w:val="en-US"/>
-        </w:rPr>
-      </w:pPr>
-      <w:r>
-        <w:rPr>
-          <w:i/>
-          <w:lang w:val="en-US"/>
-        </w:rPr>
-        <w:t>unit</w:t>
-      </w:r>
-      <w:r>
-        <w:rPr>
-          <w:lang w:val="en-US"/>
-        </w:rPr>
-        <w:t xml:space="preserve"> </w:t>
-      </w:r>
-      <w:proofErr w:type="gramStart"/>
-      <w:r>
-        <w:rPr>
-          <w:i/>
-          <w:lang w:val="en-US"/>
-        </w:rPr>
-        <w:t>VARCHAR</w:t>
-      </w:r>
-      <w:r>
-        <w:rPr>
-          <w:lang w:val="en-US"/>
-        </w:rPr>
-        <w:t>(</w:t>
-      </w:r>
-      <w:proofErr w:type="gramEnd"/>
-      <w:r>
-        <w:rPr>
-          <w:lang w:val="en-US"/>
-        </w:rPr>
-        <w:t xml:space="preserve">20) </w:t>
-      </w:r>
-      <w:r>
-        <w:rPr>
-          <w:i/>
-          <w:lang w:val="en-US"/>
-        </w:rPr>
-        <w:t>NOT NULL</w:t>
-      </w:r>
-    </w:p>
-    <w:p>
-      <w:pPr>
-        <w:pStyle w:val="a3"/>
-        <w:numPr>
-          <w:ilvl w:val="0"/>
-          <w:numId w:val="17"/>
-        </w:numPr>
-        <w:ind w:left="1066" w:hanging="357"/>
-        <w:rPr>
-          <w:i/>
-          <w:lang w:val="en-US"/>
-        </w:rPr>
-      </w:pPr>
-      <w:r>
-        <w:rPr>
-          <w:i/>
-          <w:lang w:val="en-US"/>
-        </w:rPr>
-        <w:t>contracts</w:t>
-      </w:r>
-    </w:p>
-    <w:p>
-      <w:pPr>
-        <w:pStyle w:val="a3"/>
-        <w:numPr>
-          <w:ilvl w:val="0"/>
-          <w:numId w:val="20"/>
-        </w:numPr>
-        <w:rPr>
-          <w:i/>
-          <w:lang w:val="en-US"/>
-        </w:rPr>
-      </w:pPr>
-      <w:proofErr w:type="spellStart"/>
-      <w:r>
-        <w:rPr>
-          <w:i/>
-          <w:lang w:val="en-US"/>
-        </w:rPr>
-        <w:t>contract_id</w:t>
-      </w:r>
-      <w:proofErr w:type="spellEnd"/>
-      <w:r>
-        <w:rPr>
-          <w:i/>
-          <w:lang w:val="en-US"/>
-        </w:rPr>
-        <w:t xml:space="preserve"> </w:t>
-      </w:r>
-      <w:r>
-        <w:rPr>
-          <w:i/>
-          <w:lang w:val="en-US"/>
-        </w:rPr>
-        <w:t>SERIAL</w:t>
-      </w:r>
-      <w:r>
-        <w:rPr>
-          <w:lang w:val="en-US"/>
-        </w:rPr>
-        <w:t xml:space="preserve"> </w:t>
-      </w:r>
-      <w:r>
-        <w:rPr>
-          <w:i/>
-          <w:lang w:val="en-US"/>
-        </w:rPr>
-        <w:t>PRIMARY KEY</w:t>
-      </w:r>
-    </w:p>
-    <w:p>
-      <w:pPr>
-        <w:pStyle w:val="a3"/>
-        <w:numPr>
-          <w:ilvl w:val="0"/>
-          <w:numId w:val="20"/>
-        </w:numPr>
-        <w:rPr>
-          <w:lang w:val="en-US"/>
-        </w:rPr>
-      </w:pPr>
-      <w:r>
-        <w:rPr>
-          <w:i/>
-          <w:lang w:val="en-US"/>
-        </w:rPr>
-        <w:t xml:space="preserve">contract_number </w:t>
-      </w:r>
-      <w:proofErr w:type="gramStart"/>
-      <w:r>
-        <w:rPr>
-          <w:i/>
-          <w:lang w:val="en-US"/>
-        </w:rPr>
-        <w:t>VARCHAR</w:t>
-      </w:r>
-      <w:r>
-        <w:rPr>
-          <w:lang w:val="en-US"/>
-        </w:rPr>
-        <w:t>(</w:t>
-      </w:r>
-      <w:proofErr w:type="gramEnd"/>
-      <w:r>
-        <w:rPr>
-          <w:lang w:val="en-US"/>
-        </w:rPr>
-        <w:t xml:space="preserve">50) </w:t>
-      </w:r>
-      <w:r>
-        <w:rPr>
-          <w:i/>
-          <w:lang w:val="en-US"/>
-        </w:rPr>
-        <w:t>NOT NULL</w:t>
-      </w:r>
-    </w:p>
-    <w:p>
-      <w:pPr>
-        <w:pStyle w:val="a3"/>
-        <w:numPr>
-          <w:ilvl w:val="0"/>
-          <w:numId w:val="20"/>
-        </w:numPr>
-        <w:rPr>
-          <w:lang w:val="en-US"/>
-        </w:rPr>
-      </w:pPr>
-      <w:proofErr w:type="spellStart"/>
-      <w:r>
-        <w:rPr>
-          <w:i/>
-          <w:lang w:val="en-US"/>
-        </w:rPr>
-        <w:t>client_id</w:t>
-      </w:r>
-      <w:proofErr w:type="spellEnd"/>
-      <w:r>
-        <w:rPr>
-          <w:i/>
-          <w:lang w:val="en-US"/>
-        </w:rPr>
-        <w:t xml:space="preserve"> </w:t>
-      </w:r>
-      <w:r>
-        <w:rPr>
-          <w:i/>
-          <w:lang w:val="en-US"/>
-        </w:rPr>
-        <w:t>INTEGER</w:t>
-      </w:r>
-      <w:r>
-        <w:rPr>
-          <w:lang w:val="en-US"/>
-        </w:rPr>
-        <w:t xml:space="preserve"> </w:t>
-      </w:r>
-      <w:r>
-        <w:rPr>
-          <w:i/>
-          <w:lang w:val="en-US"/>
-        </w:rPr>
-        <w:t>NOT NULL REFERENCES</w:t>
-      </w:r>
-      <w:r>
-        <w:rPr>
-          <w:lang w:val="en-US"/>
-        </w:rPr>
-        <w:t xml:space="preserve"> </w:t>
-      </w:r>
-      <w:r>
-        <w:rPr>
-          <w:i/>
-          <w:lang w:val="en-US"/>
-        </w:rPr>
-        <w:t>clients</w:t>
-      </w:r>
-      <w:r>
-        <w:rPr>
-          <w:lang w:val="en-US"/>
-        </w:rPr>
-        <w:t>(</w:t>
-      </w:r>
-      <w:proofErr w:type="spellStart"/>
-      <w:r>
-        <w:rPr>
-          <w:i/>
-          <w:lang w:val="en-US"/>
-        </w:rPr>
-        <w:t>client_id</w:t>
-      </w:r>
-      <w:proofErr w:type="spellEnd"/>
-      <w:r>
-        <w:rPr>
-          <w:lang w:val="en-US"/>
-        </w:rPr>
-        <w:t xml:space="preserve">) </w:t>
-      </w:r>
-      <w:r>
-        <w:rPr>
-          <w:i/>
-          <w:lang w:val="en-US"/>
-        </w:rPr>
-        <w:t>ON</w:t>
-      </w:r>
-      <w:r>
-        <w:rPr>
-          <w:lang w:val="en-US"/>
-        </w:rPr>
-        <w:t xml:space="preserve"> </w:t>
-      </w:r>
-      <w:r>
-        <w:rPr>
-          <w:i/>
-          <w:lang w:val="en-US"/>
-        </w:rPr>
-        <w:t>DELETE</w:t>
-      </w:r>
-      <w:r>
-        <w:rPr>
-          <w:lang w:val="en-US"/>
-        </w:rPr>
-        <w:t xml:space="preserve"> </w:t>
-      </w:r>
-      <w:r>
-        <w:rPr>
-          <w:i/>
-          <w:lang w:val="en-US"/>
-        </w:rPr>
-        <w:t>CASCADE</w:t>
-      </w:r>
-    </w:p>
-    <w:p>
-      <w:pPr>
-        <w:pStyle w:val="a3"/>
-        <w:numPr>
-          <w:ilvl w:val="0"/>
-          <w:numId w:val="20"/>
-        </w:numPr>
-        <w:rPr>
-          <w:lang w:val="en-US"/>
-        </w:rPr>
-      </w:pPr>
-      <w:proofErr w:type="spellStart"/>
-      <w:r>
-        <w:rPr>
-          <w:i/>
-          <w:lang w:val="en-US"/>
-        </w:rPr>
-        <w:t>service_id</w:t>
-      </w:r>
-      <w:proofErr w:type="spellEnd"/>
-      <w:r>
-        <w:rPr>
-          <w:i/>
-          <w:lang w:val="en-US"/>
-        </w:rPr>
-        <w:t xml:space="preserve"> </w:t>
-      </w:r>
-      <w:r>
-        <w:rPr>
-          <w:i/>
-          <w:lang w:val="en-US"/>
-        </w:rPr>
-        <w:t>INTEGER</w:t>
-      </w:r>
-      <w:r>
-        <w:rPr>
-          <w:lang w:val="en-US"/>
-        </w:rPr>
-        <w:t xml:space="preserve"> </w:t>
-      </w:r>
-      <w:r>
-        <w:rPr>
-          <w:i/>
-          <w:lang w:val="en-US"/>
-        </w:rPr>
-        <w:t>NOT NULL REFERENCES</w:t>
-      </w:r>
-      <w:r>
-        <w:rPr>
-          <w:lang w:val="en-US"/>
-        </w:rPr>
-        <w:t xml:space="preserve"> </w:t>
-      </w:r>
-      <w:r>
-        <w:rPr>
-          <w:i/>
-          <w:lang w:val="en-US"/>
-        </w:rPr>
-        <w:t>services</w:t>
-      </w:r>
-      <w:r>
-        <w:rPr>
-          <w:lang w:val="en-US"/>
-        </w:rPr>
-        <w:t>(</w:t>
-      </w:r>
-      <w:proofErr w:type="spellStart"/>
-      <w:r>
-        <w:rPr>
-          <w:i/>
-          <w:lang w:val="en-US"/>
-        </w:rPr>
-        <w:t>service_id</w:t>
-      </w:r>
-      <w:proofErr w:type="spellEnd"/>
-      <w:r>
-        <w:rPr>
-          <w:lang w:val="en-US"/>
-        </w:rPr>
-        <w:t xml:space="preserve">) </w:t>
-      </w:r>
-      <w:r>
-        <w:rPr>
-          <w:i/>
-          <w:lang w:val="en-US"/>
-        </w:rPr>
-        <w:t>ON DELETE RESTRICT</w:t>
-      </w:r>
-    </w:p>
-    <w:p>
-      <w:pPr>
-        <w:pStyle w:val="a3"/>
-        <w:numPr>
-          <w:ilvl w:val="0"/>
-          <w:numId w:val="20"/>
-        </w:numPr>
-        <w:rPr>
-          <w:lang w:val="en-US"/>
-        </w:rPr>
-      </w:pPr>
-      <w:proofErr w:type="spellStart"/>
-      <w:r>
-        <w:rPr>
-          <w:i/>
-          <w:lang w:val="en-US"/>
-        </w:rPr>
-        <w:t>start_date</w:t>
-      </w:r>
-      <w:proofErr w:type="spellEnd"/>
-      <w:r>
-        <w:rPr>
-          <w:i/>
-          <w:lang w:val="en-US"/>
-        </w:rPr>
-        <w:t xml:space="preserve"> </w:t>
-      </w:r>
-      <w:r>
-        <w:rPr>
-          <w:i/>
-          <w:lang w:val="en-US"/>
-        </w:rPr>
-        <w:t>DATE NOT NULL</w:t>
-      </w:r>
-    </w:p>
-    <w:p>
-      <w:pPr>
-        <w:pStyle w:val="a3"/>
-        <w:numPr>
-          <w:ilvl w:val="0"/>
-          <w:numId w:val="20"/>
-        </w:numPr>
-        <w:rPr>
-          <w:i/>
-          <w:lang w:val="en-US"/>
-        </w:rPr>
-      </w:pPr>
-      <w:proofErr w:type="spellStart"/>
-      <w:r>
-        <w:rPr>
-          <w:i/>
-          <w:lang w:val="en-US"/>
-        </w:rPr>
-        <w:t>end_</w:t>
-      </w:r>
-      <w:r>
-        <w:rPr>
-          <w:i/>
-          <w:lang w:val="en-US"/>
-        </w:rPr>
-        <w:t>date</w:t>
-      </w:r>
-      <w:proofErr w:type="spellEnd"/>
-      <w:r>
-        <w:rPr>
-          <w:i/>
-          <w:lang w:val="en-US"/>
-        </w:rPr>
-        <w:t xml:space="preserve"> DATE</w:t>
-      </w:r>
-    </w:p>
-    <w:p>
-      <w:pPr>
-        <w:pStyle w:val="a3"/>
-        <w:numPr>
-          <w:ilvl w:val="0"/>
-          <w:numId w:val="20"/>
-        </w:numPr>
-        <w:rPr>
-          <w:lang w:val="en-US"/>
-        </w:rPr>
-      </w:pPr>
-      <w:r>
-        <w:rPr>
-          <w:i/>
-          <w:lang w:val="en-US"/>
-        </w:rPr>
-        <w:t>status</w:t>
-      </w:r>
-      <w:r>
-        <w:rPr>
-          <w:lang w:val="en-US"/>
-        </w:rPr>
-        <w:t xml:space="preserve"> </w:t>
-      </w:r>
-      <w:proofErr w:type="gramStart"/>
-      <w:r>
-        <w:rPr>
-          <w:i/>
-          <w:lang w:val="en-US"/>
-        </w:rPr>
-        <w:t>VARCHAR</w:t>
-      </w:r>
-      <w:r>
-        <w:rPr>
-          <w:lang w:val="en-US"/>
-        </w:rPr>
-        <w:t>(</w:t>
-      </w:r>
-      <w:proofErr w:type="gramEnd"/>
-      <w:r>
-        <w:rPr>
-          <w:lang w:val="en-US"/>
-        </w:rPr>
-        <w:t>20) NOT NULL DEFAULT '</w:t>
-      </w:r>
-      <w:r>
-        <w:t>Активен</w:t>
-      </w:r>
-      <w:r>
-        <w:rPr>
-          <w:lang w:val="en-US"/>
-        </w:rPr>
-        <w:t>'</w:t>
-      </w:r>
-    </w:p>
-    <w:p>
-      <w:pPr>
-        <w:pStyle w:val="a3"/>
-        <w:numPr>
-          <w:ilvl w:val="0"/>
-          <w:numId w:val="17"/>
-        </w:numPr>
-        <w:ind w:left="1066" w:hanging="357"/>
-        <w:rPr>
-          <w:i/>
-          <w:lang w:val="en-US"/>
-        </w:rPr>
-      </w:pPr>
-      <w:r>
-        <w:rPr>
-          <w:i/>
-          <w:lang w:val="en-US"/>
-        </w:rPr>
-        <w:t>meters</w:t>
-      </w:r>
-    </w:p>
-    <w:p>
-      <w:pPr>
-        <w:pStyle w:val="a3"/>
-        <w:numPr>
-          <w:ilvl w:val="0"/>
-          <w:numId w:val="20"/>
-        </w:numPr>
-        <w:rPr>
-          <w:lang w:val="en-US"/>
-        </w:rPr>
-      </w:pPr>
-      <w:proofErr w:type="spellStart"/>
-      <w:r>
-        <w:rPr>
-          <w:i/>
-          <w:lang w:val="en-US"/>
-        </w:rPr>
-        <w:t>meter_id</w:t>
-      </w:r>
-      <w:proofErr w:type="spellEnd"/>
-      <w:r>
-        <w:rPr>
-          <w:i/>
-          <w:lang w:val="en-US"/>
-        </w:rPr>
-        <w:t xml:space="preserve"> </w:t>
-      </w:r>
-      <w:r>
-        <w:rPr>
-          <w:i/>
-          <w:lang w:val="en-US"/>
-        </w:rPr>
-        <w:t>SERIAL PRIMARY KEY</w:t>
-      </w:r>
-    </w:p>
-    <w:p>
-      <w:pPr>
-        <w:pStyle w:val="a3"/>
-        <w:numPr>
-          <w:ilvl w:val="0"/>
-          <w:numId w:val="20"/>
-        </w:numPr>
-        <w:rPr>
-          <w:lang w:val="en-US"/>
-        </w:rPr>
-      </w:pPr>
-      <w:proofErr w:type="spellStart"/>
-      <w:r>
-        <w:rPr>
-          <w:i/>
-          <w:lang w:val="en-US"/>
-        </w:rPr>
-        <w:t>serial_number</w:t>
-      </w:r>
-      <w:proofErr w:type="spellEnd"/>
-      <w:r>
-        <w:rPr>
-          <w:i/>
-          <w:lang w:val="en-US"/>
-        </w:rPr>
-        <w:t xml:space="preserve"> </w:t>
-      </w:r>
-      <w:proofErr w:type="gramStart"/>
-      <w:r>
-        <w:rPr>
-          <w:i/>
-          <w:lang w:val="en-US"/>
-        </w:rPr>
-        <w:t>VARCHAR</w:t>
-      </w:r>
-      <w:r>
-        <w:rPr>
-          <w:lang w:val="en-US"/>
-        </w:rPr>
-        <w:t>(</w:t>
-      </w:r>
-      <w:proofErr w:type="gramEnd"/>
-      <w:r>
-        <w:rPr>
-          <w:lang w:val="en-US"/>
-        </w:rPr>
-        <w:t xml:space="preserve">100) </w:t>
-      </w:r>
-      <w:r>
-        <w:rPr>
-          <w:i/>
-          <w:lang w:val="en-US"/>
-        </w:rPr>
-        <w:t>NOT</w:t>
-      </w:r>
-      <w:r>
-        <w:rPr>
-          <w:lang w:val="en-US"/>
-        </w:rPr>
-        <w:t xml:space="preserve"> </w:t>
-      </w:r>
-      <w:r>
-        <w:rPr>
-          <w:i/>
-          <w:lang w:val="en-US"/>
-        </w:rPr>
-        <w:t>NULL</w:t>
-      </w:r>
-    </w:p>
-    <w:p>
-      <w:pPr>
-        <w:pStyle w:val="a3"/>
-        <w:numPr>
-          <w:ilvl w:val="0"/>
-          <w:numId w:val="20"/>
-        </w:numPr>
-        <w:rPr>
-          <w:lang w:val="en-US"/>
-        </w:rPr>
-      </w:pPr>
-      <w:r>
-        <w:rPr>
-          <w:i/>
-          <w:lang w:val="en-US"/>
-        </w:rPr>
-        <w:t>model</w:t>
-      </w:r>
-      <w:r>
-        <w:rPr>
-          <w:lang w:val="en-US"/>
-        </w:rPr>
-        <w:t xml:space="preserve"> </w:t>
-      </w:r>
-      <w:proofErr w:type="gramStart"/>
-      <w:r>
-        <w:rPr>
-          <w:i/>
-          <w:lang w:val="en-US"/>
-        </w:rPr>
-        <w:t>VARCHAR</w:t>
-      </w:r>
-      <w:r>
-        <w:rPr>
-          <w:lang w:val="en-US"/>
-        </w:rPr>
-        <w:t>(</w:t>
-      </w:r>
-      <w:proofErr w:type="gramEnd"/>
-      <w:r>
-        <w:rPr>
-          <w:lang w:val="en-US"/>
-        </w:rPr>
-        <w:t xml:space="preserve">100) </w:t>
-      </w:r>
-      <w:r>
-        <w:rPr>
-          <w:i/>
-          <w:lang w:val="en-US"/>
-        </w:rPr>
-        <w:t>NOT</w:t>
-      </w:r>
-      <w:r>
-        <w:rPr>
-          <w:lang w:val="en-US"/>
-        </w:rPr>
-        <w:t xml:space="preserve"> </w:t>
-      </w:r>
-      <w:r>
-        <w:rPr>
-          <w:i/>
-          <w:lang w:val="en-US"/>
-        </w:rPr>
-        <w:t>NULL</w:t>
-      </w:r>
-    </w:p>
-    <w:p>
-      <w:pPr>
-        <w:pStyle w:val="a3"/>
-        <w:numPr>
-          <w:ilvl w:val="0"/>
-          <w:numId w:val="20"/>
-        </w:numPr>
-        <w:rPr>
-          <w:lang w:val="en-US"/>
-        </w:rPr>
-      </w:pPr>
-      <w:proofErr w:type="spellStart"/>
-      <w:r>
-        <w:rPr>
-          <w:i/>
-          <w:lang w:val="en-US"/>
-        </w:rPr>
-        <w:t>installation_date</w:t>
-      </w:r>
-      <w:proofErr w:type="spellEnd"/>
-      <w:r>
-        <w:rPr>
-          <w:i/>
-          <w:lang w:val="en-US"/>
-        </w:rPr>
-        <w:t xml:space="preserve"> </w:t>
-      </w:r>
-      <w:r>
-        <w:rPr>
-          <w:i/>
-          <w:lang w:val="en-US"/>
-        </w:rPr>
-        <w:t>DATE</w:t>
-      </w:r>
-      <w:r>
-        <w:rPr>
-          <w:lang w:val="en-US"/>
-        </w:rPr>
-        <w:t xml:space="preserve"> </w:t>
-      </w:r>
-      <w:r>
-        <w:rPr>
-          <w:i/>
-          <w:lang w:val="en-US"/>
-        </w:rPr>
-        <w:t>NOT</w:t>
-      </w:r>
-      <w:r>
-        <w:rPr>
-          <w:lang w:val="en-US"/>
-        </w:rPr>
-        <w:t xml:space="preserve"> </w:t>
-      </w:r>
-      <w:r>
-        <w:rPr>
-          <w:i/>
-          <w:lang w:val="en-US"/>
-        </w:rPr>
-        <w:t>NULL</w:t>
-      </w:r>
-    </w:p>
-    <w:p>
-      <w:pPr>
-        <w:pStyle w:val="a3"/>
-        <w:numPr>
-          <w:ilvl w:val="0"/>
-          <w:numId w:val="20"/>
-        </w:numPr>
-        <w:rPr>
-          <w:i/>
-          <w:lang w:val="en-US"/>
-        </w:rPr>
-      </w:pPr>
-      <w:r>
-        <w:rPr>
-          <w:i/>
-          <w:lang w:val="en-US"/>
-        </w:rPr>
-        <w:t>location TEXT NOT NULL</w:t>
-      </w:r>
-    </w:p>
-    <w:p>
-      <w:pPr>
-        <w:pStyle w:val="a3"/>
-        <w:numPr>
-          <w:ilvl w:val="0"/>
-          <w:numId w:val="20"/>
-        </w:numPr>
-        <w:rPr>
-          <w:lang w:val="en-US"/>
-        </w:rPr>
-      </w:pPr>
-      <w:proofErr w:type="spellStart"/>
-      <w:r>
-        <w:rPr>
-          <w:i/>
-          <w:lang w:val="en-US"/>
-        </w:rPr>
-        <w:t>contract_id</w:t>
-      </w:r>
-      <w:proofErr w:type="spellEnd"/>
-      <w:r>
-        <w:rPr>
-          <w:i/>
-          <w:lang w:val="en-US"/>
-        </w:rPr>
-        <w:t xml:space="preserve"> </w:t>
-      </w:r>
-      <w:r>
-        <w:rPr>
-          <w:i/>
-          <w:lang w:val="en-US"/>
-        </w:rPr>
-        <w:t>INTEGER NOT NULL REFERENCES</w:t>
-      </w:r>
-      <w:r>
-        <w:rPr>
-          <w:lang w:val="en-US"/>
-        </w:rPr>
-        <w:t xml:space="preserve"> </w:t>
-      </w:r>
-      <w:r>
-        <w:rPr>
-          <w:i/>
-          <w:lang w:val="en-US"/>
-        </w:rPr>
-        <w:t>contracts</w:t>
-      </w:r>
-      <w:r>
-        <w:rPr>
-          <w:lang w:val="en-US"/>
-        </w:rPr>
-        <w:t>(</w:t>
-      </w:r>
-      <w:proofErr w:type="spellStart"/>
-      <w:r>
-        <w:rPr>
-          <w:i/>
-          <w:lang w:val="en-US"/>
-        </w:rPr>
-        <w:t>contract_id</w:t>
-      </w:r>
-      <w:proofErr w:type="spellEnd"/>
-      <w:r>
-        <w:rPr>
-          <w:lang w:val="en-US"/>
-        </w:rPr>
-        <w:t xml:space="preserve">) </w:t>
-      </w:r>
-      <w:r>
-        <w:rPr>
-          <w:i/>
-          <w:lang w:val="en-US"/>
-        </w:rPr>
-        <w:t>ON DELETE CASCADE</w:t>
-      </w:r>
-    </w:p>
-    <w:p>
-      <w:pPr>
-        <w:pStyle w:val="a3"/>
-        <w:numPr>
-          <w:ilvl w:val="0"/>
-          <w:numId w:val="17"/>
-        </w:numPr>
-        <w:ind w:left="1066" w:hanging="357"/>
-        <w:rPr>
-          <w:i/>
-          <w:lang w:val="en-US"/>
-        </w:rPr>
-      </w:pPr>
-      <w:proofErr w:type="spellStart"/>
-      <w:r>
-        <w:rPr>
-          <w:i/>
-          <w:lang w:val="en-US"/>
-        </w:rPr>
-        <w:lastRenderedPageBreak/>
-        <w:t>meter_readings</w:t>
-      </w:r>
-      <w:proofErr w:type="spellEnd"/>
-    </w:p>
-    <w:p>
-      <w:pPr>
-        <w:pStyle w:val="a3"/>
-        <w:numPr>
-          <w:ilvl w:val="0"/>
-          <w:numId w:val="20"/>
-        </w:numPr>
-        <w:rPr>
-          <w:i/>
-          <w:lang w:val="en-US"/>
-        </w:rPr>
-      </w:pPr>
-      <w:proofErr w:type="spellStart"/>
-      <w:r>
-        <w:rPr>
-          <w:i/>
-          <w:lang w:val="en-US"/>
-        </w:rPr>
-        <w:t>reading_id</w:t>
-      </w:r>
-      <w:proofErr w:type="spellEnd"/>
-      <w:r>
-        <w:rPr>
-          <w:i/>
-          <w:lang w:val="en-US"/>
-        </w:rPr>
-        <w:t xml:space="preserve"> </w:t>
-      </w:r>
-      <w:r>
-        <w:rPr>
-          <w:i/>
-          <w:lang w:val="en-US"/>
-        </w:rPr>
-        <w:t>SERIAL PRIMARY KEY</w:t>
-      </w:r>
-    </w:p>
-    <w:p>
-      <w:pPr>
-        <w:pStyle w:val="a3"/>
-        <w:numPr>
-          <w:ilvl w:val="0"/>
-          <w:numId w:val="20"/>
-        </w:numPr>
-        <w:rPr>
-          <w:i/>
-          <w:lang w:val="en-US"/>
-        </w:rPr>
-      </w:pPr>
-      <w:proofErr w:type="spellStart"/>
-      <w:r>
-        <w:rPr>
-          <w:i/>
-          <w:lang w:val="en-US"/>
-        </w:rPr>
-        <w:t>meter_</w:t>
-      </w:r>
-      <w:r>
-        <w:rPr>
-          <w:i/>
-          <w:lang w:val="en-US"/>
-        </w:rPr>
-        <w:t>id</w:t>
-      </w:r>
-      <w:proofErr w:type="spellEnd"/>
-      <w:r>
-        <w:rPr>
-          <w:i/>
-          <w:lang w:val="en-US"/>
-        </w:rPr>
-        <w:t xml:space="preserve"> INTEGER NOT NULL REFERENCES</w:t>
-      </w:r>
-      <w:r>
-        <w:rPr>
-          <w:lang w:val="en-US"/>
-        </w:rPr>
-        <w:t xml:space="preserve"> </w:t>
-      </w:r>
-      <w:r>
-        <w:rPr>
-          <w:i/>
-          <w:lang w:val="en-US"/>
-        </w:rPr>
-        <w:t>meters</w:t>
-      </w:r>
-      <w:r>
-        <w:rPr>
-          <w:lang w:val="en-US"/>
-        </w:rPr>
-        <w:t>(</w:t>
-      </w:r>
-      <w:proofErr w:type="spellStart"/>
-      <w:r>
-        <w:rPr>
-          <w:i/>
-          <w:lang w:val="en-US"/>
-        </w:rPr>
-        <w:t>meter_id</w:t>
-      </w:r>
-      <w:proofErr w:type="spellEnd"/>
-      <w:r>
-        <w:rPr>
-          <w:lang w:val="en-US"/>
-        </w:rPr>
-        <w:t xml:space="preserve">) </w:t>
-      </w:r>
-      <w:r>
-        <w:rPr>
-          <w:i/>
-          <w:lang w:val="en-US"/>
-        </w:rPr>
-        <w:t>ON DELETE CASCADE</w:t>
-      </w:r>
-    </w:p>
-    <w:p>
-      <w:pPr>
-        <w:pStyle w:val="a3"/>
-        <w:numPr>
-          <w:ilvl w:val="0"/>
-          <w:numId w:val="20"/>
-        </w:numPr>
-        <w:rPr>
-          <w:lang w:val="en-US"/>
-        </w:rPr>
-      </w:pPr>
-      <w:proofErr w:type="spellStart"/>
-      <w:r>
-        <w:rPr>
-          <w:i/>
-          <w:lang w:val="en-US"/>
-        </w:rPr>
-        <w:t>reading_</w:t>
-      </w:r>
-      <w:r>
-        <w:rPr>
-          <w:i/>
-          <w:lang w:val="en-US"/>
-        </w:rPr>
-        <w:t>date</w:t>
-      </w:r>
-      <w:proofErr w:type="spellEnd"/>
-      <w:r>
-        <w:rPr>
-          <w:i/>
-          <w:lang w:val="en-US"/>
-        </w:rPr>
-        <w:t xml:space="preserve"> DATE NOT NULL</w:t>
-      </w:r>
-    </w:p>
-    <w:p>
-      <w:pPr>
-        <w:pStyle w:val="a3"/>
-        <w:numPr>
-          <w:ilvl w:val="0"/>
-          <w:numId w:val="20"/>
-        </w:numPr>
-        <w:rPr>
-          <w:lang w:val="en-US"/>
-        </w:rPr>
-      </w:pPr>
-      <w:proofErr w:type="spellStart"/>
-      <w:r>
-        <w:rPr>
-          <w:i/>
-          <w:lang w:val="en-US"/>
-        </w:rPr>
-        <w:t>current_value</w:t>
-      </w:r>
-      <w:proofErr w:type="spellEnd"/>
-      <w:r>
-        <w:rPr>
-          <w:i/>
-          <w:lang w:val="en-US"/>
-        </w:rPr>
-        <w:t xml:space="preserve"> </w:t>
-      </w:r>
-      <w:proofErr w:type="gramStart"/>
-      <w:r>
-        <w:rPr>
-          <w:i/>
-          <w:lang w:val="en-US"/>
-        </w:rPr>
-        <w:t>DECIMAL</w:t>
-      </w:r>
-      <w:r>
-        <w:rPr>
-          <w:lang w:val="en-US"/>
-        </w:rPr>
-        <w:t>(</w:t>
-      </w:r>
-      <w:proofErr w:type="gramEnd"/>
-      <w:r>
-        <w:rPr>
-          <w:lang w:val="en-US"/>
-        </w:rPr>
-        <w:t xml:space="preserve">15, 3) </w:t>
-      </w:r>
-      <w:r>
-        <w:rPr>
-          <w:i/>
-          <w:lang w:val="en-US"/>
-        </w:rPr>
-        <w:t>NOT NULL</w:t>
-      </w:r>
-    </w:p>
-    <w:p>
-      <w:pPr>
-        <w:pStyle w:val="a3"/>
-        <w:numPr>
-          <w:ilvl w:val="0"/>
-          <w:numId w:val="20"/>
-        </w:numPr>
-        <w:rPr>
-          <w:lang w:val="en-US"/>
-        </w:rPr>
-      </w:pPr>
-      <w:proofErr w:type="spellStart"/>
-      <w:r>
-        <w:rPr>
-          <w:i/>
-          <w:lang w:val="en-US"/>
-        </w:rPr>
-        <w:t>previous_value</w:t>
-      </w:r>
-      <w:proofErr w:type="spellEnd"/>
-      <w:r>
-        <w:rPr>
-          <w:i/>
-          <w:lang w:val="en-US"/>
-        </w:rPr>
-        <w:t xml:space="preserve"> </w:t>
-      </w:r>
-      <w:proofErr w:type="gramStart"/>
-      <w:r>
-        <w:rPr>
-          <w:i/>
-          <w:lang w:val="en-US"/>
-        </w:rPr>
-        <w:t>DECIMAL</w:t>
-      </w:r>
-      <w:r>
-        <w:rPr>
-          <w:lang w:val="en-US"/>
-        </w:rPr>
-        <w:t>(</w:t>
-      </w:r>
-      <w:proofErr w:type="gramEnd"/>
-      <w:r>
-        <w:rPr>
-          <w:lang w:val="en-US"/>
-        </w:rPr>
-        <w:t xml:space="preserve">15, 3) </w:t>
-      </w:r>
-      <w:r>
-        <w:rPr>
-          <w:i/>
-          <w:lang w:val="en-US"/>
-        </w:rPr>
-        <w:t>NOT NULL</w:t>
-      </w:r>
-    </w:p>
-    <w:p>
-      <w:pPr>
-        <w:pStyle w:val="a3"/>
-        <w:numPr>
-          <w:ilvl w:val="0"/>
-          <w:numId w:val="20"/>
-        </w:numPr>
-        <w:rPr>
-          <w:lang w:val="en-US"/>
-        </w:rPr>
-      </w:pPr>
-      <w:r>
-        <w:rPr>
-          <w:lang w:val="en-US"/>
-        </w:rPr>
-        <w:t xml:space="preserve">consumption </w:t>
-      </w:r>
-      <w:proofErr w:type="gramStart"/>
-      <w:r>
-        <w:rPr>
-          <w:lang w:val="en-US"/>
-        </w:rPr>
-        <w:t>DECIMAL(</w:t>
-      </w:r>
-      <w:proofErr w:type="gramEnd"/>
-      <w:r>
-        <w:rPr>
-          <w:lang w:val="en-US"/>
-        </w:rPr>
-        <w:t>15, 3) GENERATED ALWAYS AS (</w:t>
-      </w:r>
-      <w:proofErr w:type="spellStart"/>
-      <w:r>
-        <w:rPr>
-          <w:lang w:val="en-US"/>
-        </w:rPr>
-        <w:t>current_value</w:t>
-      </w:r>
-      <w:proofErr w:type="spellEnd"/>
-      <w:r>
-        <w:rPr>
-          <w:lang w:val="en-US"/>
-        </w:rPr>
-        <w:t xml:space="preserve"> - </w:t>
-      </w:r>
-      <w:proofErr w:type="spellStart"/>
-      <w:r>
-        <w:rPr>
-          <w:lang w:val="en-US"/>
-        </w:rPr>
-        <w:t>previous_value</w:t>
-      </w:r>
-      <w:proofErr w:type="spellEnd"/>
-      <w:r>
-        <w:rPr>
-          <w:lang w:val="en-US"/>
-        </w:rPr>
-        <w:t xml:space="preserve">) STORED </w:t>
-      </w:r>
-    </w:p>
-    <w:p>
-      <w:pPr>
-        <w:pStyle w:val="a3"/>
-        <w:numPr>
-          <w:ilvl w:val="0"/>
-          <w:numId w:val="17"/>
-        </w:numPr>
-        <w:ind w:left="1066" w:hanging="357"/>
-        <w:rPr>
-          <w:i/>
-          <w:lang w:val="en-US"/>
-        </w:rPr>
-      </w:pPr>
-      <w:r>
-        <w:rPr>
-          <w:i/>
-          <w:lang w:val="en-US"/>
-        </w:rPr>
-        <w:t>tariffs</w:t>
-      </w:r>
-    </w:p>
-    <w:p>
-      <w:pPr>
-        <w:pStyle w:val="a3"/>
-        <w:numPr>
-          <w:ilvl w:val="0"/>
-          <w:numId w:val="20"/>
-        </w:numPr>
-        <w:rPr>
-          <w:i/>
-          <w:lang w:val="en-US"/>
-        </w:rPr>
-      </w:pPr>
-      <w:proofErr w:type="spellStart"/>
-      <w:r>
-        <w:rPr>
-          <w:i/>
-          <w:lang w:val="en-US"/>
-        </w:rPr>
-        <w:t>tariff_id</w:t>
-      </w:r>
-      <w:proofErr w:type="spellEnd"/>
-      <w:r>
-        <w:rPr>
-          <w:i/>
-          <w:lang w:val="en-US"/>
-        </w:rPr>
-        <w:t xml:space="preserve"> </w:t>
-      </w:r>
-      <w:r>
-        <w:rPr>
-          <w:i/>
-          <w:lang w:val="en-US"/>
-        </w:rPr>
-        <w:t>SERIAL PRIMARY KEY</w:t>
-      </w:r>
-    </w:p>
-    <w:p>
-      <w:pPr>
-        <w:pStyle w:val="a3"/>
-        <w:numPr>
-          <w:ilvl w:val="0"/>
-          <w:numId w:val="20"/>
-        </w:numPr>
-        <w:rPr>
-          <w:i/>
-          <w:lang w:val="en-US"/>
-        </w:rPr>
-      </w:pPr>
-      <w:proofErr w:type="spellStart"/>
-      <w:r>
-        <w:rPr>
-          <w:i/>
-          <w:lang w:val="en-US"/>
-        </w:rPr>
-        <w:t>service_id</w:t>
-      </w:r>
-      <w:proofErr w:type="spellEnd"/>
-      <w:r>
-        <w:rPr>
-          <w:i/>
-          <w:lang w:val="en-US"/>
-        </w:rPr>
-        <w:t xml:space="preserve"> </w:t>
-      </w:r>
-      <w:r>
-        <w:rPr>
-          <w:i/>
-          <w:lang w:val="en-US"/>
-        </w:rPr>
-        <w:t>INTEGER NOT NULL REFERENCES</w:t>
-      </w:r>
-      <w:r>
-        <w:rPr>
-          <w:lang w:val="en-US"/>
-        </w:rPr>
-        <w:t xml:space="preserve"> </w:t>
-      </w:r>
-      <w:r>
-        <w:rPr>
-          <w:i/>
-          <w:lang w:val="en-US"/>
-        </w:rPr>
-        <w:t>services</w:t>
-      </w:r>
-      <w:r>
-        <w:rPr>
-          <w:lang w:val="en-US"/>
-        </w:rPr>
-        <w:t>(</w:t>
-      </w:r>
-      <w:proofErr w:type="spellStart"/>
-      <w:r>
-        <w:rPr>
-          <w:i/>
-          <w:lang w:val="en-US"/>
-        </w:rPr>
-        <w:t>service_id</w:t>
-      </w:r>
-      <w:proofErr w:type="spellEnd"/>
-      <w:r>
-        <w:rPr>
-          <w:lang w:val="en-US"/>
-        </w:rPr>
-        <w:t xml:space="preserve">) </w:t>
-      </w:r>
-      <w:r>
-        <w:rPr>
-          <w:i/>
-          <w:lang w:val="en-US"/>
-        </w:rPr>
-        <w:t>ON DELETE CASCADE</w:t>
-      </w:r>
-    </w:p>
-    <w:p>
-      <w:pPr>
-        <w:pStyle w:val="a3"/>
-        <w:numPr>
-          <w:ilvl w:val="0"/>
-          <w:numId w:val="20"/>
-        </w:numPr>
-        <w:rPr>
-          <w:i/>
-          <w:lang w:val="en-US"/>
-        </w:rPr>
-      </w:pPr>
-      <w:proofErr w:type="spellStart"/>
-      <w:r>
-        <w:rPr>
-          <w:i/>
-          <w:lang w:val="en-US"/>
-        </w:rPr>
-        <w:t>start_</w:t>
-      </w:r>
-      <w:r>
-        <w:rPr>
-          <w:i/>
-          <w:lang w:val="en-US"/>
-        </w:rPr>
-        <w:t>date</w:t>
-      </w:r>
-      <w:proofErr w:type="spellEnd"/>
-      <w:r>
-        <w:rPr>
-          <w:i/>
-          <w:lang w:val="en-US"/>
-        </w:rPr>
-        <w:t xml:space="preserve"> DATE NOT NULL</w:t>
-      </w:r>
-    </w:p>
-    <w:p>
-      <w:pPr>
-        <w:pStyle w:val="a3"/>
-        <w:numPr>
-          <w:ilvl w:val="0"/>
-          <w:numId w:val="20"/>
-        </w:numPr>
-        <w:rPr>
-          <w:i/>
-          <w:lang w:val="en-US"/>
-        </w:rPr>
-      </w:pPr>
-      <w:proofErr w:type="spellStart"/>
-      <w:r>
-        <w:rPr>
-          <w:i/>
-          <w:lang w:val="en-US"/>
-        </w:rPr>
-        <w:t>end_date</w:t>
-      </w:r>
-      <w:proofErr w:type="spellEnd"/>
-      <w:r>
-        <w:rPr>
-          <w:i/>
-          <w:lang w:val="en-US"/>
-        </w:rPr>
-        <w:t xml:space="preserve"> </w:t>
-      </w:r>
-      <w:r>
-        <w:rPr>
-          <w:i/>
-          <w:lang w:val="en-US"/>
-        </w:rPr>
-        <w:t>DATE NOT NULL</w:t>
-      </w:r>
-    </w:p>
-    <w:p>
-      <w:pPr>
-        <w:pStyle w:val="a3"/>
-        <w:numPr>
-          <w:ilvl w:val="0"/>
-          <w:numId w:val="20"/>
-        </w:numPr>
-        <w:rPr>
-          <w:lang w:val="en-US"/>
-        </w:rPr>
-      </w:pPr>
-      <w:r>
-        <w:rPr>
-          <w:i/>
-          <w:lang w:val="en-US"/>
-        </w:rPr>
-        <w:t>rate</w:t>
-      </w:r>
-      <w:r>
-        <w:rPr>
-          <w:lang w:val="en-US"/>
-        </w:rPr>
-        <w:t xml:space="preserve"> </w:t>
-      </w:r>
-      <w:proofErr w:type="gramStart"/>
-      <w:r>
-        <w:rPr>
-          <w:i/>
-          <w:lang w:val="en-US"/>
-        </w:rPr>
-        <w:t>DECIMAL</w:t>
-      </w:r>
-      <w:r>
-        <w:rPr>
-          <w:lang w:val="en-US"/>
-        </w:rPr>
-        <w:t>(</w:t>
-      </w:r>
-      <w:proofErr w:type="gramEnd"/>
-      <w:r>
-        <w:rPr>
-          <w:lang w:val="en-US"/>
-        </w:rPr>
-        <w:t xml:space="preserve">10, 2) </w:t>
-      </w:r>
-      <w:r>
-        <w:rPr>
-          <w:i/>
-          <w:lang w:val="en-US"/>
-        </w:rPr>
-        <w:t>NOT NULL</w:t>
-      </w:r>
-    </w:p>
-    <w:p>
-      <w:pPr>
-        <w:pStyle w:val="a3"/>
-        <w:numPr>
-          <w:ilvl w:val="0"/>
-          <w:numId w:val="17"/>
-        </w:numPr>
-        <w:ind w:left="1066" w:hanging="357"/>
-        <w:rPr>
-          <w:i/>
-          <w:lang w:val="en-US"/>
-        </w:rPr>
-      </w:pPr>
-      <w:r>
-        <w:rPr>
-          <w:i/>
-          <w:lang w:val="en-US"/>
-        </w:rPr>
-        <w:t>accruals</w:t>
-      </w:r>
-    </w:p>
-    <w:p>
-      <w:pPr>
-        <w:pStyle w:val="a3"/>
-        <w:numPr>
-          <w:ilvl w:val="0"/>
-          <w:numId w:val="20"/>
-        </w:numPr>
-        <w:rPr>
-          <w:lang w:val="en-US"/>
-        </w:rPr>
-      </w:pPr>
-      <w:proofErr w:type="spellStart"/>
-      <w:r>
-        <w:rPr>
-          <w:i/>
-          <w:lang w:val="en-US"/>
-        </w:rPr>
-        <w:t>accrual_id</w:t>
-      </w:r>
-      <w:proofErr w:type="spellEnd"/>
-      <w:r>
-        <w:rPr>
-          <w:i/>
-          <w:lang w:val="en-US"/>
-        </w:rPr>
-        <w:t xml:space="preserve"> </w:t>
-      </w:r>
-      <w:r>
-        <w:rPr>
-          <w:i/>
-          <w:lang w:val="en-US"/>
-        </w:rPr>
-        <w:t>SERIAL PRIMARY KEY</w:t>
-      </w:r>
-    </w:p>
-    <w:p>
-      <w:pPr>
-        <w:pStyle w:val="a3"/>
-        <w:numPr>
-          <w:ilvl w:val="0"/>
-          <w:numId w:val="20"/>
-        </w:numPr>
-        <w:rPr>
-          <w:i/>
-          <w:lang w:val="en-US"/>
-        </w:rPr>
-      </w:pPr>
-      <w:proofErr w:type="spellStart"/>
-      <w:r>
-        <w:rPr>
-          <w:i/>
-          <w:lang w:val="en-US"/>
-        </w:rPr>
-        <w:t>contract_id</w:t>
-      </w:r>
-      <w:proofErr w:type="spellEnd"/>
-      <w:r>
-        <w:rPr>
-          <w:lang w:val="en-US"/>
-        </w:rPr>
-        <w:t xml:space="preserve"> </w:t>
-      </w:r>
-      <w:r>
-        <w:rPr>
-          <w:i/>
-          <w:lang w:val="en-US"/>
-        </w:rPr>
-        <w:t>INTEGER NOT NULL REFERENCES</w:t>
-      </w:r>
-      <w:r>
-        <w:rPr>
-          <w:lang w:val="en-US"/>
-        </w:rPr>
-        <w:t xml:space="preserve"> </w:t>
-      </w:r>
-      <w:r>
-        <w:rPr>
-          <w:i/>
-          <w:lang w:val="en-US"/>
-        </w:rPr>
-        <w:t>contracts</w:t>
-      </w:r>
-      <w:r>
-        <w:rPr>
-          <w:lang w:val="en-US"/>
-        </w:rPr>
-        <w:t>(</w:t>
-      </w:r>
-      <w:proofErr w:type="spellStart"/>
-      <w:r>
-        <w:rPr>
-          <w:i/>
-          <w:lang w:val="en-US"/>
-        </w:rPr>
-        <w:t>contract_id</w:t>
-      </w:r>
-      <w:proofErr w:type="spellEnd"/>
-      <w:r>
-        <w:rPr>
-          <w:lang w:val="en-US"/>
-        </w:rPr>
-        <w:t xml:space="preserve">) </w:t>
-      </w:r>
-      <w:r>
-        <w:rPr>
-          <w:i/>
-          <w:lang w:val="en-US"/>
-        </w:rPr>
-        <w:t>ON DELETE CASCADE</w:t>
-      </w:r>
-    </w:p>
-    <w:p>
-      <w:pPr>
-        <w:pStyle w:val="a3"/>
-        <w:numPr>
-          <w:ilvl w:val="0"/>
-          <w:numId w:val="20"/>
-        </w:numPr>
-      </w:pPr>
-      <w:r>
-        <w:rPr>
-          <w:i/>
-        </w:rPr>
-        <w:t>period</w:t>
-      </w:r>
-      <w:r>
-        <w:t xml:space="preserve"> </w:t>
-      </w:r>
-      <w:r>
-        <w:rPr>
-          <w:i/>
-        </w:rPr>
-        <w:t>DATE NOT NULL</w:t>
-      </w:r>
-      <w:r>
-        <w:t xml:space="preserve"> -- Первое число месяца начисления</w:t>
-      </w:r>
-    </w:p>
-    <w:p>
-      <w:pPr>
-        <w:pStyle w:val="a3"/>
-        <w:numPr>
-          <w:ilvl w:val="0"/>
-          <w:numId w:val="20"/>
-        </w:numPr>
-        <w:rPr>
-          <w:lang w:val="en-US"/>
-        </w:rPr>
-      </w:pPr>
-      <w:r>
-        <w:rPr>
-          <w:i/>
-          <w:lang w:val="en-US"/>
-        </w:rPr>
-        <w:t>consumption</w:t>
-      </w:r>
-      <w:r>
-        <w:rPr>
-          <w:lang w:val="en-US"/>
-        </w:rPr>
-        <w:t xml:space="preserve"> </w:t>
-      </w:r>
-      <w:proofErr w:type="gramStart"/>
-      <w:r>
-        <w:rPr>
-          <w:i/>
-          <w:lang w:val="en-US"/>
-        </w:rPr>
-        <w:t>DECIMAL</w:t>
-      </w:r>
-      <w:r>
-        <w:rPr>
-          <w:lang w:val="en-US"/>
-        </w:rPr>
-        <w:t>(</w:t>
-      </w:r>
-      <w:proofErr w:type="gramEnd"/>
-      <w:r>
-        <w:rPr>
-          <w:lang w:val="en-US"/>
-        </w:rPr>
-        <w:t xml:space="preserve">15, 3) </w:t>
-      </w:r>
-      <w:r>
-        <w:rPr>
-          <w:i/>
-          <w:lang w:val="en-US"/>
-        </w:rPr>
-        <w:t>NOT NULL</w:t>
-      </w:r>
-    </w:p>
-    <w:p>
-      <w:pPr>
-        <w:pStyle w:val="a3"/>
-        <w:numPr>
-          <w:ilvl w:val="0"/>
-          <w:numId w:val="20"/>
-        </w:numPr>
-        <w:rPr>
-          <w:lang w:val="en-US"/>
-        </w:rPr>
-      </w:pPr>
-      <w:r>
-        <w:rPr>
-          <w:i/>
-          <w:lang w:val="en-US"/>
-        </w:rPr>
-        <w:t>amount</w:t>
-      </w:r>
-      <w:r>
-        <w:rPr>
-          <w:lang w:val="en-US"/>
-        </w:rPr>
-        <w:t xml:space="preserve"> </w:t>
-      </w:r>
-      <w:proofErr w:type="gramStart"/>
-      <w:r>
-        <w:rPr>
-          <w:i/>
-          <w:lang w:val="en-US"/>
-        </w:rPr>
-        <w:t>DECIMAL</w:t>
-      </w:r>
-      <w:r>
-        <w:rPr>
-          <w:lang w:val="en-US"/>
-        </w:rPr>
-        <w:t>(</w:t>
-      </w:r>
-      <w:proofErr w:type="gramEnd"/>
-      <w:r>
-        <w:rPr>
-          <w:lang w:val="en-US"/>
-        </w:rPr>
-        <w:t xml:space="preserve">15, 2) </w:t>
-      </w:r>
-      <w:r>
-        <w:rPr>
-          <w:i/>
-          <w:lang w:val="en-US"/>
-        </w:rPr>
-        <w:t>NOT NULL</w:t>
-      </w:r>
-    </w:p>
-    <w:p>
-      <w:pPr>
-        <w:pStyle w:val="a3"/>
-        <w:numPr>
-          <w:ilvl w:val="0"/>
-          <w:numId w:val="20"/>
-        </w:numPr>
-        <w:rPr>
-          <w:lang w:val="en-US"/>
-        </w:rPr>
-      </w:pPr>
-      <w:proofErr w:type="spellStart"/>
-      <w:r>
-        <w:rPr>
-          <w:i/>
-          <w:lang w:val="en-US"/>
-        </w:rPr>
-        <w:t>created_</w:t>
-      </w:r>
-      <w:r>
-        <w:rPr>
-          <w:i/>
-          <w:lang w:val="en-US"/>
-        </w:rPr>
-        <w:t>date</w:t>
-      </w:r>
-      <w:proofErr w:type="spellEnd"/>
-      <w:r>
-        <w:rPr>
-          <w:i/>
-          <w:lang w:val="en-US"/>
-        </w:rPr>
-        <w:t xml:space="preserve"> DATE NOT NULL DEFAULT CURRENT_DATE</w:t>
-      </w:r>
-    </w:p>
-    <w:p>
-      <w:pPr>
-        <w:pStyle w:val="a3"/>
-        <w:numPr>
-          <w:ilvl w:val="0"/>
-          <w:numId w:val="20"/>
-        </w:numPr>
-        <w:rPr>
-          <w:lang w:val="en-US"/>
-        </w:rPr>
-      </w:pPr>
-      <w:r>
-        <w:rPr>
-          <w:i/>
-          <w:lang w:val="en-US"/>
-        </w:rPr>
-        <w:t>status</w:t>
-      </w:r>
-      <w:r>
-        <w:rPr>
-          <w:lang w:val="en-US"/>
-        </w:rPr>
-        <w:t xml:space="preserve"> </w:t>
-      </w:r>
-      <w:proofErr w:type="gramStart"/>
-      <w:r>
-        <w:rPr>
-          <w:i/>
-          <w:lang w:val="en-US"/>
-        </w:rPr>
-        <w:t>VARCHAR</w:t>
-      </w:r>
-      <w:r>
-        <w:rPr>
-          <w:lang w:val="en-US"/>
-        </w:rPr>
-        <w:t>(</w:t>
-      </w:r>
-      <w:proofErr w:type="gramEnd"/>
-      <w:r>
-        <w:rPr>
-          <w:lang w:val="en-US"/>
-        </w:rPr>
-        <w:t xml:space="preserve">20) </w:t>
-      </w:r>
-      <w:r>
-        <w:rPr>
-          <w:i/>
-          <w:lang w:val="en-US"/>
-        </w:rPr>
-        <w:t>NOT NULL DEFAULT</w:t>
-      </w:r>
-      <w:r>
-        <w:rPr>
-          <w:lang w:val="en-US"/>
-        </w:rPr>
-        <w:t xml:space="preserve"> '</w:t>
-      </w:r>
-      <w:r>
-        <w:t>Не</w:t>
-      </w:r>
-      <w:r>
-        <w:rPr>
-          <w:lang w:val="en-US"/>
-        </w:rPr>
-        <w:t xml:space="preserve"> </w:t>
-      </w:r>
-      <w:r>
-        <w:t>оплачено</w:t>
-      </w:r>
-      <w:r>
-        <w:rPr>
-          <w:lang w:val="en-US"/>
-        </w:rPr>
-        <w:t>'</w:t>
-      </w:r>
-    </w:p>
-    <w:p>
-      <w:pPr>
-        <w:pStyle w:val="a3"/>
-        <w:numPr>
-          <w:ilvl w:val="0"/>
-          <w:numId w:val="17"/>
-        </w:numPr>
-        <w:ind w:left="1066" w:hanging="357"/>
-        <w:rPr>
-          <w:i/>
-          <w:lang w:val="en-US"/>
-        </w:rPr>
-      </w:pPr>
-      <w:r>
-        <w:rPr>
-          <w:i/>
-          <w:lang w:val="en-US"/>
-        </w:rPr>
-        <w:t>payments</w:t>
-      </w:r>
-    </w:p>
-    <w:p>
-      <w:pPr>
-        <w:pStyle w:val="a3"/>
-        <w:numPr>
-          <w:ilvl w:val="0"/>
-          <w:numId w:val="20"/>
-        </w:numPr>
-        <w:rPr>
-          <w:i/>
-          <w:lang w:val="en-US"/>
-        </w:rPr>
-      </w:pPr>
-      <w:r>
-        <w:rPr>
-          <w:i/>
-          <w:lang w:val="en-US"/>
-        </w:rPr>
-        <w:t xml:space="preserve">payment_id </w:t>
-      </w:r>
-      <w:r>
-        <w:rPr>
-          <w:i/>
-          <w:lang w:val="en-US"/>
-        </w:rPr>
-        <w:t>SERIAL PRIMARY KEY</w:t>
-      </w:r>
-    </w:p>
-    <w:p>
-      <w:pPr>
-        <w:pStyle w:val="a3"/>
-        <w:numPr>
-          <w:ilvl w:val="0"/>
-          <w:numId w:val="20"/>
-        </w:numPr>
-        <w:rPr>
-          <w:lang w:val="en-US"/>
-        </w:rPr>
-      </w:pPr>
-      <w:proofErr w:type="spellStart"/>
-      <w:r>
-        <w:rPr>
-          <w:i/>
-          <w:lang w:val="en-US"/>
-        </w:rPr>
-        <w:t>client_id</w:t>
-      </w:r>
-      <w:proofErr w:type="spellEnd"/>
-      <w:r>
-        <w:rPr>
-          <w:i/>
-          <w:lang w:val="en-US"/>
-        </w:rPr>
-        <w:t xml:space="preserve"> </w:t>
-      </w:r>
-      <w:r>
-        <w:rPr>
-          <w:i/>
-          <w:lang w:val="en-US"/>
-        </w:rPr>
-        <w:t>INTEGER NOT NULL REFERENCES</w:t>
-      </w:r>
-      <w:r>
-        <w:rPr>
-          <w:lang w:val="en-US"/>
-        </w:rPr>
-        <w:t xml:space="preserve"> </w:t>
-      </w:r>
-      <w:r>
-        <w:rPr>
-          <w:i/>
-          <w:lang w:val="en-US"/>
-        </w:rPr>
-        <w:t>clients</w:t>
-      </w:r>
-      <w:r>
-        <w:rPr>
-          <w:lang w:val="en-US"/>
-        </w:rPr>
-        <w:t>(</w:t>
-      </w:r>
-      <w:proofErr w:type="spellStart"/>
-      <w:r>
-        <w:rPr>
-          <w:i/>
-          <w:lang w:val="en-US"/>
-        </w:rPr>
-        <w:t>client_id</w:t>
-      </w:r>
-      <w:proofErr w:type="spellEnd"/>
-      <w:r>
-        <w:rPr>
-          <w:lang w:val="en-US"/>
-        </w:rPr>
-        <w:t xml:space="preserve">) </w:t>
-      </w:r>
-      <w:r>
-        <w:rPr>
-          <w:i/>
-          <w:lang w:val="en-US"/>
-        </w:rPr>
-        <w:t>ON</w:t>
-      </w:r>
-      <w:r>
-        <w:rPr>
-          <w:lang w:val="en-US"/>
-        </w:rPr>
-        <w:t xml:space="preserve"> </w:t>
-      </w:r>
-      <w:r>
-        <w:rPr>
-          <w:i/>
-          <w:lang w:val="en-US"/>
-        </w:rPr>
-        <w:t>DELETE CASCADE</w:t>
-      </w:r>
-    </w:p>
-    <w:p>
-      <w:pPr>
-        <w:pStyle w:val="a3"/>
-        <w:numPr>
-          <w:ilvl w:val="0"/>
-          <w:numId w:val="20"/>
-        </w:numPr>
-        <w:rPr>
-          <w:i/>
-          <w:lang w:val="en-US"/>
-        </w:rPr>
-      </w:pPr>
-      <w:proofErr w:type="spellStart"/>
-      <w:r>
-        <w:rPr>
-          <w:i/>
-          <w:lang w:val="en-US"/>
-        </w:rPr>
-        <w:lastRenderedPageBreak/>
-        <w:t>payment_date</w:t>
-      </w:r>
-      <w:proofErr w:type="spellEnd"/>
-      <w:r>
-        <w:rPr>
-          <w:i/>
-          <w:lang w:val="en-US"/>
-        </w:rPr>
-        <w:t xml:space="preserve"> </w:t>
-      </w:r>
-      <w:r>
-        <w:rPr>
-          <w:i/>
-          <w:lang w:val="en-US"/>
-        </w:rPr>
-        <w:t>DATE</w:t>
-      </w:r>
-      <w:r>
-        <w:rPr>
-          <w:lang w:val="en-US"/>
-        </w:rPr>
-        <w:t xml:space="preserve"> </w:t>
-      </w:r>
-      <w:r>
-        <w:rPr>
-          <w:i/>
-          <w:lang w:val="en-US"/>
-        </w:rPr>
-        <w:t>NOT NULL DEFAULT CURRENT_DATE</w:t>
-      </w:r>
-    </w:p>
-    <w:p>
-      <w:pPr>
-        <w:pStyle w:val="a3"/>
-        <w:numPr>
-          <w:ilvl w:val="0"/>
-          <w:numId w:val="20"/>
-        </w:numPr>
-        <w:rPr>
-          <w:lang w:val="en-US"/>
-        </w:rPr>
-      </w:pPr>
-      <w:r>
-        <w:rPr>
-          <w:i/>
-          <w:lang w:val="en-US"/>
-        </w:rPr>
-        <w:t>amount</w:t>
-      </w:r>
-      <w:r>
-        <w:rPr>
-          <w:lang w:val="en-US"/>
-        </w:rPr>
-        <w:t xml:space="preserve"> </w:t>
-      </w:r>
-      <w:proofErr w:type="gramStart"/>
-      <w:r>
-        <w:rPr>
-          <w:i/>
-          <w:lang w:val="en-US"/>
-        </w:rPr>
-        <w:t>DECIMAL</w:t>
-      </w:r>
-      <w:r>
-        <w:rPr>
-          <w:lang w:val="en-US"/>
-        </w:rPr>
-        <w:t>(</w:t>
-      </w:r>
-      <w:proofErr w:type="gramEnd"/>
-      <w:r>
-        <w:rPr>
-          <w:lang w:val="en-US"/>
-        </w:rPr>
-        <w:t xml:space="preserve">15, 2) </w:t>
-      </w:r>
-      <w:r>
-        <w:rPr>
-          <w:i/>
-          <w:lang w:val="en-US"/>
-        </w:rPr>
-        <w:t>NOT NULL</w:t>
-      </w:r>
-    </w:p>
-    <w:p>
-      <w:pPr>
-        <w:pStyle w:val="a3"/>
-        <w:numPr>
-          <w:ilvl w:val="0"/>
-          <w:numId w:val="20"/>
-        </w:numPr>
-        <w:rPr>
-          <w:lang w:val="en-US"/>
-        </w:rPr>
-      </w:pPr>
-      <w:proofErr w:type="spellStart"/>
-      <w:r>
-        <w:rPr>
-          <w:i/>
-          <w:lang w:val="en-US"/>
-        </w:rPr>
-        <w:t>payment_method</w:t>
-      </w:r>
-      <w:proofErr w:type="spellEnd"/>
-      <w:r>
-        <w:rPr>
-          <w:lang w:val="en-US"/>
-        </w:rPr>
-        <w:t xml:space="preserve"> </w:t>
-      </w:r>
-      <w:proofErr w:type="gramStart"/>
-      <w:r>
-        <w:rPr>
-          <w:i/>
-          <w:lang w:val="en-US"/>
-        </w:rPr>
-        <w:t>VARCHAR</w:t>
-      </w:r>
-      <w:r>
-        <w:rPr>
-          <w:lang w:val="en-US"/>
-        </w:rPr>
-        <w:t>(</w:t>
-      </w:r>
-      <w:proofErr w:type="gramEnd"/>
-      <w:r>
-        <w:rPr>
-          <w:lang w:val="en-US"/>
-        </w:rPr>
-        <w:t xml:space="preserve">50) </w:t>
-      </w:r>
-      <w:r>
-        <w:rPr>
-          <w:i/>
-          <w:lang w:val="en-US"/>
-        </w:rPr>
-        <w:t>NOT NULL</w:t>
-      </w:r>
-    </w:p>
-    <w:p>
-      <w:pPr>
-        <w:pStyle w:val="a3"/>
-        <w:numPr>
-          <w:ilvl w:val="0"/>
-          <w:numId w:val="17"/>
-        </w:numPr>
-        <w:ind w:left="1066" w:hanging="357"/>
-        <w:rPr>
-          <w:i/>
-          <w:lang w:val="en-US"/>
-        </w:rPr>
-      </w:pPr>
-      <w:proofErr w:type="spellStart"/>
-      <w:r>
-        <w:rPr>
-          <w:i/>
-          <w:lang w:val="en-US"/>
-        </w:rPr>
-        <w:t>payment_allocations</w:t>
-      </w:r>
-      <w:proofErr w:type="spellEnd"/>
-    </w:p>
-    <w:p>
-      <w:pPr>
-        <w:pStyle w:val="a3"/>
-        <w:numPr>
-          <w:ilvl w:val="0"/>
-          <w:numId w:val="20"/>
-        </w:numPr>
-        <w:rPr>
-          <w:i/>
-          <w:lang w:val="en-US"/>
-        </w:rPr>
-      </w:pPr>
-      <w:proofErr w:type="spellStart"/>
-      <w:r>
-        <w:rPr>
-          <w:i/>
-          <w:lang w:val="en-US"/>
-        </w:rPr>
-        <w:t>allocation_id</w:t>
-      </w:r>
-      <w:proofErr w:type="spellEnd"/>
-      <w:r>
-        <w:rPr>
-          <w:i/>
-          <w:lang w:val="en-US"/>
-        </w:rPr>
-        <w:t xml:space="preserve"> </w:t>
-      </w:r>
-      <w:r>
-        <w:rPr>
-          <w:i/>
-          <w:lang w:val="en-US"/>
-        </w:rPr>
-        <w:t>SERIAL PRIMARY KEY</w:t>
-      </w:r>
-    </w:p>
-    <w:p>
-      <w:pPr>
-        <w:pStyle w:val="a3"/>
-        <w:numPr>
-          <w:ilvl w:val="0"/>
-          <w:numId w:val="20"/>
-        </w:numPr>
-        <w:rPr>
-          <w:i/>
-          <w:lang w:val="en-US"/>
-        </w:rPr>
-      </w:pPr>
-      <w:proofErr w:type="spellStart"/>
-      <w:r>
-        <w:rPr>
-          <w:i/>
-          <w:lang w:val="en-US"/>
-        </w:rPr>
-        <w:t>payment_id</w:t>
-      </w:r>
-      <w:proofErr w:type="spellEnd"/>
-      <w:r>
-        <w:rPr>
-          <w:lang w:val="en-US"/>
-        </w:rPr>
-        <w:t xml:space="preserve"> </w:t>
-      </w:r>
-      <w:r>
-        <w:rPr>
-          <w:i/>
-          <w:lang w:val="en-US"/>
-        </w:rPr>
-        <w:t>INTEGER NOT NULL REFERENCES</w:t>
-      </w:r>
-      <w:r>
-        <w:rPr>
-          <w:lang w:val="en-US"/>
-        </w:rPr>
-        <w:t xml:space="preserve"> </w:t>
-      </w:r>
-      <w:r>
-        <w:rPr>
-          <w:i/>
-          <w:lang w:val="en-US"/>
-        </w:rPr>
-        <w:t>payments</w:t>
-      </w:r>
-      <w:r>
-        <w:rPr>
-          <w:lang w:val="en-US"/>
-        </w:rPr>
-        <w:t>(</w:t>
-      </w:r>
-      <w:proofErr w:type="spellStart"/>
-      <w:r>
-        <w:rPr>
-          <w:i/>
-          <w:lang w:val="en-US"/>
-        </w:rPr>
-        <w:t>payment_id</w:t>
-      </w:r>
-      <w:proofErr w:type="spellEnd"/>
-      <w:r>
-        <w:rPr>
-          <w:lang w:val="en-US"/>
-        </w:rPr>
-        <w:t xml:space="preserve">) </w:t>
-      </w:r>
-      <w:r>
-        <w:rPr>
-          <w:i/>
-          <w:lang w:val="en-US"/>
-        </w:rPr>
-        <w:t>ON DELETE CASCADE</w:t>
-      </w:r>
-    </w:p>
-    <w:p>
-      <w:pPr>
-        <w:pStyle w:val="a3"/>
-        <w:numPr>
-          <w:ilvl w:val="0"/>
-          <w:numId w:val="20"/>
-        </w:numPr>
-        <w:rPr>
-          <w:i/>
-          <w:lang w:val="en-US"/>
-        </w:rPr>
-      </w:pPr>
-      <w:proofErr w:type="spellStart"/>
-      <w:r>
-        <w:rPr>
-          <w:i/>
-          <w:lang w:val="en-US"/>
-        </w:rPr>
-        <w:t>accrual_id</w:t>
-      </w:r>
-      <w:proofErr w:type="spellEnd"/>
-      <w:r>
-        <w:rPr>
-          <w:lang w:val="en-US"/>
-        </w:rPr>
-        <w:t xml:space="preserve"> </w:t>
-      </w:r>
-      <w:r>
-        <w:rPr>
-          <w:i/>
-          <w:lang w:val="en-US"/>
-        </w:rPr>
-        <w:t>INTEGER NOT NULL REFERENCES</w:t>
-      </w:r>
-      <w:r>
-        <w:rPr>
-          <w:lang w:val="en-US"/>
-        </w:rPr>
-        <w:t xml:space="preserve"> </w:t>
-      </w:r>
-      <w:r>
-        <w:rPr>
-          <w:i/>
-          <w:lang w:val="en-US"/>
-        </w:rPr>
-        <w:t>accruals</w:t>
-      </w:r>
-      <w:r>
-        <w:rPr>
-          <w:lang w:val="en-US"/>
-        </w:rPr>
-        <w:t>(</w:t>
-      </w:r>
-      <w:proofErr w:type="spellStart"/>
-      <w:r>
-        <w:rPr>
-          <w:i/>
-          <w:lang w:val="en-US"/>
-        </w:rPr>
-        <w:t>accrual_id</w:t>
-      </w:r>
-      <w:proofErr w:type="spellEnd"/>
-      <w:r>
-        <w:rPr>
-          <w:lang w:val="en-US"/>
-        </w:rPr>
-        <w:t xml:space="preserve">) </w:t>
-      </w:r>
-      <w:r>
-        <w:rPr>
-          <w:i/>
-          <w:lang w:val="en-US"/>
-        </w:rPr>
-        <w:t>ON DELETE CASCADE</w:t>
-      </w:r>
-    </w:p>
-    <w:p>
-      <w:pPr>
-        <w:pStyle w:val="a3"/>
-        <w:numPr>
-          <w:ilvl w:val="0"/>
-          <w:numId w:val="20"/>
-        </w:numPr>
-        <w:rPr>
-          <w:lang w:val="en-US"/>
-        </w:rPr>
-      </w:pPr>
-      <w:proofErr w:type="spellStart"/>
-      <w:r>
-        <w:rPr>
-          <w:i/>
-          <w:lang w:val="en-US"/>
-        </w:rPr>
-        <w:t>allocated_amount</w:t>
-      </w:r>
-      <w:proofErr w:type="spellEnd"/>
-      <w:r>
-        <w:rPr>
-          <w:lang w:val="en-US"/>
-        </w:rPr>
-        <w:t xml:space="preserve"> </w:t>
-      </w:r>
-      <w:proofErr w:type="gramStart"/>
-      <w:r>
-        <w:rPr>
-          <w:i/>
-          <w:lang w:val="en-US"/>
-        </w:rPr>
-        <w:t>DECIMAL</w:t>
-      </w:r>
-      <w:r>
-        <w:rPr>
-          <w:lang w:val="en-US"/>
-        </w:rPr>
-        <w:t>(</w:t>
-      </w:r>
-      <w:proofErr w:type="gramEnd"/>
-      <w:r>
-        <w:rPr>
-          <w:lang w:val="en-US"/>
-        </w:rPr>
-        <w:t xml:space="preserve">15, 2) </w:t>
-      </w:r>
-      <w:r>
-        <w:rPr>
-          <w:i/>
-          <w:lang w:val="en-US"/>
-        </w:rPr>
-        <w:t>NOT NULL</w:t>
-      </w:r>
-    </w:p>
-    <w:p>
-      <w:r>
-        <w:t xml:space="preserve">Физическая модель в нотации </w:t>
-      </w:r>
-      <w:r>
-        <w:rPr>
-          <w:i/>
-        </w:rPr>
-        <w:t>IDEF</w:t>
-      </w:r>
-      <w:r>
-        <w:t>1</w:t>
-      </w:r>
-      <w:r>
-        <w:rPr>
-          <w:i/>
-        </w:rPr>
-        <w:t>X</w:t>
-      </w:r>
-      <w:r>
-        <w:t xml:space="preserve"> </w:t>
-      </w:r>
       <w:r>
         <w:t>представлена на рисунке 2.</w:t>
       </w:r>
@@ -4458,8 +3845,8 @@
         <w:pStyle w:val="a5"/>
       </w:pPr>
       <w:r>
-        <w:pict>
-          <v:shape id="_x0000_i1038" type="#_x0000_t75" style="width:463.5pt;height:210pt">
+        <w:pict w14:anchorId="04CC7897">
+          <v:shape id="_x0000_i1026" type="#_x0000_t75" style="width:463.65pt;height:209.85pt">
             <v:imagedata r:id="rId6" o:title="phys"/>
           </v:shape>
         </w:pict>
@@ -4487,13 +3874,8 @@
         <w:t xml:space="preserve">5. </w:t>
       </w:r>
       <w:r>
-        <w:t xml:space="preserve">Реализация БД в СУБД </w:t>
-      </w:r>
-      <w:proofErr w:type="spellStart"/>
-      <w:r>
-        <w:t>PostgreSQL</w:t>
-      </w:r>
-      <w:proofErr w:type="spellEnd"/>
+        <w:t>Реализация БД в СУБД PostgreSQL</w:t>
+      </w:r>
     </w:p>
     <w:p>
       <w:pPr>
@@ -4508,15 +3890,7 @@
     </w:p>
     <w:p>
       <w:r>
-        <w:t xml:space="preserve">Развёртывание базы данных для автоматизированной системы расчёта коммунальных платежей выполнялось в </w:t>
-      </w:r>
-      <w:proofErr w:type="spellStart"/>
-      <w:r>
-        <w:t>PostgreSQL</w:t>
-      </w:r>
-      <w:proofErr w:type="spellEnd"/>
-      <w:r>
-        <w:t xml:space="preserve"> с применением команд DDL. На основании разработанной физической модели были созданы девять взаимосвязанных таблиц, отражающих ключевые бизнес-сущности системы учёта услуг.</w:t>
+        <w:t>Развёртывание базы данных для автоматизированной системы расчёта коммунальных платежей выполнялось в PostgreSQL с применением команд DDL. На основании разработанной физической модели были созданы девять взаимосвязанных таблиц, отражающих ключевые бизнес-сущности системы учёта услуг.</w:t>
       </w:r>
     </w:p>
     <w:p>
@@ -4533,13 +3907,8 @@
         </w:numPr>
         <w:ind w:left="1066" w:hanging="357"/>
       </w:pPr>
-      <w:proofErr w:type="spellStart"/>
-      <w:r>
-        <w:t>clients</w:t>
-      </w:r>
-      <w:proofErr w:type="spellEnd"/>
-      <w:r>
-        <w:t xml:space="preserve"> — содержит сведения о потребителях услуг;</w:t>
+      <w:r>
+        <w:t>clients — содержит сведения о потребителях услуг;</w:t>
       </w:r>
     </w:p>
     <w:p>
@@ -4551,13 +3920,8 @@
         </w:numPr>
         <w:ind w:left="1066" w:hanging="357"/>
       </w:pPr>
-      <w:proofErr w:type="spellStart"/>
-      <w:r>
-        <w:t>services</w:t>
-      </w:r>
-      <w:proofErr w:type="spellEnd"/>
-      <w:r>
-        <w:t xml:space="preserve"> — перечень предоставляемых ресурсов (вода, электричество, газ);</w:t>
+      <w:r>
+        <w:t>services — перечень предоставляемых ресурсов (вода, электричество, газ);</w:t>
       </w:r>
     </w:p>
     <w:p>
@@ -4569,13 +3933,8 @@
         </w:numPr>
         <w:ind w:left="1066" w:hanging="357"/>
       </w:pPr>
-      <w:proofErr w:type="spellStart"/>
-      <w:r>
-        <w:t>contracts</w:t>
-      </w:r>
-      <w:proofErr w:type="spellEnd"/>
-      <w:r>
-        <w:t xml:space="preserve"> — регистр договоров на обслуживание;</w:t>
+      <w:r>
+        <w:t>contracts — регистр договоров на обслуживание;</w:t>
       </w:r>
     </w:p>
     <w:p>
@@ -4587,13 +3946,8 @@
         </w:numPr>
         <w:ind w:left="1066" w:hanging="357"/>
       </w:pPr>
-      <w:proofErr w:type="spellStart"/>
-      <w:r>
-        <w:t>meters</w:t>
-      </w:r>
-      <w:proofErr w:type="spellEnd"/>
-      <w:r>
-        <w:t xml:space="preserve"> — учёт приборов измерения потребления;</w:t>
+      <w:r>
+        <w:t>meters — учёт приборов измерения потребления;</w:t>
       </w:r>
     </w:p>
     <w:p>
@@ -4605,13 +3959,8 @@
         </w:numPr>
         <w:ind w:left="1066" w:hanging="357"/>
       </w:pPr>
-      <w:proofErr w:type="spellStart"/>
-      <w:r>
-        <w:t>meter_readings</w:t>
-      </w:r>
-      <w:proofErr w:type="spellEnd"/>
-      <w:r>
-        <w:t xml:space="preserve"> — фиксация показаний по периодам;</w:t>
+      <w:r>
+        <w:t>meter_readings — фиксация показаний по периодам;</w:t>
       </w:r>
     </w:p>
     <w:p>
@@ -4623,13 +3972,8 @@
         </w:numPr>
         <w:ind w:left="1066" w:hanging="357"/>
       </w:pPr>
-      <w:proofErr w:type="spellStart"/>
-      <w:r>
-        <w:t>tariffs</w:t>
-      </w:r>
-      <w:proofErr w:type="spellEnd"/>
-      <w:r>
-        <w:t xml:space="preserve"> — архив действующих и исторических расценок;</w:t>
+      <w:r>
+        <w:t>tariffs — архив действующих и исторических расценок;</w:t>
       </w:r>
     </w:p>
     <w:p>
@@ -4641,13 +3985,8 @@
         </w:numPr>
         <w:ind w:left="1066" w:hanging="357"/>
       </w:pPr>
-      <w:proofErr w:type="spellStart"/>
-      <w:r>
-        <w:t>accruals</w:t>
-      </w:r>
-      <w:proofErr w:type="spellEnd"/>
-      <w:r>
-        <w:t xml:space="preserve"> — начисления за фактическое потребление;</w:t>
+      <w:r>
+        <w:t>accruals — начисления за фактическое потребление;</w:t>
       </w:r>
     </w:p>
     <w:p>
@@ -4659,13 +3998,8 @@
         </w:numPr>
         <w:ind w:left="1066" w:hanging="357"/>
       </w:pPr>
-      <w:proofErr w:type="spellStart"/>
-      <w:r>
-        <w:t>payments</w:t>
-      </w:r>
-      <w:proofErr w:type="spellEnd"/>
-      <w:r>
-        <w:t xml:space="preserve"> — операции по внесению средств;</w:t>
+      <w:r>
+        <w:t>payments — операции по внесению средств;</w:t>
       </w:r>
     </w:p>
     <w:p>
@@ -4677,13 +4011,8 @@
         </w:numPr>
         <w:ind w:left="1066" w:hanging="357"/>
       </w:pPr>
-      <w:proofErr w:type="spellStart"/>
-      <w:r>
-        <w:t>payment_allocations</w:t>
-      </w:r>
-      <w:proofErr w:type="spellEnd"/>
-      <w:r>
-        <w:t xml:space="preserve"> — связь платежей и погашаемых начислений.</w:t>
+      <w:r>
+        <w:t>payment_allocations — связь платежей и погашаемых начислений.</w:t>
       </w:r>
       <w:r>
         <w:t xml:space="preserve"> </w:t>
@@ -4732,8 +4061,8 @@
         <w:rPr>
           <w:lang w:val="en-US"/>
         </w:rPr>
-        <w:pict>
-          <v:shape id="_x0000_i1039" type="#_x0000_t75" style="width:393.75pt;height:346.5pt">
+        <w:pict w14:anchorId="333AF998">
+          <v:shape id="_x0000_i1027" type="#_x0000_t75" style="width:393.7pt;height:346.2pt">
             <v:imagedata r:id="rId7" o:title="ERD"/>
           </v:shape>
         </w:pict>
@@ -4803,42 +4132,33 @@
         <w:rPr>
           <w:b/>
         </w:rPr>
-        <w:t xml:space="preserve">Таблица </w:t>
-      </w:r>
-      <w:proofErr w:type="spellStart"/>
-      <w:r>
+        <w:t>Таблица clients (клиенты):</w:t>
+      </w:r>
+    </w:p>
+    <w:p>
+      <w:r>
+        <w:t>- Ограничение chk_client_type гарантирует, что поле client_type содержит только допустимые значения: «Физическое лицо» или «Юридическое лицо». Это обеспечивает корректную классификацию потребителей услуг.</w:t>
+      </w:r>
+    </w:p>
+    <w:p>
+      <w:pPr>
         <w:rPr>
           <w:b/>
         </w:rPr>
-        <w:t>clients</w:t>
-      </w:r>
-      <w:proofErr w:type="spellEnd"/>
+      </w:pPr>
       <w:r>
         <w:rPr>
           <w:b/>
         </w:rPr>
-        <w:t xml:space="preserve"> (клиенты):</w:t>
-      </w:r>
-    </w:p>
-    <w:p>
-      <w:r>
-        <w:t xml:space="preserve">- Ограничение </w:t>
-      </w:r>
-      <w:proofErr w:type="spellStart"/>
-      <w:r>
-        <w:t>chk_client_type</w:t>
-      </w:r>
-      <w:proofErr w:type="spellEnd"/>
-      <w:r>
-        <w:t xml:space="preserve"> гарантирует, что поле </w:t>
-      </w:r>
-      <w:proofErr w:type="spellStart"/>
-      <w:r>
-        <w:t>client_type</w:t>
-      </w:r>
-      <w:proofErr w:type="spellEnd"/>
-      <w:r>
-        <w:t xml:space="preserve"> содержит только допустимые значения: «Физическое лицо» или «Юридическое лицо». Это обеспечивает корректную классификацию потребителей услуг.</w:t>
+        <w:t>Таблица contracts (договоры):</w:t>
+      </w:r>
+    </w:p>
+    <w:p>
+      <w:r>
+        <w:t xml:space="preserve">- </w:t>
+      </w:r>
+      <w:r>
+        <w:t>Ограничение chk_contract_status проверяет, что статус договора соответствует одному из разрешённых состояний: «Активен» или «Расторгнут». Это поддерживает корректность бизнес-процессов управления договорными отношениями.</w:t>
       </w:r>
     </w:p>
     <w:p>
@@ -4851,21 +4171,36 @@
         <w:rPr>
           <w:b/>
         </w:rPr>
-        <w:t xml:space="preserve">Таблица </w:t>
-      </w:r>
-      <w:proofErr w:type="spellStart"/>
-      <w:r>
+        <w:t>Таблица meter_readings (показания счётчиков):</w:t>
+      </w:r>
+    </w:p>
+    <w:p>
+      <w:r>
+        <w:t xml:space="preserve">- </w:t>
+      </w:r>
+      <w:r>
+        <w:t>Ограничение chk_current_value_positive и chk_previous_value_positive обеспечивают неотрицательность показаний счётчиков, что соответствует физическому смыслу измерений.</w:t>
+      </w:r>
+    </w:p>
+    <w:p>
+      <w:r>
+        <w:t xml:space="preserve">- </w:t>
+      </w:r>
+      <w:r>
+        <w:t>Ограничение chk_current_gte_previous гарантирует, что текущее показание не меньше предыдущего, предотвращая ошибочный ввод данных, где расход был бы отрицательным.</w:t>
+      </w:r>
+    </w:p>
+    <w:p>
+      <w:pPr>
         <w:rPr>
           <w:b/>
         </w:rPr>
-        <w:t>contracts</w:t>
-      </w:r>
-      <w:proofErr w:type="spellEnd"/>
+      </w:pPr>
       <w:r>
         <w:rPr>
           <w:b/>
         </w:rPr>
-        <w:t xml:space="preserve"> (договоры):</w:t>
+        <w:t>Таблица tariffs (тарифы):</w:t>
       </w:r>
     </w:p>
     <w:p>
@@ -4873,15 +4208,15 @@
         <w:t xml:space="preserve">- </w:t>
       </w:r>
       <w:r>
-        <w:t xml:space="preserve">Ограничение </w:t>
-      </w:r>
-      <w:proofErr w:type="spellStart"/>
-      <w:r>
-        <w:t>chk_contract_status</w:t>
-      </w:r>
-      <w:proofErr w:type="spellEnd"/>
-      <w:r>
-        <w:t xml:space="preserve"> проверяет, что статус договора соответствует одному из разрешённых состояний: «Активен» или «Расторгнут». Это поддерживает корректность бизнес-процессов управления договорными отношениями.</w:t>
+        <w:t>Ограничение chk_rate_positive требует, чтобы стоимость тарифа была строго больше нуля, исключая нулевые или отрицательные расценки.</w:t>
+      </w:r>
+    </w:p>
+    <w:p>
+      <w:r>
+        <w:t xml:space="preserve">- </w:t>
+      </w:r>
+      <w:r>
+        <w:t>Ограничение chk_dates_valid проверяет корректность временного интервала действия тарифа: дата окончания должна быть позже даты начала.</w:t>
       </w:r>
     </w:p>
     <w:p>
@@ -4894,21 +4229,7 @@
         <w:rPr>
           <w:b/>
         </w:rPr>
-        <w:t xml:space="preserve">Таблица </w:t>
-      </w:r>
-      <w:proofErr w:type="spellStart"/>
-      <w:r>
-        <w:rPr>
-          <w:b/>
-        </w:rPr>
-        <w:t>meter_readings</w:t>
-      </w:r>
-      <w:proofErr w:type="spellEnd"/>
-      <w:r>
-        <w:rPr>
-          <w:b/>
-        </w:rPr>
-        <w:t xml:space="preserve"> (показания счётчиков):</w:t>
+        <w:t>Таблица accruals (начисления):</w:t>
       </w:r>
     </w:p>
     <w:p>
@@ -4916,165 +4237,7 @@
         <w:t xml:space="preserve">- </w:t>
       </w:r>
       <w:r>
-        <w:t xml:space="preserve">Ограничение </w:t>
-      </w:r>
-      <w:proofErr w:type="spellStart"/>
-      <w:r>
-        <w:t>chk_current_value_positive</w:t>
-      </w:r>
-      <w:proofErr w:type="spellEnd"/>
-      <w:r>
-        <w:t xml:space="preserve"> и </w:t>
-      </w:r>
-      <w:proofErr w:type="spellStart"/>
-      <w:r>
-        <w:t>chk_previous_value_positive</w:t>
-      </w:r>
-      <w:proofErr w:type="spellEnd"/>
-      <w:r>
-        <w:t xml:space="preserve"> обеспечивают </w:t>
-      </w:r>
-      <w:proofErr w:type="spellStart"/>
-      <w:r>
-        <w:t>неотрицательность</w:t>
-      </w:r>
-      <w:proofErr w:type="spellEnd"/>
-      <w:r>
-        <w:t xml:space="preserve"> показаний счётчиков, что соответствует физическому смыслу измерений.</w:t>
-      </w:r>
-    </w:p>
-    <w:p>
-      <w:r>
-        <w:t xml:space="preserve">- </w:t>
-      </w:r>
-      <w:r>
-        <w:t xml:space="preserve">Ограничение </w:t>
-      </w:r>
-      <w:proofErr w:type="spellStart"/>
-      <w:r>
-        <w:t>chk_current_gte_previous</w:t>
-      </w:r>
-      <w:proofErr w:type="spellEnd"/>
-      <w:r>
-        <w:t xml:space="preserve"> гарантирует, что текущее показание не меньше предыдущего, предотвращая ошибочный ввод данных, где расход был бы отрицательным.</w:t>
-      </w:r>
-    </w:p>
-    <w:p>
-      <w:pPr>
-        <w:rPr>
-          <w:b/>
-        </w:rPr>
-      </w:pPr>
-      <w:r>
-        <w:rPr>
-          <w:b/>
-        </w:rPr>
-        <w:t xml:space="preserve">Таблица </w:t>
-      </w:r>
-      <w:proofErr w:type="spellStart"/>
-      <w:r>
-        <w:rPr>
-          <w:b/>
-        </w:rPr>
-        <w:t>tariffs</w:t>
-      </w:r>
-      <w:proofErr w:type="spellEnd"/>
-      <w:r>
-        <w:rPr>
-          <w:b/>
-        </w:rPr>
-        <w:t xml:space="preserve"> (тарифы):</w:t>
-      </w:r>
-    </w:p>
-    <w:p>
-      <w:r>
-        <w:t xml:space="preserve">- </w:t>
-      </w:r>
-      <w:r>
-        <w:t xml:space="preserve">Ограничение </w:t>
-      </w:r>
-      <w:proofErr w:type="spellStart"/>
-      <w:r>
-        <w:t>chk_rate_positive</w:t>
-      </w:r>
-      <w:proofErr w:type="spellEnd"/>
-      <w:r>
-        <w:t xml:space="preserve"> требует, чтобы стоимость тарифа была строго больше нуля, исключая нулевые или отрицательные расценки.</w:t>
-      </w:r>
-    </w:p>
-    <w:p>
-      <w:r>
-        <w:t xml:space="preserve">- </w:t>
-      </w:r>
-      <w:r>
-        <w:t xml:space="preserve">Ограничение </w:t>
-      </w:r>
-      <w:proofErr w:type="spellStart"/>
-      <w:r>
-        <w:t>chk_dates_valid</w:t>
-      </w:r>
-      <w:proofErr w:type="spellEnd"/>
-      <w:r>
-        <w:t xml:space="preserve"> проверяет корректность временного интервала действия тарифа: дата окончания должна быть позже даты начала.</w:t>
-      </w:r>
-    </w:p>
-    <w:p>
-      <w:pPr>
-        <w:rPr>
-          <w:b/>
-        </w:rPr>
-      </w:pPr>
-      <w:r>
-        <w:rPr>
-          <w:b/>
-        </w:rPr>
-        <w:t xml:space="preserve">Таблица </w:t>
-      </w:r>
-      <w:proofErr w:type="spellStart"/>
-      <w:r>
-        <w:rPr>
-          <w:b/>
-        </w:rPr>
-        <w:t>accruals</w:t>
-      </w:r>
-      <w:proofErr w:type="spellEnd"/>
-      <w:r>
-        <w:rPr>
-          <w:b/>
-        </w:rPr>
-        <w:t xml:space="preserve"> (начисления):</w:t>
-      </w:r>
-    </w:p>
-    <w:p>
-      <w:r>
-        <w:t xml:space="preserve">- </w:t>
-      </w:r>
-      <w:r>
-        <w:t xml:space="preserve">Ограничения </w:t>
-      </w:r>
-      <w:proofErr w:type="spellStart"/>
-      <w:r>
-        <w:t>chk_consumption_positive</w:t>
-      </w:r>
-      <w:proofErr w:type="spellEnd"/>
-      <w:r>
-        <w:t xml:space="preserve"> и </w:t>
-      </w:r>
-      <w:proofErr w:type="spellStart"/>
-      <w:r>
-        <w:t>chk_amount_positive</w:t>
-      </w:r>
-      <w:proofErr w:type="spellEnd"/>
-      <w:r>
-        <w:t xml:space="preserve"> обеспечивают </w:t>
-      </w:r>
-      <w:proofErr w:type="spellStart"/>
-      <w:r>
-        <w:t>неотрицательность</w:t>
-      </w:r>
-      <w:proofErr w:type="spellEnd"/>
-      <w:r>
-        <w:t xml:space="preserve"> значений расхода и суммы начисления.</w:t>
+        <w:t>Ограничения chk_consumption_positive и chk_amount_positive обеспечивают неотрицательность значений расхода и суммы начисления.</w:t>
       </w:r>
     </w:p>
     <w:p>
@@ -5083,15 +4246,7 @@
         <w:t xml:space="preserve">- </w:t>
       </w:r>
       <w:r>
-        <w:t xml:space="preserve">Ограничение </w:t>
-      </w:r>
-      <w:proofErr w:type="spellStart"/>
-      <w:r>
-        <w:t>chk_accrual_status</w:t>
-      </w:r>
-      <w:proofErr w:type="spellEnd"/>
-      <w:r>
-        <w:t xml:space="preserve"> контролирует, что статус начисления соответствует одному из трёх допустимых состояний: «Не оплачено», «Частично оплачено» или «Оплачено».</w:t>
+        <w:t>Ограничение chk_accrual_status контролирует, что статус начисления соответствует одному из трёх допустимых состояний: «Не оплачено», «Частично оплачено» или «Оплачено».</w:t>
       </w:r>
     </w:p>
     <w:p>
@@ -5104,21 +4259,36 @@
         <w:rPr>
           <w:b/>
         </w:rPr>
-        <w:t xml:space="preserve">Таблица </w:t>
-      </w:r>
-      <w:proofErr w:type="spellStart"/>
-      <w:r>
+        <w:t>Таблица payments (платежи):</w:t>
+      </w:r>
+    </w:p>
+    <w:p>
+      <w:r>
+        <w:t xml:space="preserve">- </w:t>
+      </w:r>
+      <w:r>
+        <w:t>Ограничение chk_payment_amount_positive требует, чтобы сумма платежа была больше нуля.</w:t>
+      </w:r>
+    </w:p>
+    <w:p>
+      <w:r>
+        <w:t xml:space="preserve">- </w:t>
+      </w:r>
+      <w:r>
+        <w:t>Ограничение chk_payment_method проверяет, что способ оплаты соответствует одному из разрешённых вариантов: «Карта», «Наличные» или «Банковский перевод».</w:t>
+      </w:r>
+    </w:p>
+    <w:p>
+      <w:pPr>
         <w:rPr>
           <w:b/>
         </w:rPr>
-        <w:t>payments</w:t>
-      </w:r>
-      <w:proofErr w:type="spellEnd"/>
+      </w:pPr>
       <w:r>
         <w:rPr>
           <w:b/>
         </w:rPr>
-        <w:t xml:space="preserve"> (платежи):</w:t>
+        <w:t>Таблица payment_allocations (распределения платежей):</w:t>
       </w:r>
     </w:p>
     <w:p>
@@ -5126,74 +4296,7 @@
         <w:t xml:space="preserve">- </w:t>
       </w:r>
       <w:r>
-        <w:t xml:space="preserve">Ограничение </w:t>
-      </w:r>
-      <w:proofErr w:type="spellStart"/>
-      <w:r>
-        <w:t>chk_payment_amount_positive</w:t>
-      </w:r>
-      <w:proofErr w:type="spellEnd"/>
-      <w:r>
-        <w:t xml:space="preserve"> требует, чтобы сумма платежа была больше нуля.</w:t>
-      </w:r>
-    </w:p>
-    <w:p>
-      <w:r>
-        <w:t xml:space="preserve">- </w:t>
-      </w:r>
-      <w:r>
-        <w:t xml:space="preserve">Ограничение </w:t>
-      </w:r>
-      <w:proofErr w:type="spellStart"/>
-      <w:r>
-        <w:t>chk_payment_method</w:t>
-      </w:r>
-      <w:proofErr w:type="spellEnd"/>
-      <w:r>
-        <w:t xml:space="preserve"> проверяет, что способ оплаты соответствует одному из разрешённых вариантов: «Карта», «Наличные» или «Банковский перевод».</w:t>
-      </w:r>
-    </w:p>
-    <w:p>
-      <w:pPr>
-        <w:rPr>
-          <w:b/>
-        </w:rPr>
-      </w:pPr>
-      <w:r>
-        <w:rPr>
-          <w:b/>
-        </w:rPr>
-        <w:t xml:space="preserve">Таблица </w:t>
-      </w:r>
-      <w:proofErr w:type="spellStart"/>
-      <w:r>
-        <w:rPr>
-          <w:b/>
-        </w:rPr>
-        <w:t>payment_allocations</w:t>
-      </w:r>
-      <w:proofErr w:type="spellEnd"/>
-      <w:r>
-        <w:rPr>
-          <w:b/>
-        </w:rPr>
-        <w:t xml:space="preserve"> (распределения платежей):</w:t>
-      </w:r>
-    </w:p>
-    <w:p>
-      <w:r>
-        <w:t xml:space="preserve">- </w:t>
-      </w:r>
-      <w:r>
-        <w:t xml:space="preserve">Ограничение </w:t>
-      </w:r>
-      <w:proofErr w:type="spellStart"/>
-      <w:r>
-        <w:t>chk_allocated_amount_positive</w:t>
-      </w:r>
-      <w:proofErr w:type="spellEnd"/>
-      <w:r>
-        <w:t xml:space="preserve"> гарантирует, что распределяемая сумма строго положительна.</w:t>
+        <w:t>Ограничение chk_allocated_amount_positive гарантирует, что распределяемая сумма строго положительна.</w:t>
       </w:r>
     </w:p>
     <w:p>
@@ -5227,21 +4330,28 @@
         <w:rPr>
           <w:b/>
         </w:rPr>
-        <w:t xml:space="preserve">Таблица </w:t>
-      </w:r>
-      <w:proofErr w:type="spellStart"/>
-      <w:r>
+        <w:t>Таблица clients:</w:t>
+      </w:r>
+    </w:p>
+    <w:p>
+      <w:r>
+        <w:t xml:space="preserve">- </w:t>
+      </w:r>
+      <w:r>
+        <w:t>Ограничение uniq_identity_doc гарантирует уникальность документа, удостоверяющего личность (паспортные данные или ИНН), что предотвращает дублирование записей о клиентах.</w:t>
+      </w:r>
+    </w:p>
+    <w:p>
+      <w:pPr>
         <w:rPr>
           <w:b/>
         </w:rPr>
-        <w:t>clients</w:t>
-      </w:r>
-      <w:proofErr w:type="spellEnd"/>
+      </w:pPr>
       <w:r>
         <w:rPr>
           <w:b/>
         </w:rPr>
-        <w:t>:</w:t>
+        <w:t>Таблица services:</w:t>
       </w:r>
     </w:p>
     <w:p>
@@ -5249,15 +4359,7 @@
         <w:t xml:space="preserve">- </w:t>
       </w:r>
       <w:r>
-        <w:t xml:space="preserve">Ограничение </w:t>
-      </w:r>
-      <w:proofErr w:type="spellStart"/>
-      <w:r>
-        <w:t>uniq_identity_doc</w:t>
-      </w:r>
-      <w:proofErr w:type="spellEnd"/>
-      <w:r>
-        <w:t xml:space="preserve"> гарантирует уникальность документа, удостоверяющего личность (паспортные данные или ИНН), что предотвращает дублирование записей о клиентах.</w:t>
+        <w:t>Ограничение uniq_service_name обеспечивает уникальность названий услуг (вода, электричество, газ) в справочнике.</w:t>
       </w:r>
     </w:p>
     <w:p>
@@ -5270,107 +4372,28 @@
         <w:rPr>
           <w:b/>
         </w:rPr>
-        <w:t xml:space="preserve">Таблица </w:t>
-      </w:r>
-      <w:proofErr w:type="spellStart"/>
-      <w:r>
+        <w:t>Таблица contracts:</w:t>
+      </w:r>
+    </w:p>
+    <w:p>
+      <w:r>
+        <w:t xml:space="preserve">- </w:t>
+      </w:r>
+      <w:r>
+        <w:t>Ограничение uniq_contract_number требует уникальности номера договора в системе, что исключает конфликты при идентификации договорных отношений.</w:t>
+      </w:r>
+    </w:p>
+    <w:p>
+      <w:pPr>
         <w:rPr>
           <w:b/>
         </w:rPr>
-        <w:t>services</w:t>
-      </w:r>
-      <w:proofErr w:type="spellEnd"/>
+      </w:pPr>
       <w:r>
         <w:rPr>
           <w:b/>
         </w:rPr>
-        <w:t>:</w:t>
-      </w:r>
-    </w:p>
-    <w:p>
-      <w:r>
-        <w:t xml:space="preserve">- </w:t>
-      </w:r>
-      <w:r>
-        <w:t xml:space="preserve">Ограничение </w:t>
-      </w:r>
-      <w:proofErr w:type="spellStart"/>
-      <w:r>
-        <w:t>uniq_service_name</w:t>
-      </w:r>
-      <w:proofErr w:type="spellEnd"/>
-      <w:r>
-        <w:t xml:space="preserve"> обеспечивает уникальность названий услуг (вода, электричество, газ) в справочнике.</w:t>
-      </w:r>
-    </w:p>
-    <w:p>
-      <w:pPr>
-        <w:rPr>
-          <w:b/>
-        </w:rPr>
-      </w:pPr>
-      <w:r>
-        <w:rPr>
-          <w:b/>
-        </w:rPr>
-        <w:t xml:space="preserve">Таблица </w:t>
-      </w:r>
-      <w:proofErr w:type="spellStart"/>
-      <w:r>
-        <w:rPr>
-          <w:b/>
-        </w:rPr>
-        <w:t>contracts</w:t>
-      </w:r>
-      <w:proofErr w:type="spellEnd"/>
-      <w:r>
-        <w:rPr>
-          <w:b/>
-        </w:rPr>
-        <w:t>:</w:t>
-      </w:r>
-    </w:p>
-    <w:p>
-      <w:r>
-        <w:t xml:space="preserve">- </w:t>
-      </w:r>
-      <w:r>
-        <w:t xml:space="preserve">Ограничение </w:t>
-      </w:r>
-      <w:proofErr w:type="spellStart"/>
-      <w:r>
-        <w:t>uniq_contract_number</w:t>
-      </w:r>
-      <w:proofErr w:type="spellEnd"/>
-      <w:r>
-        <w:t xml:space="preserve"> требует уникальности номера договора в системе, что исключает конфликты при идентификации договорных отношений.</w:t>
-      </w:r>
-    </w:p>
-    <w:p>
-      <w:pPr>
-        <w:rPr>
-          <w:b/>
-        </w:rPr>
-      </w:pPr>
-      <w:r>
-        <w:rPr>
-          <w:b/>
-        </w:rPr>
-        <w:t xml:space="preserve">Таблица </w:t>
-      </w:r>
-      <w:proofErr w:type="spellStart"/>
-      <w:r>
-        <w:rPr>
-          <w:b/>
-        </w:rPr>
-        <w:t>meters</w:t>
-      </w:r>
-      <w:proofErr w:type="spellEnd"/>
-      <w:r>
-        <w:rPr>
-          <w:b/>
-        </w:rPr>
-        <w:t>:</w:t>
+        <w:t>Таблица meters:</w:t>
       </w:r>
     </w:p>
     <w:p>
@@ -5379,15 +4402,7 @@
         <w:t xml:space="preserve">- </w:t>
       </w:r>
       <w:r>
-        <w:t xml:space="preserve">Ограничение </w:t>
-      </w:r>
-      <w:proofErr w:type="spellStart"/>
-      <w:r>
-        <w:t>uniq_serial_number</w:t>
-      </w:r>
-      <w:proofErr w:type="spellEnd"/>
-      <w:r>
-        <w:t xml:space="preserve"> гарантирует уникальность серийного номера прибора учёта, что необходимо для однозначной идентификации счётчиков.</w:t>
+        <w:t>Ограничение uniq_serial_number гарантирует уникальность серийного номера прибора учёта, что необходимо для однозначной идентификации счётчиков.</w:t>
       </w:r>
     </w:p>
     <w:p>
@@ -5400,21 +4415,7 @@
         <w:rPr>
           <w:b/>
         </w:rPr>
-        <w:t xml:space="preserve">Таблица </w:t>
-      </w:r>
-      <w:proofErr w:type="spellStart"/>
-      <w:r>
-        <w:rPr>
-          <w:b/>
-        </w:rPr>
-        <w:t>meter_readings</w:t>
-      </w:r>
-      <w:proofErr w:type="spellEnd"/>
-      <w:r>
-        <w:rPr>
-          <w:b/>
-        </w:rPr>
-        <w:t>:</w:t>
+        <w:t>Таблица meter_readings:</w:t>
       </w:r>
     </w:p>
     <w:p>
@@ -5422,15 +4423,7 @@
         <w:t xml:space="preserve">- </w:t>
       </w:r>
       <w:r>
-        <w:t xml:space="preserve">Составное ограничение </w:t>
-      </w:r>
-      <w:proofErr w:type="spellStart"/>
-      <w:r>
-        <w:t>uniq_meter_reading_date</w:t>
-      </w:r>
-      <w:proofErr w:type="spellEnd"/>
-      <w:r>
-        <w:t xml:space="preserve"> предотвращает дублирование показаний для одного счётчика за один период, обеспечивая уникальность комбинации «идентификатор счётчика + дата показания».</w:t>
+        <w:t>Составное ограничение uniq_meter_reading_date предотвращает дублирование показаний для одного счётчика за один период, обеспечивая уникальность комбинации «идентификатор счётчика + дата показания».</w:t>
       </w:r>
     </w:p>
     <w:p>
@@ -5456,31 +4449,7 @@
     </w:p>
     <w:p>
       <w:r>
-        <w:t xml:space="preserve">В таблице </w:t>
-      </w:r>
-      <w:proofErr w:type="spellStart"/>
-      <w:r>
-        <w:t>contracts</w:t>
-      </w:r>
-      <w:proofErr w:type="spellEnd"/>
-      <w:r>
-        <w:t xml:space="preserve"> внешние ключи связывают договоры с клиентами (</w:t>
-      </w:r>
-      <w:proofErr w:type="spellStart"/>
-      <w:r>
-        <w:t>client_id</w:t>
-      </w:r>
-      <w:proofErr w:type="spellEnd"/>
-      <w:r>
-        <w:t>) и услугами (</w:t>
-      </w:r>
-      <w:proofErr w:type="spellStart"/>
-      <w:r>
-        <w:t>service_id</w:t>
-      </w:r>
-      <w:proofErr w:type="spellEnd"/>
-      <w:r>
-        <w:t>), с политиками ON DELETE CASCADE и ON DELETE RESTRICT соответственно.</w:t>
+        <w:t>В таблице contracts внешние ключи связывают договоры с клиентами (client_id) и услугами (service_id), с политиками ON DELETE CASCADE и ON DELETE RESTRICT соответственно.</w:t>
       </w:r>
     </w:p>
     <w:p>
@@ -5488,23 +4457,7 @@
         <w:t xml:space="preserve">- </w:t>
       </w:r>
       <w:r>
-        <w:t xml:space="preserve">В таблице </w:t>
-      </w:r>
-      <w:proofErr w:type="spellStart"/>
-      <w:r>
-        <w:t>meters</w:t>
-      </w:r>
-      <w:proofErr w:type="spellEnd"/>
-      <w:r>
-        <w:t xml:space="preserve"> внешний ключ </w:t>
-      </w:r>
-      <w:proofErr w:type="spellStart"/>
-      <w:r>
-        <w:t>contract_id</w:t>
-      </w:r>
-      <w:proofErr w:type="spellEnd"/>
-      <w:r>
-        <w:t xml:space="preserve"> обеспечивает привязку счётчиков к договорам с каскадным удалением.</w:t>
+        <w:t>В таблице meters внешний ключ contract_id обеспечивает привязку счётчиков к договорам с каскадным удалением.</w:t>
       </w:r>
     </w:p>
     <w:p>
@@ -5512,23 +4465,7 @@
         <w:t xml:space="preserve">- </w:t>
       </w:r>
       <w:r>
-        <w:t xml:space="preserve">В таблице </w:t>
-      </w:r>
-      <w:proofErr w:type="spellStart"/>
-      <w:r>
-        <w:t>meter_readings</w:t>
-      </w:r>
-      <w:proofErr w:type="spellEnd"/>
-      <w:r>
-        <w:t xml:space="preserve"> внешний ключ </w:t>
-      </w:r>
-      <w:proofErr w:type="spellStart"/>
-      <w:r>
-        <w:t>meter_id</w:t>
-      </w:r>
-      <w:proofErr w:type="spellEnd"/>
-      <w:r>
-        <w:t xml:space="preserve"> связывает показания с конкретными приборами учёта.</w:t>
+        <w:t>В таблице meter_readings внешний ключ meter_id связывает показания с конкретными приборами учёта.</w:t>
       </w:r>
     </w:p>
     <w:p>
@@ -5536,52 +4473,15 @@
         <w:t xml:space="preserve">- </w:t>
       </w:r>
       <w:r>
-        <w:t xml:space="preserve">В таблице </w:t>
-      </w:r>
-      <w:proofErr w:type="spellStart"/>
-      <w:r>
-        <w:t>tariffs</w:t>
-      </w:r>
-      <w:proofErr w:type="spellEnd"/>
-      <w:r>
-        <w:t xml:space="preserve"> внешний ключ </w:t>
-      </w:r>
-      <w:proofErr w:type="spellStart"/>
-      <w:r>
-        <w:t>service_id</w:t>
-      </w:r>
-      <w:proofErr w:type="spellEnd"/>
-      <w:r>
-        <w:t xml:space="preserve"> привязывает тарифы к услугам.</w:t>
-      </w:r>
-    </w:p>
-    <w:p>
-      <w:pPr>
-        <w:rPr>
-          <w:lang w:val="en-US"/>
-        </w:rPr>
-      </w:pPr>
+        <w:t>В таблице tariffs внешний ключ service_id привязывает тарифы к услугам.</w:t>
+      </w:r>
+    </w:p>
+    <w:p>
       <w:r>
         <w:t xml:space="preserve">- </w:t>
       </w:r>
       <w:r>
-        <w:t xml:space="preserve">В таблице </w:t>
-      </w:r>
-      <w:proofErr w:type="spellStart"/>
-      <w:r>
-        <w:t>accruals</w:t>
-      </w:r>
-      <w:proofErr w:type="spellEnd"/>
-      <w:r>
-        <w:t xml:space="preserve"> внешний ключ </w:t>
-      </w:r>
-      <w:proofErr w:type="spellStart"/>
-      <w:r>
-        <w:t>contract_id</w:t>
-      </w:r>
-      <w:proofErr w:type="spellEnd"/>
-      <w:r>
-        <w:t xml:space="preserve"> связывает начисления с договорами.</w:t>
+        <w:t>В таблице accruals внешний ключ contract_id связывает начисления с договорами.</w:t>
       </w:r>
     </w:p>
     <w:p>
@@ -5589,23 +4489,7 @@
         <w:t xml:space="preserve">- </w:t>
       </w:r>
       <w:r>
-        <w:t xml:space="preserve">В таблице </w:t>
-      </w:r>
-      <w:proofErr w:type="spellStart"/>
-      <w:r>
-        <w:t>payments</w:t>
-      </w:r>
-      <w:proofErr w:type="spellEnd"/>
-      <w:r>
-        <w:t xml:space="preserve"> внешний ключ </w:t>
-      </w:r>
-      <w:proofErr w:type="spellStart"/>
-      <w:r>
-        <w:t>client_id</w:t>
-      </w:r>
-      <w:proofErr w:type="spellEnd"/>
-      <w:r>
-        <w:t xml:space="preserve"> обеспечивает связь платежей с клиентами.</w:t>
+        <w:t>В таблице payments внешний ключ client_id обеспечивает связь платежей с клиентами.</w:t>
       </w:r>
     </w:p>
     <w:p>
@@ -5613,15 +4497,7 @@
         <w:t xml:space="preserve">- </w:t>
       </w:r>
       <w:r>
-        <w:t xml:space="preserve">В таблице </w:t>
-      </w:r>
-      <w:proofErr w:type="spellStart"/>
-      <w:r>
-        <w:t>payment_allocations</w:t>
-      </w:r>
-      <w:proofErr w:type="spellEnd"/>
-      <w:r>
-        <w:t xml:space="preserve"> внешние ключи связывают распределения с платежами и начислениями.</w:t>
+        <w:t>В таблице payment_allocations внешние ключи связывают распределения с платежами и начислениями.</w:t>
       </w:r>
     </w:p>
     <w:p>
@@ -5659,15 +4535,7 @@
     </w:p>
     <w:p>
       <w:r>
-        <w:t>Все индексы созданы по типу B-</w:t>
-      </w:r>
-      <w:proofErr w:type="spellStart"/>
-      <w:r>
-        <w:t>tree</w:t>
-      </w:r>
-      <w:proofErr w:type="spellEnd"/>
-      <w:r>
-        <w:t>, который оптимален для диапазонных запросов и операций сравнения. Реализация</w:t>
+        <w:t>Все индексы созданы по типу B-tree, который оптимален для диапазонных запросов и операций сравнения. Реализация</w:t>
       </w:r>
       <w:r>
         <w:t xml:space="preserve"> индексов показана на рисунках 4 и</w:t>
@@ -5681,8 +4549,11 @@
         <w:pStyle w:val="a5"/>
       </w:pPr>
       <w:r>
+        <w:rPr>
+          <w:noProof/>
+        </w:rPr>
         <w:drawing>
-          <wp:inline distT="0" distB="0" distL="0" distR="0" wp14:anchorId="15C33CAB" wp14:editId="0515A6B7">
+          <wp:inline distT="0" distB="0" distL="0" distR="0" wp14:anchorId="788613A8" wp14:editId="4AAD1342">
             <wp:extent cx="5940425" cy="1494155"/>
             <wp:effectExtent l="0" t="0" r="3175" b="0"/>
             <wp:docPr id="1" name="Рисунок 1"/>
@@ -5742,8 +4613,11 @@
         <w:pStyle w:val="a5"/>
       </w:pPr>
       <w:r>
+        <w:rPr>
+          <w:noProof/>
+        </w:rPr>
         <w:drawing>
-          <wp:inline distT="0" distB="0" distL="0" distR="0" wp14:anchorId="4A60F21C" wp14:editId="7E89A5DD">
+          <wp:inline distT="0" distB="0" distL="0" distR="0" wp14:anchorId="6CC8B54C" wp14:editId="6AE01B25">
             <wp:extent cx="5906324" cy="3067478"/>
             <wp:effectExtent l="0" t="0" r="0" b="0"/>
             <wp:docPr id="2" name="Рисунок 2"/>
@@ -5815,14 +4689,12 @@
       <w:r>
         <w:t xml:space="preserve">Результат заполнения таблицы </w:t>
       </w:r>
-      <w:proofErr w:type="spellStart"/>
       <w:r>
         <w:rPr>
           <w:i/>
         </w:rPr>
         <w:t>clients</w:t>
       </w:r>
-      <w:proofErr w:type="spellEnd"/>
       <w:r>
         <w:t xml:space="preserve"> показан на рисунке 6.</w:t>
       </w:r>
@@ -5832,8 +4704,11 @@
         <w:pStyle w:val="a5"/>
       </w:pPr>
       <w:r>
+        <w:rPr>
+          <w:noProof/>
+        </w:rPr>
         <w:drawing>
-          <wp:inline distT="0" distB="0" distL="0" distR="0" wp14:anchorId="38343F31" wp14:editId="4BF48FB9">
+          <wp:inline distT="0" distB="0" distL="0" distR="0" wp14:anchorId="327E4212" wp14:editId="30B9681C">
             <wp:extent cx="5940425" cy="3406140"/>
             <wp:effectExtent l="0" t="0" r="3175" b="3810"/>
             <wp:docPr id="3" name="Рисунок 3"/>
@@ -5877,15 +4752,7 @@
         <w:t xml:space="preserve">Рисунок 6. – </w:t>
       </w:r>
       <w:r>
-        <w:t xml:space="preserve">Таблица </w:t>
-      </w:r>
-      <w:proofErr w:type="spellStart"/>
-      <w:r>
-        <w:t>clients</w:t>
-      </w:r>
-      <w:proofErr w:type="spellEnd"/>
-      <w:r>
-        <w:t xml:space="preserve"> с тестовыми данными</w:t>
+        <w:t>Таблица clients с тестовыми данными</w:t>
       </w:r>
       <w:r>
         <w:softHyphen/>
@@ -5932,9 +4799,6 @@
         <w:pStyle w:val="3"/>
       </w:pPr>
       <w:r>
-        <w:rPr>
-          <w:lang w:val="en-US"/>
-        </w:rPr>
         <w:t xml:space="preserve">6.1.1. </w:t>
       </w:r>
       <w:r>
@@ -5954,15 +4818,7 @@
         <w:t xml:space="preserve">: </w:t>
       </w:r>
       <w:r>
-        <w:t xml:space="preserve">Сформировать список всех клиентов-физических лиц для отправки индивидуальных сообщений о новых тарифах или изменениях в обслуживании. Запрос обращается к таблице </w:t>
-      </w:r>
-      <w:proofErr w:type="spellStart"/>
-      <w:r>
-        <w:t>clients</w:t>
-      </w:r>
-      <w:proofErr w:type="spellEnd"/>
-      <w:r>
-        <w:t xml:space="preserve"> и выбирает идентификационные и контактные данные клиентов, чей тип соответствует "Физическое лицо". Результат упорядочен по алфавиту для удобства обработки.</w:t>
+        <w:t>Сформировать список всех клиентов-физических лиц для отправки индивидуальных сообщений о новых тарифах или изменениях в обслуживании. Запрос обращается к таблице clients и выбирает идентификационные и контактные данные клиентов, чей тип соответствует "Физическое лицо". Результат упорядочен по алфавиту для удобства обработки.</w:t>
       </w:r>
     </w:p>
     <w:p>
@@ -5981,8 +4837,11 @@
         <w:pStyle w:val="a5"/>
       </w:pPr>
       <w:r>
+        <w:rPr>
+          <w:noProof/>
+        </w:rPr>
         <w:drawing>
-          <wp:inline distT="0" distB="0" distL="0" distR="0" wp14:anchorId="1945EA16" wp14:editId="460F3D57">
+          <wp:inline distT="0" distB="0" distL="0" distR="0" wp14:anchorId="53DBBD28" wp14:editId="2FF49035">
             <wp:extent cx="5940425" cy="3047365"/>
             <wp:effectExtent l="0" t="0" r="3175" b="635"/>
             <wp:docPr id="4" name="Рисунок 4"/>
@@ -6077,8 +4936,11 @@
         <w:pStyle w:val="a5"/>
       </w:pPr>
       <w:r>
+        <w:rPr>
+          <w:noProof/>
+        </w:rPr>
         <w:drawing>
-          <wp:inline distT="0" distB="0" distL="0" distR="0" wp14:anchorId="1DF1CFC7" wp14:editId="7987E7C9">
+          <wp:inline distT="0" distB="0" distL="0" distR="0" wp14:anchorId="544D1193" wp14:editId="2BA829D1">
             <wp:extent cx="4553585" cy="2524477"/>
             <wp:effectExtent l="0" t="0" r="0" b="9525"/>
             <wp:docPr id="5" name="Рисунок 5"/>
@@ -6133,23 +4995,7 @@
         <w:t>Цель запроса</w:t>
       </w:r>
       <w:r>
-        <w:t xml:space="preserve">: Выявить всех клиентов, которые могут получать документы в электронном формате — юридических лиц и клиентов с указанным </w:t>
-      </w:r>
-      <w:proofErr w:type="spellStart"/>
-      <w:r>
-        <w:t>email</w:t>
-      </w:r>
-      <w:proofErr w:type="spellEnd"/>
-      <w:r>
-        <w:t xml:space="preserve">-адресом. Запрос использует оператор LIKE для поиска символа "@" в контактных данных и условие OR для включения всех юридических лиц независимо от наличия </w:t>
-      </w:r>
-      <w:proofErr w:type="spellStart"/>
-      <w:r>
-        <w:t>email</w:t>
-      </w:r>
-      <w:proofErr w:type="spellEnd"/>
-      <w:r>
-        <w:t>.</w:t>
+        <w:t>: Выявить всех клиентов, которые могут получать документы в электронном формате — юридических лиц и клиентов с указанным email-адресом. Запрос использует оператор LIKE для поиска символа "@" в контактных данных и условие OR для включения всех юридических лиц независимо от наличия email.</w:t>
       </w:r>
     </w:p>
     <w:p>
@@ -6166,8 +5012,11 @@
         <w:pStyle w:val="a5"/>
       </w:pPr>
       <w:r>
+        <w:rPr>
+          <w:noProof/>
+        </w:rPr>
         <w:drawing>
-          <wp:inline distT="0" distB="0" distL="0" distR="0" wp14:anchorId="270AE741" wp14:editId="59C62E96">
+          <wp:inline distT="0" distB="0" distL="0" distR="0" wp14:anchorId="6D59029A" wp14:editId="0AC5B952">
             <wp:extent cx="5792008" cy="1905266"/>
             <wp:effectExtent l="0" t="0" r="0" b="0"/>
             <wp:docPr id="6" name="Рисунок 6"/>
@@ -6231,23 +5080,7 @@
         <w:t>Цель запроса</w:t>
       </w:r>
       <w:r>
-        <w:t xml:space="preserve">: Найти все приборы учёта, установленные после 1 июля 2023 года и привязанные к активным договорам без срока окончания. Запрос объединяет таблицы </w:t>
-      </w:r>
-      <w:proofErr w:type="spellStart"/>
-      <w:r>
-        <w:t>meters</w:t>
-      </w:r>
-      <w:proofErr w:type="spellEnd"/>
-      <w:r>
-        <w:t xml:space="preserve"> и </w:t>
-      </w:r>
-      <w:proofErr w:type="spellStart"/>
-      <w:r>
-        <w:t>contracts</w:t>
-      </w:r>
-      <w:proofErr w:type="spellEnd"/>
-      <w:r>
-        <w:t xml:space="preserve"> для получения полной информации о новых счётчиках, что важно для планирования поверок и технического обслуживания</w:t>
+        <w:t>: Найти все приборы учёта, установленные после 1 июля 2023 года и привязанные к активным договорам без срока окончания. Запрос объединяет таблицы meters и contracts для получения полной информации о новых счётчиках, что важно для планирования поверок и технического обслуживания</w:t>
       </w:r>
       <w:r>
         <w:t xml:space="preserve"> (рис. 10)</w:t>
@@ -6261,8 +5094,11 @@
         <w:pStyle w:val="a5"/>
       </w:pPr>
       <w:r>
+        <w:rPr>
+          <w:noProof/>
+        </w:rPr>
         <w:drawing>
-          <wp:inline distT="0" distB="0" distL="0" distR="0" wp14:anchorId="05DD288E" wp14:editId="0A2B69B0">
+          <wp:inline distT="0" distB="0" distL="0" distR="0" wp14:anchorId="5E633D81" wp14:editId="203B58FA">
             <wp:extent cx="5401429" cy="1476581"/>
             <wp:effectExtent l="0" t="0" r="8890" b="9525"/>
             <wp:docPr id="7" name="Рисунок 7"/>
@@ -6328,39 +5164,7 @@
         <w:t>Цель запроса</w:t>
       </w:r>
       <w:r>
-        <w:t>: Сформировать подробный отчёт о всех начислениях за январь 2024 года с указанием клиента, услуги, договора, периода, расхода, суммы и фактического тарифа. Запрос объединяет четыре таблицы (</w:t>
-      </w:r>
-      <w:proofErr w:type="spellStart"/>
-      <w:r>
-        <w:t>accruals</w:t>
-      </w:r>
-      <w:proofErr w:type="spellEnd"/>
-      <w:r>
-        <w:t xml:space="preserve">, </w:t>
-      </w:r>
-      <w:proofErr w:type="spellStart"/>
-      <w:r>
-        <w:t>contracts</w:t>
-      </w:r>
-      <w:proofErr w:type="spellEnd"/>
-      <w:r>
-        <w:t xml:space="preserve">, </w:t>
-      </w:r>
-      <w:proofErr w:type="spellStart"/>
-      <w:r>
-        <w:t>clients</w:t>
-      </w:r>
-      <w:proofErr w:type="spellEnd"/>
-      <w:r>
-        <w:t xml:space="preserve">, </w:t>
-      </w:r>
-      <w:proofErr w:type="spellStart"/>
-      <w:r>
-        <w:t>services</w:t>
-      </w:r>
-      <w:proofErr w:type="spellEnd"/>
-      <w:r>
-        <w:t>) и включает вычисляемое поле для определения реального тарифа из суммы начисления.</w:t>
+        <w:t>: Сформировать подробный отчёт о всех начислениях за январь 2024 года с указанием клиента, услуги, договора, периода, расхода, суммы и фактического тарифа. Запрос объединяет четыре таблицы (accruals, contracts, clients, services) и включает вычисляемое поле для определения реального тарифа из суммы начисления.</w:t>
       </w:r>
     </w:p>
     <w:p>
@@ -6384,7 +5188,7 @@
           <w:lang w:eastAsia="ru-RU"/>
         </w:rPr>
         <w:drawing>
-          <wp:inline distT="0" distB="0" distL="0" distR="0" wp14:anchorId="310A59DB" wp14:editId="1D50A164">
+          <wp:inline distT="0" distB="0" distL="0" distR="0" wp14:anchorId="1FD143DE" wp14:editId="3A255558">
             <wp:extent cx="5940425" cy="1982470"/>
             <wp:effectExtent l="0" t="0" r="3175" b="0"/>
             <wp:docPr id="8" name="Рисунок 8"/>
@@ -6450,23 +5254,7 @@
         <w:t>Цель запроса</w:t>
       </w:r>
       <w:r>
-        <w:t xml:space="preserve">: Изучить платёжное поведение клиентов в начале 2024 года, сфокусировавшись на операциях, выполненных наличными средствами или банковской картой, исключая банковские переводы. Запрос объединяет таблицы </w:t>
-      </w:r>
-      <w:proofErr w:type="spellStart"/>
-      <w:r>
-        <w:t>payments</w:t>
-      </w:r>
-      <w:proofErr w:type="spellEnd"/>
-      <w:r>
-        <w:t xml:space="preserve"> и </w:t>
-      </w:r>
-      <w:proofErr w:type="spellStart"/>
-      <w:r>
-        <w:t>clients</w:t>
-      </w:r>
-      <w:proofErr w:type="spellEnd"/>
-      <w:r>
-        <w:t xml:space="preserve"> для получения информации о плательщике и использует составное условие с операторами OR, AND и NOT IN.</w:t>
+        <w:t>: Изучить платёжное поведение клиентов в начале 2024 года, сфокусировавшись на операциях, выполненных наличными средствами или банковской картой, исключая банковские переводы. Запрос объединяет таблицы payments и clients для получения информации о плательщике и использует составное условие с операторами OR, AND и NOT IN.</w:t>
       </w:r>
     </w:p>
     <w:p>
@@ -6486,8 +5274,11 @@
         <w:pStyle w:val="a5"/>
       </w:pPr>
       <w:r>
+        <w:rPr>
+          <w:noProof/>
+        </w:rPr>
         <w:drawing>
-          <wp:inline distT="0" distB="0" distL="0" distR="0" wp14:anchorId="0951F6A5" wp14:editId="2E88F5F7">
+          <wp:inline distT="0" distB="0" distL="0" distR="0" wp14:anchorId="4547E590" wp14:editId="723EA1EC">
             <wp:extent cx="5940425" cy="2913380"/>
             <wp:effectExtent l="0" t="0" r="3175" b="1270"/>
             <wp:docPr id="9" name="Рисунок 9"/>
@@ -6561,9 +5352,12 @@
         <w:pStyle w:val="a5"/>
       </w:pPr>
       <w:r>
+        <w:rPr>
+          <w:noProof/>
+        </w:rPr>
         <w:lastRenderedPageBreak/>
         <w:drawing>
-          <wp:inline distT="0" distB="0" distL="0" distR="0" wp14:anchorId="799439A6" wp14:editId="519557EB">
+          <wp:inline distT="0" distB="0" distL="0" distR="0" wp14:anchorId="67D6C80D" wp14:editId="35C59B86">
             <wp:extent cx="5940425" cy="2714625"/>
             <wp:effectExtent l="0" t="0" r="3175" b="9525"/>
             <wp:docPr id="10" name="Рисунок 10"/>
@@ -6637,8 +5431,11 @@
         <w:pStyle w:val="a5"/>
       </w:pPr>
       <w:r>
+        <w:rPr>
+          <w:noProof/>
+        </w:rPr>
         <w:drawing>
-          <wp:inline distT="0" distB="0" distL="0" distR="0" wp14:anchorId="04F700A0" wp14:editId="36EB2B0A">
+          <wp:inline distT="0" distB="0" distL="0" distR="0" wp14:anchorId="78EC46BB" wp14:editId="1B627915">
             <wp:extent cx="5744377" cy="1228896"/>
             <wp:effectExtent l="0" t="0" r="8890" b="9525"/>
             <wp:docPr id="11" name="Рисунок 11"/>
@@ -6713,8 +5510,11 @@
         <w:pStyle w:val="a5"/>
       </w:pPr>
       <w:r>
+        <w:rPr>
+          <w:noProof/>
+        </w:rPr>
         <w:drawing>
-          <wp:inline distT="0" distB="0" distL="0" distR="0" wp14:anchorId="3A771676" wp14:editId="097B129C">
+          <wp:inline distT="0" distB="0" distL="0" distR="0" wp14:anchorId="2BCBEBED" wp14:editId="4926C002">
             <wp:extent cx="4906060" cy="1629002"/>
             <wp:effectExtent l="0" t="0" r="8890" b="9525"/>
             <wp:docPr id="12" name="Рисунок 12"/>
@@ -6792,9 +5592,12 @@
         <w:pStyle w:val="a5"/>
       </w:pPr>
       <w:r>
+        <w:rPr>
+          <w:noProof/>
+        </w:rPr>
         <w:lastRenderedPageBreak/>
         <w:drawing>
-          <wp:inline distT="0" distB="0" distL="0" distR="0" wp14:anchorId="10248305" wp14:editId="76BF1C1D">
+          <wp:inline distT="0" distB="0" distL="0" distR="0" wp14:anchorId="6EA0EF8E" wp14:editId="2F130AD4">
             <wp:extent cx="5940425" cy="3156585"/>
             <wp:effectExtent l="0" t="0" r="3175" b="5715"/>
             <wp:docPr id="13" name="Рисунок 13"/>
@@ -6868,9 +5671,12 @@
         <w:pStyle w:val="a5"/>
       </w:pPr>
       <w:r>
+        <w:rPr>
+          <w:noProof/>
+        </w:rPr>
         <w:lastRenderedPageBreak/>
         <w:drawing>
-          <wp:inline distT="0" distB="0" distL="0" distR="0" wp14:anchorId="080DC3F1" wp14:editId="0E284156">
+          <wp:inline distT="0" distB="0" distL="0" distR="0" wp14:anchorId="089344C1" wp14:editId="14C15C82">
             <wp:extent cx="5439534" cy="4058216"/>
             <wp:effectExtent l="0" t="0" r="8890" b="0"/>
             <wp:docPr id="14" name="Рисунок 14"/>
@@ -6933,15 +5739,7 @@
         <w:t>Цель запроса</w:t>
       </w:r>
       <w:r>
-        <w:t xml:space="preserve">: Проанализировать платёжную дисциплину клиентов, построив рейтинг по общей сумме внесённых платежей за 2024 год. Запрос использует оконную функцию </w:t>
-      </w:r>
-      <w:proofErr w:type="gramStart"/>
-      <w:r>
-        <w:t>RANK(</w:t>
-      </w:r>
-      <w:proofErr w:type="gramEnd"/>
-      <w:r>
-        <w:t>) для присвоения места в рейтинге и вычисляет долю каждого клиента в общей сумме платежей с использованием оконной агрегации.</w:t>
+        <w:t>: Проанализировать платёжную дисциплину клиентов, построив рейтинг по общей сумме внесённых платежей за 2024 год. Запрос использует оконную функцию RANK() для присвоения места в рейтинге и вычисляет долю каждого клиента в общей сумме платежей с использованием оконной агрегации.</w:t>
       </w:r>
     </w:p>
     <w:p>
@@ -6960,9 +5758,12 @@
         <w:pStyle w:val="a5"/>
       </w:pPr>
       <w:r>
+        <w:rPr>
+          <w:noProof/>
+        </w:rPr>
         <w:lastRenderedPageBreak/>
         <w:drawing>
-          <wp:inline distT="0" distB="0" distL="0" distR="0" wp14:anchorId="15407A21" wp14:editId="40FB8A8C">
+          <wp:inline distT="0" distB="0" distL="0" distR="0" wp14:anchorId="5906AA23" wp14:editId="6FB9E26B">
             <wp:extent cx="5940425" cy="2073275"/>
             <wp:effectExtent l="0" t="0" r="3175" b="3175"/>
             <wp:docPr id="15" name="Рисунок 15"/>
@@ -7017,15 +5818,7 @@
         <w:t>Цель запроса</w:t>
       </w:r>
       <w:r>
-        <w:t xml:space="preserve">: Изучить динамику начислений по каждому договору за 2024 год с расчётом накопительного итога и среднего значения. Запрос применяет оконную функцию </w:t>
-      </w:r>
-      <w:proofErr w:type="gramStart"/>
-      <w:r>
-        <w:t>SUM(</w:t>
-      </w:r>
-      <w:proofErr w:type="gramEnd"/>
-      <w:r>
-        <w:t>) OVER() с секционированием по договору и упорядочением по периоду для вычисления кумулятивной суммы, а также AVG() OVER() для определения среднего начисления.</w:t>
+        <w:t>: Изучить динамику начислений по каждому договору за 2024 год с расчётом накопительного итога и среднего значения. Запрос применяет оконную функцию SUM() OVER() с секционированием по договору и упорядочением по периоду для вычисления кумулятивной суммы, а также AVG() OVER() для определения среднего начисления.</w:t>
       </w:r>
     </w:p>
     <w:p>
@@ -7044,9 +5837,12 @@
         <w:pStyle w:val="a5"/>
       </w:pPr>
       <w:r>
+        <w:rPr>
+          <w:noProof/>
+        </w:rPr>
         <w:lastRenderedPageBreak/>
         <w:drawing>
-          <wp:inline distT="0" distB="0" distL="0" distR="0" wp14:anchorId="4E92648F" wp14:editId="188E0328">
+          <wp:inline distT="0" distB="0" distL="0" distR="0" wp14:anchorId="49301DAE" wp14:editId="55EF6AF6">
             <wp:extent cx="5940425" cy="5265420"/>
             <wp:effectExtent l="0" t="0" r="3175" b="0"/>
             <wp:docPr id="16" name="Рисунок 16"/>
@@ -7104,15 +5900,7 @@
         <w:t>:</w:t>
       </w:r>
       <w:r>
-        <w:t xml:space="preserve"> Оценить изменение потребления коммунальных услуг от периода к периоду с расчётом процентного изменения. Запрос использует оконную функцию </w:t>
-      </w:r>
-      <w:proofErr w:type="gramStart"/>
-      <w:r>
-        <w:t>LAG(</w:t>
-      </w:r>
-      <w:proofErr w:type="gramEnd"/>
-      <w:r>
-        <w:t>) для получения значения предыдущего периода и вычисляет процентное изменение текущего расхода относительно предыдущего.</w:t>
+        <w:t xml:space="preserve"> Оценить изменение потребления коммунальных услуг от периода к периоду с расчётом процентного изменения. Запрос использует оконную функцию LAG() для получения значения предыдущего периода и вычисляет процентное изменение текущего расхода относительно предыдущего.</w:t>
       </w:r>
       <w:r>
         <w:t xml:space="preserve"> </w:t>
@@ -7128,9 +5916,12 @@
         <w:pStyle w:val="a5"/>
       </w:pPr>
       <w:r>
+        <w:rPr>
+          <w:noProof/>
+        </w:rPr>
         <w:lastRenderedPageBreak/>
         <w:drawing>
-          <wp:inline distT="0" distB="0" distL="0" distR="0" wp14:anchorId="0425E724" wp14:editId="575A3BCA">
+          <wp:inline distT="0" distB="0" distL="0" distR="0" wp14:anchorId="5CE73589" wp14:editId="2CFD9E44">
             <wp:extent cx="5940425" cy="6598920"/>
             <wp:effectExtent l="0" t="0" r="3175" b="0"/>
             <wp:docPr id="17" name="Рисунок 17"/>
@@ -7171,10 +5962,7 @@
         <w:pStyle w:val="a5"/>
       </w:pPr>
       <w:r>
-        <w:t>Рисунок 20</w:t>
-      </w:r>
-      <w:r>
-        <w:t xml:space="preserve"> – Результат выполнения запроса</w:t>
+        <w:t>Рисунок 20 – Результат выполнения запроса</w:t>
       </w:r>
     </w:p>
     <w:p/>
@@ -7216,8 +6004,11 @@
         <w:pStyle w:val="a5"/>
       </w:pPr>
       <w:r>
+        <w:rPr>
+          <w:noProof/>
+        </w:rPr>
         <w:drawing>
-          <wp:inline distT="0" distB="0" distL="0" distR="0" wp14:anchorId="280BA081" wp14:editId="4D03857C">
+          <wp:inline distT="0" distB="0" distL="0" distR="0" wp14:anchorId="18AD53D9" wp14:editId="4C7667B3">
             <wp:extent cx="5940425" cy="2266315"/>
             <wp:effectExtent l="0" t="0" r="3175" b="635"/>
             <wp:docPr id="18" name="Рисунок 18"/>
@@ -7258,10 +6049,7 @@
         <w:pStyle w:val="a5"/>
       </w:pPr>
       <w:r>
-        <w:t>Рисунок 21</w:t>
-      </w:r>
-      <w:r>
-        <w:t xml:space="preserve"> – Результат выполнения запроса</w:t>
+        <w:t>Рисунок 21 – Результат выполнения запроса</w:t>
       </w:r>
     </w:p>
     <w:p/>
@@ -7298,8 +6086,11 @@
         <w:pStyle w:val="a5"/>
       </w:pPr>
       <w:r>
+        <w:rPr>
+          <w:noProof/>
+        </w:rPr>
         <w:drawing>
-          <wp:inline distT="0" distB="0" distL="0" distR="0" wp14:anchorId="67FB0460" wp14:editId="44D2B0FB">
+          <wp:inline distT="0" distB="0" distL="0" distR="0" wp14:anchorId="75751CE2" wp14:editId="28E208A8">
             <wp:extent cx="5940425" cy="476250"/>
             <wp:effectExtent l="0" t="0" r="3175" b="0"/>
             <wp:docPr id="19" name="Рисунок 19"/>
@@ -7340,10 +6131,7 @@
         <w:pStyle w:val="a5"/>
       </w:pPr>
       <w:r>
-        <w:t>Рисунок 22</w:t>
-      </w:r>
-      <w:r>
-        <w:t xml:space="preserve"> – Результат выполнения запроса</w:t>
+        <w:t>Рисунок 22 – Результат выполнения запроса</w:t>
       </w:r>
     </w:p>
     <w:p/>
@@ -7365,18 +6153,7 @@
         <w:t>Цель запроса</w:t>
       </w:r>
       <w:r>
-        <w:t>:</w:t>
-      </w:r>
-      <w:r>
-        <w:t xml:space="preserve"> Сформировать сводный отчёт о начислениях за 2024 год с группировкой по видам услуг для анализа структуры доходов. Запрос использует агрегатные функции </w:t>
-      </w:r>
-      <w:proofErr w:type="gramStart"/>
-      <w:r>
-        <w:t>COUNT(</w:t>
-      </w:r>
-      <w:proofErr w:type="gramEnd"/>
-      <w:r>
-        <w:t>), SUM(), AVG(), MAX() и сортировку по убыванию общей суммы для выделения наиболее значимых услуг.</w:t>
+        <w:t>: Сформировать сводный отчёт о начислениях за 2024 год с группировкой по видам услуг для анализа структуры доходов. Запрос использует агрегатные функции COUNT(), SUM(), AVG(), MAX() и сортировку по убыванию общей суммы для выделения наиболее значимых услуг.</w:t>
       </w:r>
     </w:p>
     <w:p>
@@ -7395,8 +6172,11 @@
         <w:pStyle w:val="a5"/>
       </w:pPr>
       <w:r>
+        <w:rPr>
+          <w:noProof/>
+        </w:rPr>
         <w:drawing>
-          <wp:inline distT="0" distB="0" distL="0" distR="0" wp14:anchorId="25EB35ED" wp14:editId="165C3778">
+          <wp:inline distT="0" distB="0" distL="0" distR="0" wp14:anchorId="0272E6EF" wp14:editId="0D120065">
             <wp:extent cx="5940425" cy="576580"/>
             <wp:effectExtent l="0" t="0" r="3175" b="0"/>
             <wp:docPr id="20" name="Рисунок 20"/>
@@ -7437,13 +6217,7 @@
         <w:pStyle w:val="a5"/>
       </w:pPr>
       <w:r>
-        <w:t>Рисунок 2</w:t>
-      </w:r>
-      <w:r>
-        <w:t>3</w:t>
-      </w:r>
-      <w:r>
-        <w:t xml:space="preserve"> – Результат выполнения запроса</w:t>
+        <w:t>Рисунок 23 – Результат выполнения запроса</w:t>
       </w:r>
     </w:p>
     <w:p/>
@@ -7458,10 +6232,7 @@
         <w:t>Цель запроса</w:t>
       </w:r>
       <w:r>
-        <w:t>:</w:t>
-      </w:r>
-      <w:r>
-        <w:t xml:space="preserve"> Провести детальный анализ платёжного поведения клиентов с группировкой по типу клиента, месяцу и способу оплаты. Запрос включает сложное условие HAVING для фильтрации значимых групп и многоуровневую сортировку по четырём критериям для структурированного представления данных.</w:t>
+        <w:t>: Провести детальный анализ платёжного поведения клиентов с группировкой по типу клиента, месяцу и способу оплаты. Запрос включает сложное условие HAVING для фильтрации значимых групп и многоуровневую сортировку по четырём критериям для структурированного представления данных.</w:t>
       </w:r>
     </w:p>
     <w:p>
@@ -7480,8 +6251,11 @@
         <w:pStyle w:val="a5"/>
       </w:pPr>
       <w:r>
+        <w:rPr>
+          <w:noProof/>
+        </w:rPr>
         <w:drawing>
-          <wp:inline distT="0" distB="0" distL="0" distR="0" wp14:anchorId="1E691003" wp14:editId="5956F415">
+          <wp:inline distT="0" distB="0" distL="0" distR="0" wp14:anchorId="06A5E48F" wp14:editId="253DFF75">
             <wp:extent cx="5940425" cy="937260"/>
             <wp:effectExtent l="0" t="0" r="3175" b="0"/>
             <wp:docPr id="21" name="Рисунок 21"/>
@@ -7522,13 +6296,7 @@
         <w:pStyle w:val="a5"/>
       </w:pPr>
       <w:r>
-        <w:t>Рисунок 2</w:t>
-      </w:r>
-      <w:r>
-        <w:t>4</w:t>
-      </w:r>
-      <w:r>
-        <w:t xml:space="preserve"> – Результат выполнения запроса</w:t>
+        <w:t>Рисунок 24 – Результат выполнения запроса</w:t>
       </w:r>
     </w:p>
     <w:p/>
@@ -7570,9 +6338,12 @@
         <w:pStyle w:val="a5"/>
       </w:pPr>
       <w:r>
+        <w:rPr>
+          <w:noProof/>
+        </w:rPr>
         <w:lastRenderedPageBreak/>
         <w:drawing>
-          <wp:inline distT="0" distB="0" distL="0" distR="0" wp14:anchorId="7993BEA7" wp14:editId="4A09720C">
+          <wp:inline distT="0" distB="0" distL="0" distR="0" wp14:anchorId="567DFAF4" wp14:editId="3A115894">
             <wp:extent cx="5940425" cy="480060"/>
             <wp:effectExtent l="0" t="0" r="3175" b="0"/>
             <wp:docPr id="22" name="Рисунок 22"/>
@@ -7613,13 +6384,7 @@
         <w:pStyle w:val="a5"/>
       </w:pPr>
       <w:r>
-        <w:t>Рисунок 2</w:t>
-      </w:r>
-      <w:r>
-        <w:t>5</w:t>
-      </w:r>
-      <w:r>
-        <w:t xml:space="preserve"> – Результат выполнения запроса</w:t>
+        <w:t>Рисунок 25 – Результат выполнения запроса</w:t>
       </w:r>
     </w:p>
     <w:p/>
@@ -7649,8 +6414,11 @@
         <w:pStyle w:val="a5"/>
       </w:pPr>
       <w:r>
+        <w:rPr>
+          <w:noProof/>
+        </w:rPr>
         <w:drawing>
-          <wp:inline distT="0" distB="0" distL="0" distR="0" wp14:anchorId="00CEACB5" wp14:editId="7B768130">
+          <wp:inline distT="0" distB="0" distL="0" distR="0" wp14:anchorId="467FFBDC" wp14:editId="36EDF573">
             <wp:extent cx="5940425" cy="1400810"/>
             <wp:effectExtent l="0" t="0" r="3175" b="8890"/>
             <wp:docPr id="23" name="Рисунок 23"/>
@@ -7691,13 +6459,7 @@
         <w:pStyle w:val="a5"/>
       </w:pPr>
       <w:r>
-        <w:t>Рисунок 2</w:t>
-      </w:r>
-      <w:r>
-        <w:t>6</w:t>
-      </w:r>
-      <w:r>
-        <w:t xml:space="preserve"> – Результат выполнения запроса</w:t>
+        <w:t>Рисунок 26 – Результат выполнения запроса</w:t>
       </w:r>
     </w:p>
     <w:p/>
@@ -7708,13 +6470,7 @@
     </w:p>
     <w:p>
       <w:r>
-        <w:t xml:space="preserve">Цель запроса: Сравнить общую сумму платежей каждого клиента </w:t>
-      </w:r>
-      <w:r>
-        <w:t>с платежами конкретного клиента</w:t>
-      </w:r>
-      <w:r>
-        <w:t xml:space="preserve"> для выявления клиентов с сопоставимой или превышающей платёжной активностью. Запрос использует подзапросы с операторами ANY и условные выражения для категоризации результатов сравнения.</w:t>
+        <w:t>Цель запроса: Сравнить общую сумму платежей каждого клиента с платежами конкретного клиента для выявления клиентов с сопоставимой или превышающей платёжной активностью. Запрос использует подзапросы с операторами ANY и условные выражения для категоризации результатов сравнения.</w:t>
       </w:r>
     </w:p>
     <w:p>
@@ -7737,8 +6493,11 @@
         <w:pStyle w:val="a5"/>
       </w:pPr>
       <w:r>
+        <w:rPr>
+          <w:noProof/>
+        </w:rPr>
         <w:drawing>
-          <wp:inline distT="0" distB="0" distL="0" distR="0" wp14:anchorId="40B9FDC2" wp14:editId="469292A5">
+          <wp:inline distT="0" distB="0" distL="0" distR="0" wp14:anchorId="61EDFE0A" wp14:editId="0237A77E">
             <wp:extent cx="5940425" cy="1546860"/>
             <wp:effectExtent l="0" t="0" r="3175" b="0"/>
             <wp:docPr id="24" name="Рисунок 24"/>
@@ -7779,10 +6538,7 @@
         <w:pStyle w:val="a5"/>
       </w:pPr>
       <w:r>
-        <w:t>Рисунок 27</w:t>
-      </w:r>
-      <w:r>
-        <w:t xml:space="preserve"> – Результат выполнения запроса</w:t>
+        <w:t>Рисунок 27 – Результат выполнения запроса</w:t>
       </w:r>
     </w:p>
     <w:p/>
@@ -7812,8 +6568,11 @@
         <w:pStyle w:val="a5"/>
       </w:pPr>
       <w:r>
+        <w:rPr>
+          <w:noProof/>
+        </w:rPr>
         <w:drawing>
-          <wp:inline distT="0" distB="0" distL="0" distR="0" wp14:anchorId="22FED82A" wp14:editId="20B404DA">
+          <wp:inline distT="0" distB="0" distL="0" distR="0" wp14:anchorId="2C2148CB" wp14:editId="13F25A2F">
             <wp:extent cx="5940425" cy="1249680"/>
             <wp:effectExtent l="0" t="0" r="3175" b="7620"/>
             <wp:docPr id="25" name="Рисунок 25"/>
@@ -7854,10 +6613,7 @@
         <w:pStyle w:val="a5"/>
       </w:pPr>
       <w:r>
-        <w:t>Рисунок 28</w:t>
-      </w:r>
-      <w:r>
-        <w:t xml:space="preserve"> – Результат выполнения запроса</w:t>
+        <w:t>Рисунок 28 – Результат выполнения запроса</w:t>
       </w:r>
     </w:p>
     <w:p>
@@ -7901,8 +6657,11 @@
         <w:pStyle w:val="a5"/>
       </w:pPr>
       <w:r>
+        <w:rPr>
+          <w:noProof/>
+        </w:rPr>
         <w:drawing>
-          <wp:inline distT="0" distB="0" distL="0" distR="0" wp14:anchorId="077989C9" wp14:editId="4E907053">
+          <wp:inline distT="0" distB="0" distL="0" distR="0" wp14:anchorId="537A7DA9" wp14:editId="1D33AC44">
             <wp:extent cx="5940425" cy="1334770"/>
             <wp:effectExtent l="0" t="0" r="3175" b="0"/>
             <wp:docPr id="26" name="Рисунок 26"/>
@@ -7943,10 +6702,7 @@
         <w:pStyle w:val="a5"/>
       </w:pPr>
       <w:r>
-        <w:t>Рисунок 29</w:t>
-      </w:r>
-      <w:r>
-        <w:t xml:space="preserve"> – Результат выполнения запроса</w:t>
+        <w:t>Рисунок 29 – Результат выполнения запроса</w:t>
       </w:r>
     </w:p>
     <w:p>
@@ -7986,9 +6742,12 @@
         <w:pStyle w:val="a5"/>
       </w:pPr>
       <w:r>
+        <w:rPr>
+          <w:noProof/>
+        </w:rPr>
         <w:lastRenderedPageBreak/>
         <w:drawing>
-          <wp:inline distT="0" distB="0" distL="0" distR="0" wp14:anchorId="2E56ADC4" wp14:editId="66C371CB">
+          <wp:inline distT="0" distB="0" distL="0" distR="0" wp14:anchorId="62646772" wp14:editId="40E169D7">
             <wp:extent cx="5940425" cy="2927985"/>
             <wp:effectExtent l="0" t="0" r="3175" b="5715"/>
             <wp:docPr id="29" name="Рисунок 29"/>
@@ -8040,13 +6799,7 @@
     </w:p>
     <w:p>
       <w:r>
-        <w:t>Назначение: Фиксация расчётных данных начислений с присоединением актуальных на момент начисления тарифов. Представление обеспечивает неизменяемую историю для аудита и сверки</w:t>
-      </w:r>
-      <w:r>
-        <w:t xml:space="preserve"> (рис. 31)</w:t>
-      </w:r>
-      <w:r>
-        <w:t>.</w:t>
+        <w:t>Назначение: Фиксация расчётных данных начислений с присоединением актуальных на момент начисления тарифов. Представление обеспечивает неизменяемую историю для аудита и сверки (рис. 31).</w:t>
       </w:r>
     </w:p>
     <w:p>
@@ -8054,8 +6807,11 @@
         <w:pStyle w:val="a5"/>
       </w:pPr>
       <w:r>
+        <w:rPr>
+          <w:noProof/>
+        </w:rPr>
         <w:drawing>
-          <wp:inline distT="0" distB="0" distL="0" distR="0" wp14:anchorId="3D227255" wp14:editId="34851AB0">
+          <wp:inline distT="0" distB="0" distL="0" distR="0" wp14:anchorId="22A62663" wp14:editId="5B1B702A">
             <wp:extent cx="4545157" cy="3130385"/>
             <wp:effectExtent l="0" t="0" r="8255" b="0"/>
             <wp:docPr id="30" name="Рисунок 30"/>
@@ -8143,7 +6899,7 @@
           <w:lang w:eastAsia="ru-RU"/>
         </w:rPr>
         <w:drawing>
-          <wp:inline distT="0" distB="0" distL="0" distR="0" wp14:anchorId="12FC1651" wp14:editId="0CEE2EBC">
+          <wp:inline distT="0" distB="0" distL="0" distR="0" wp14:anchorId="46AAF10C" wp14:editId="26EE2184">
             <wp:extent cx="5940425" cy="6701790"/>
             <wp:effectExtent l="0" t="0" r="3175" b="3810"/>
             <wp:docPr id="27" name="Рисунок 27"/>
@@ -8221,8 +6977,11 @@
         <w:pStyle w:val="a5"/>
       </w:pPr>
       <w:r>
+        <w:rPr>
+          <w:noProof/>
+        </w:rPr>
         <w:drawing>
-          <wp:inline distT="0" distB="0" distL="0" distR="0" wp14:anchorId="7C1A905E" wp14:editId="41C1EB66">
+          <wp:inline distT="0" distB="0" distL="0" distR="0" wp14:anchorId="18889BB9" wp14:editId="4BCAC8B8">
             <wp:extent cx="5940425" cy="4725670"/>
             <wp:effectExtent l="0" t="0" r="3175" b="0"/>
             <wp:docPr id="28" name="Рисунок 28"/>
@@ -8319,11 +7078,12 @@
       </w:pPr>
       <w:r>
         <w:rPr>
+          <w:noProof/>
           <w:lang w:val="en-US"/>
         </w:rPr>
         <w:lastRenderedPageBreak/>
         <w:drawing>
-          <wp:inline distT="0" distB="0" distL="0" distR="0" wp14:anchorId="57B6C00D" wp14:editId="1B452F67">
+          <wp:inline distT="0" distB="0" distL="0" distR="0" wp14:anchorId="3D8323BE" wp14:editId="6AFF1540">
             <wp:extent cx="5439534" cy="7116168"/>
             <wp:effectExtent l="0" t="0" r="8890" b="8890"/>
             <wp:docPr id="31" name="Рисунок 31"/>
@@ -8399,16 +7159,7 @@
       </w:pPr>
       <w:r>
         <w:lastRenderedPageBreak/>
-        <w:t>7.</w:t>
-      </w:r>
-      <w:r>
-        <w:t>4</w:t>
-      </w:r>
-      <w:r>
-        <w:t xml:space="preserve">. Разработка </w:t>
-      </w:r>
-      <w:r>
-        <w:t>процедуры</w:t>
+        <w:t>7.4. Разработка процедуры</w:t>
       </w:r>
     </w:p>
     <w:p>
@@ -8437,7 +7188,7 @@
           <w:lang w:eastAsia="ru-RU"/>
         </w:rPr>
         <w:drawing>
-          <wp:inline distT="0" distB="0" distL="0" distR="0" wp14:anchorId="518A3F1D" wp14:editId="1CEF5E03">
+          <wp:inline distT="0" distB="0" distL="0" distR="0" wp14:anchorId="56DF214C" wp14:editId="490D53EC">
             <wp:extent cx="4874683" cy="6567054"/>
             <wp:effectExtent l="0" t="0" r="2540" b="5715"/>
             <wp:docPr id="32" name="Рисунок 32"/>
@@ -8497,15 +7248,7 @@
     </w:p>
     <w:p>
       <w:r>
-        <w:t>Назначение: Корректировка статуса начисления (Не оплачено / Частично оплачено / Оплачено) при каждом изменении в таблице распределения платежей (</w:t>
-      </w:r>
-      <w:proofErr w:type="spellStart"/>
-      <w:r>
-        <w:t>payment_allocations</w:t>
-      </w:r>
-      <w:proofErr w:type="spellEnd"/>
-      <w:r>
-        <w:t>)</w:t>
+        <w:t>Назначение: Корректировка статуса начисления (Не оплачено / Частично оплачено / Оплачено) при каждом изменении в таблице распределения платежей (payment_allocations)</w:t>
       </w:r>
       <w:r>
         <w:t xml:space="preserve"> (рис. 36)</w:t>
@@ -8519,8 +7262,11 @@
         <w:pStyle w:val="a5"/>
       </w:pPr>
       <w:r>
+        <w:rPr>
+          <w:noProof/>
+        </w:rPr>
         <w:drawing>
-          <wp:inline distT="0" distB="0" distL="0" distR="0" wp14:anchorId="76592B11" wp14:editId="193FFAA1">
+          <wp:inline distT="0" distB="0" distL="0" distR="0" wp14:anchorId="1F59737B" wp14:editId="45AFFAFE">
             <wp:extent cx="4782217" cy="4486901"/>
             <wp:effectExtent l="0" t="0" r="0" b="9525"/>
             <wp:docPr id="33" name="Рисунок 33"/>
@@ -8567,15 +7313,7 @@
     <w:p/>
     <w:p>
       <w:r>
-        <w:t xml:space="preserve">Триггер 2: </w:t>
-      </w:r>
-      <w:proofErr w:type="spellStart"/>
-      <w:r>
-        <w:t>Валидация</w:t>
-      </w:r>
-      <w:proofErr w:type="spellEnd"/>
-      <w:r>
-        <w:t xml:space="preserve"> показаний счётчика</w:t>
+        <w:t>Триггер 2: Валидация показаний счётчика</w:t>
       </w:r>
     </w:p>
     <w:p>
@@ -8593,11 +7331,12 @@
       </w:pPr>
       <w:r>
         <w:rPr>
+          <w:noProof/>
           <w:lang w:val="en-US"/>
         </w:rPr>
         <w:lastRenderedPageBreak/>
         <w:drawing>
-          <wp:inline distT="0" distB="0" distL="0" distR="0" wp14:anchorId="157F9306" wp14:editId="7F9E2287">
+          <wp:inline distT="0" distB="0" distL="0" distR="0" wp14:anchorId="0B3CBCCA" wp14:editId="3423550B">
             <wp:extent cx="5940425" cy="4199255"/>
             <wp:effectExtent l="0" t="0" r="3175" b="0"/>
             <wp:docPr id="35" name="Рисунок 35"/>
@@ -8641,10 +7380,7 @@
         <w:t>Рисунок 37 – Пример срабатывания триггера при попытке ввода некорректных показаний</w:t>
       </w:r>
     </w:p>
-    <w:p>
-      <w:bookmarkStart w:id="0" w:name="_GoBack"/>
-      <w:bookmarkEnd w:id="0"/>
-    </w:p>
+    <w:p/>
     <w:p/>
     <w:p/>
     <w:p/>
@@ -8659,7 +7395,7 @@
 </file>
 
 <file path=word/numbering.xml><?xml version="1.0" encoding="utf-8"?>
-<w:numbering xmlns:wpc="http://schemas.microsoft.com/office/word/2010/wordprocessingCanvas" xmlns:cx="http://schemas.microsoft.com/office/drawing/2014/chartex" xmlns:mc="http://schemas.openxmlformats.org/markup-compatibility/2006" xmlns:o="urn:schemas-microsoft-com:office:office" xmlns:r="http://schemas.openxmlformats.org/officeDocument/2006/relationships" xmlns:m="http://schemas.openxmlformats.org/officeDocument/2006/math" xmlns:v="urn:schemas-microsoft-com:vml" xmlns:wp14="http://schemas.microsoft.com/office/word/2010/wordprocessingDrawing" xmlns:wp="http://schemas.openxmlformats.org/drawingml/2006/wordprocessingDrawing" xmlns:w10="urn:schemas-microsoft-com:office:word" xmlns:w="http://schemas.openxmlformats.org/wordprocessingml/2006/main" xmlns:w14="http://schemas.microsoft.com/office/word/2010/wordml" xmlns:w15="http://schemas.microsoft.com/office/word/2012/wordml" xmlns:w16se="http://schemas.microsoft.com/office/word/2015/wordml/symex" xmlns:wpg="http://schemas.microsoft.com/office/word/2010/wordprocessingGroup" xmlns:wpi="http://schemas.microsoft.com/office/word/2010/wordprocessingInk" xmlns:wne="http://schemas.microsoft.com/office/word/2006/wordml" xmlns:wps="http://schemas.microsoft.com/office/word/2010/wordprocessingShape" mc:Ignorable="w14 w15 w16se wp14">
+<w:numbering xmlns:wpc="http://schemas.microsoft.com/office/word/2010/wordprocessingCanvas" xmlns:cx="http://schemas.microsoft.com/office/drawing/2014/chartex" xmlns:cx1="http://schemas.microsoft.com/office/drawing/2015/9/8/chartex" xmlns:cx2="http://schemas.microsoft.com/office/drawing/2015/10/21/chartex" xmlns:cx3="http://schemas.microsoft.com/office/drawing/2016/5/9/chartex" xmlns:cx4="http://schemas.microsoft.com/office/drawing/2016/5/10/chartex" xmlns:cx5="http://schemas.microsoft.com/office/drawing/2016/5/11/chartex" xmlns:cx6="http://schemas.microsoft.com/office/drawing/2016/5/12/chartex" xmlns:cx7="http://schemas.microsoft.com/office/drawing/2016/5/13/chartex" xmlns:cx8="http://schemas.microsoft.com/office/drawing/2016/5/14/chartex" xmlns:mc="http://schemas.openxmlformats.org/markup-compatibility/2006" xmlns:aink="http://schemas.microsoft.com/office/drawing/2016/ink" xmlns:am3d="http://schemas.microsoft.com/office/drawing/2017/model3d" xmlns:o="urn:schemas-microsoft-com:office:office" xmlns:oel="http://schemas.microsoft.com/office/2019/extlst" xmlns:r="http://schemas.openxmlformats.org/officeDocument/2006/relationships" xmlns:m="http://schemas.openxmlformats.org/officeDocument/2006/math" xmlns:v="urn:schemas-microsoft-com:vml" xmlns:wp14="http://schemas.microsoft.com/office/word/2010/wordprocessingDrawing" xmlns:wp="http://schemas.openxmlformats.org/drawingml/2006/wordprocessingDrawing" xmlns:w10="urn:schemas-microsoft-com:office:word" xmlns:w="http://schemas.openxmlformats.org/wordprocessingml/2006/main" xmlns:w14="http://schemas.microsoft.com/office/word/2010/wordml" xmlns:w15="http://schemas.microsoft.com/office/word/2012/wordml" xmlns:w16cex="http://schemas.microsoft.com/office/word/2018/wordml/cex" xmlns:w16cid="http://schemas.microsoft.com/office/word/2016/wordml/cid" xmlns:w16="http://schemas.microsoft.com/office/word/2018/wordml" xmlns:w16du="http://schemas.microsoft.com/office/word/2023/wordml/word16du" xmlns:w16sdtdh="http://schemas.microsoft.com/office/word/2020/wordml/sdtdatahash" xmlns:w16sdtfl="http://schemas.microsoft.com/office/word/2024/wordml/sdtformatlock" xmlns:w16se="http://schemas.microsoft.com/office/word/2015/wordml/symex" xmlns:wpg="http://schemas.microsoft.com/office/word/2010/wordprocessingGroup" xmlns:wpi="http://schemas.microsoft.com/office/word/2010/wordprocessingInk" xmlns:wne="http://schemas.microsoft.com/office/word/2006/wordml" xmlns:wps="http://schemas.microsoft.com/office/word/2010/wordprocessingShape" mc:Ignorable="w14 w15 w16se w16cid w16 w16cex w16sdtdh w16sdtfl w16du wp14">
   <w:abstractNum w:abstractNumId="0" w15:restartNumberingAfterBreak="0">
     <w:nsid w:val="038D7396"/>
     <w:multiLevelType w:val="hybridMultilevel"/>
@@ -11033,74 +9769,74 @@
       </w:rPr>
     </w:lvl>
   </w:abstractNum>
-  <w:num w:numId="1">
+  <w:num w:numId="1" w16cid:durableId="1890149081">
     <w:abstractNumId w:val="4"/>
   </w:num>
-  <w:num w:numId="2">
+  <w:num w:numId="2" w16cid:durableId="507138282">
     <w:abstractNumId w:val="17"/>
   </w:num>
-  <w:num w:numId="3">
+  <w:num w:numId="3" w16cid:durableId="1224953375">
     <w:abstractNumId w:val="8"/>
   </w:num>
-  <w:num w:numId="4">
+  <w:num w:numId="4" w16cid:durableId="808790661">
     <w:abstractNumId w:val="2"/>
   </w:num>
-  <w:num w:numId="5">
+  <w:num w:numId="5" w16cid:durableId="1007026619">
     <w:abstractNumId w:val="14"/>
   </w:num>
-  <w:num w:numId="6">
+  <w:num w:numId="6" w16cid:durableId="971593483">
     <w:abstractNumId w:val="16"/>
   </w:num>
-  <w:num w:numId="7">
+  <w:num w:numId="7" w16cid:durableId="2048213343">
     <w:abstractNumId w:val="15"/>
   </w:num>
-  <w:num w:numId="8">
+  <w:num w:numId="8" w16cid:durableId="1988437228">
     <w:abstractNumId w:val="1"/>
   </w:num>
-  <w:num w:numId="9">
+  <w:num w:numId="9" w16cid:durableId="2137094561">
     <w:abstractNumId w:val="20"/>
   </w:num>
-  <w:num w:numId="10">
+  <w:num w:numId="10" w16cid:durableId="175073707">
     <w:abstractNumId w:val="10"/>
   </w:num>
-  <w:num w:numId="11">
+  <w:num w:numId="11" w16cid:durableId="51345246">
     <w:abstractNumId w:val="12"/>
   </w:num>
-  <w:num w:numId="12">
+  <w:num w:numId="12" w16cid:durableId="643001630">
     <w:abstractNumId w:val="7"/>
   </w:num>
-  <w:num w:numId="13">
+  <w:num w:numId="13" w16cid:durableId="217134100">
     <w:abstractNumId w:val="9"/>
   </w:num>
-  <w:num w:numId="14">
+  <w:num w:numId="14" w16cid:durableId="41683927">
     <w:abstractNumId w:val="3"/>
   </w:num>
-  <w:num w:numId="15">
+  <w:num w:numId="15" w16cid:durableId="1110396424">
     <w:abstractNumId w:val="19"/>
   </w:num>
-  <w:num w:numId="16">
+  <w:num w:numId="16" w16cid:durableId="2024278135">
     <w:abstractNumId w:val="0"/>
   </w:num>
-  <w:num w:numId="17">
+  <w:num w:numId="17" w16cid:durableId="1224491019">
     <w:abstractNumId w:val="6"/>
   </w:num>
-  <w:num w:numId="18">
+  <w:num w:numId="18" w16cid:durableId="1575510644">
     <w:abstractNumId w:val="11"/>
   </w:num>
-  <w:num w:numId="19">
+  <w:num w:numId="19" w16cid:durableId="1027022720">
     <w:abstractNumId w:val="18"/>
   </w:num>
-  <w:num w:numId="20">
+  <w:num w:numId="20" w16cid:durableId="1890220832">
     <w:abstractNumId w:val="5"/>
   </w:num>
-  <w:num w:numId="21">
+  <w:num w:numId="21" w16cid:durableId="1440107639">
     <w:abstractNumId w:val="13"/>
   </w:num>
 </w:numbering>
 </file>
 
 <file path=word/styles.xml><?xml version="1.0" encoding="utf-8"?>
-<w:styles xmlns:mc="http://schemas.openxmlformats.org/markup-compatibility/2006" xmlns:r="http://schemas.openxmlformats.org/officeDocument/2006/relationships" xmlns:w="http://schemas.openxmlformats.org/wordprocessingml/2006/main" xmlns:w14="http://schemas.microsoft.com/office/word/2010/wordml" xmlns:w15="http://schemas.microsoft.com/office/word/2012/wordml" xmlns:w16se="http://schemas.microsoft.com/office/word/2015/wordml/symex" mc:Ignorable="w14 w15 w16se">
+<w:styles xmlns:mc="http://schemas.openxmlformats.org/markup-compatibility/2006" xmlns:r="http://schemas.openxmlformats.org/officeDocument/2006/relationships" xmlns:w="http://schemas.openxmlformats.org/wordprocessingml/2006/main" xmlns:w14="http://schemas.microsoft.com/office/word/2010/wordml" xmlns:w15="http://schemas.microsoft.com/office/word/2012/wordml" xmlns:w16cex="http://schemas.microsoft.com/office/word/2018/wordml/cex" xmlns:w16cid="http://schemas.microsoft.com/office/word/2016/wordml/cid" xmlns:w16="http://schemas.microsoft.com/office/word/2018/wordml" xmlns:w16du="http://schemas.microsoft.com/office/word/2023/wordml/word16du" xmlns:w16sdtdh="http://schemas.microsoft.com/office/word/2020/wordml/sdtdatahash" xmlns:w16sdtfl="http://schemas.microsoft.com/office/word/2024/wordml/sdtformatlock" xmlns:w16se="http://schemas.microsoft.com/office/word/2015/wordml/symex" mc:Ignorable="w14 w15 w16se w16cid w16 w16cex w16sdtdh w16sdtfl w16du">
   <w:docDefaults>
     <w:rPrDefault>
       <w:rPr>
@@ -11116,7 +9852,7 @@
       </w:pPr>
     </w:pPrDefault>
   </w:docDefaults>
-  <w:latentStyles w:defLockedState="0" w:defUIPriority="99" w:defSemiHidden="0" w:defUnhideWhenUsed="0" w:defQFormat="0" w:count="371">
+  <w:latentStyles w:defLockedState="0" w:defUIPriority="99" w:defSemiHidden="0" w:defUnhideWhenUsed="0" w:defQFormat="0" w:count="376">
     <w:lsdException w:name="Normal" w:uiPriority="0" w:qFormat="1"/>
     <w:lsdException w:name="heading 1" w:uiPriority="9" w:qFormat="1"/>
     <w:lsdException w:name="heading 2" w:semiHidden="1" w:uiPriority="9" w:unhideWhenUsed="1" w:qFormat="1"/>
@@ -11488,6 +10224,11 @@
     <w:lsdException w:name="List Table 5 Dark Accent 6" w:uiPriority="50"/>
     <w:lsdException w:name="List Table 6 Colorful Accent 6" w:uiPriority="51"/>
     <w:lsdException w:name="List Table 7 Colorful Accent 6" w:uiPriority="52"/>
+    <w:lsdException w:name="Mention" w:semiHidden="1" w:unhideWhenUsed="1"/>
+    <w:lsdException w:name="Smart Hyperlink" w:semiHidden="1" w:unhideWhenUsed="1"/>
+    <w:lsdException w:name="Hashtag" w:semiHidden="1" w:unhideWhenUsed="1"/>
+    <w:lsdException w:name="Unresolved Mention" w:semiHidden="1" w:unhideWhenUsed="1"/>
+    <w:lsdException w:name="Smart Link" w:semiHidden="1" w:unhideWhenUsed="1"/>
   </w:latentStyles>
   <w:style w:type="paragraph" w:default="1" w:styleId="a">
     <w:name w:val="Normal"/>
